--- a/test-corpus/corpus/generated/large2.docx
+++ b/test-corpus/corpus/generated/large2.docx
@@ -394,7 +394,7 @@
                       <a:solidFill>
                         <a:srgbClr val="D9E2F3"/>
                       </a:solidFill>
-                      <a:ln w="12700" cap="flat" cmpd="sng" algn="ctr">
+                      <a:ln w="3175" cap="flat" cmpd="sng" algn="ctr">
                         <a:solidFill>
                           <a:srgbClr val="2F5496"/>
                         </a:solidFill>
@@ -455,7 +455,7 @@
                       <a:solidFill>
                         <a:srgbClr val="D9E2F3"/>
                       </a:solidFill>
-                      <a:ln w="12700" cap="flat" cmpd="sng" algn="ctr">
+                      <a:ln w="3175" cap="flat" cmpd="sng" algn="ctr">
                         <a:solidFill>
                           <a:srgbClr val="2F5496"/>
                         </a:solidFill>
@@ -516,7 +516,7 @@
                       <a:solidFill>
                         <a:srgbClr val="D9E2F3"/>
                       </a:solidFill>
-                      <a:ln w="12700" cap="flat" cmpd="sng" algn="ctr">
+                      <a:ln w="3175" cap="flat" cmpd="sng" algn="ctr">
                         <a:solidFill>
                           <a:srgbClr val="2F5496"/>
                         </a:solidFill>
@@ -577,7 +577,7 @@
                       <a:solidFill>
                         <a:srgbClr val="D9E2F3"/>
                       </a:solidFill>
-                      <a:ln w="12700" cap="flat" cmpd="sng" algn="ctr">
+                      <a:ln w="3175" cap="flat" cmpd="sng" algn="ctr">
                         <a:solidFill>
                           <a:srgbClr val="2F5496"/>
                         </a:solidFill>
@@ -638,7 +638,7 @@
                       <a:solidFill>
                         <a:srgbClr val="D9E2F3"/>
                       </a:solidFill>
-                      <a:ln w="12700" cap="flat" cmpd="sng" algn="ctr">
+                      <a:ln w="3175" cap="flat" cmpd="sng" algn="ctr">
                         <a:solidFill>
                           <a:srgbClr val="2F5496"/>
                         </a:solidFill>
@@ -699,7 +699,7 @@
                       <a:solidFill>
                         <a:srgbClr val="D9E2F3"/>
                       </a:solidFill>
-                      <a:ln w="12700" cap="flat" cmpd="sng" algn="ctr">
+                      <a:ln w="3175" cap="flat" cmpd="sng" algn="ctr">
                         <a:solidFill>
                           <a:srgbClr val="2F5496"/>
                         </a:solidFill>
@@ -760,7 +760,7 @@
                       <a:solidFill>
                         <a:srgbClr val="D9E2F3"/>
                       </a:solidFill>
-                      <a:ln w="12700" cap="flat" cmpd="sng" algn="ctr">
+                      <a:ln w="3175" cap="flat" cmpd="sng" algn="ctr">
                         <a:solidFill>
                           <a:srgbClr val="2F5496"/>
                         </a:solidFill>
@@ -821,7 +821,7 @@
                       <a:solidFill>
                         <a:srgbClr val="D9E2F3"/>
                       </a:solidFill>
-                      <a:ln w="12700" cap="flat" cmpd="sng" algn="ctr">
+                      <a:ln w="3175" cap="flat" cmpd="sng" algn="ctr">
                         <a:solidFill>
                           <a:srgbClr val="2F5496"/>
                         </a:solidFill>
@@ -882,7 +882,7 @@
                       <a:solidFill>
                         <a:srgbClr val="D9E2F3"/>
                       </a:solidFill>
-                      <a:ln w="12700" cap="flat" cmpd="sng" algn="ctr">
+                      <a:ln w="3175" cap="flat" cmpd="sng" algn="ctr">
                         <a:solidFill>
                           <a:srgbClr val="2F5496"/>
                         </a:solidFill>
@@ -943,7 +943,7 @@
                       <a:solidFill>
                         <a:srgbClr val="D9E2F3"/>
                       </a:solidFill>
-                      <a:ln w="12700" cap="flat" cmpd="sng" algn="ctr">
+                      <a:ln w="3175" cap="flat" cmpd="sng" algn="ctr">
                         <a:solidFill>
                           <a:srgbClr val="2F5496"/>
                         </a:solidFill>
@@ -1004,7 +1004,7 @@
                       <a:solidFill>
                         <a:srgbClr val="D9E2F3"/>
                       </a:solidFill>
-                      <a:ln w="12700" cap="flat" cmpd="sng" algn="ctr">
+                      <a:ln w="3175" cap="flat" cmpd="sng" algn="ctr">
                         <a:solidFill>
                           <a:srgbClr val="2F5496"/>
                         </a:solidFill>
@@ -1065,7 +1065,7 @@
                       <a:solidFill>
                         <a:srgbClr val="D9E2F3"/>
                       </a:solidFill>
-                      <a:ln w="12700" cap="flat" cmpd="sng" algn="ctr">
+                      <a:ln w="3175" cap="flat" cmpd="sng" algn="ctr">
                         <a:solidFill>
                           <a:srgbClr val="2F5496"/>
                         </a:solidFill>
@@ -1126,7 +1126,7 @@
                       <a:solidFill>
                         <a:srgbClr val="D9E2F3"/>
                       </a:solidFill>
-                      <a:ln w="12700" cap="flat" cmpd="sng" algn="ctr">
+                      <a:ln w="3175" cap="flat" cmpd="sng" algn="ctr">
                         <a:solidFill>
                           <a:srgbClr val="2F5496"/>
                         </a:solidFill>
@@ -1187,7 +1187,7 @@
                       <a:solidFill>
                         <a:srgbClr val="D9E2F3"/>
                       </a:solidFill>
-                      <a:ln w="12700" cap="flat" cmpd="sng" algn="ctr">
+                      <a:ln w="3175" cap="flat" cmpd="sng" algn="ctr">
                         <a:solidFill>
                           <a:srgbClr val="2F5496"/>
                         </a:solidFill>
@@ -1248,7 +1248,7 @@
                       <a:solidFill>
                         <a:srgbClr val="D9E2F3"/>
                       </a:solidFill>
-                      <a:ln w="12700" cap="flat" cmpd="sng" algn="ctr">
+                      <a:ln w="3175" cap="flat" cmpd="sng" algn="ctr">
                         <a:solidFill>
                           <a:srgbClr val="2F5496"/>
                         </a:solidFill>
@@ -1309,7 +1309,7 @@
                       <a:solidFill>
                         <a:srgbClr val="D9E2F3"/>
                       </a:solidFill>
-                      <a:ln w="12700" cap="flat" cmpd="sng" algn="ctr">
+                      <a:ln w="3175" cap="flat" cmpd="sng" algn="ctr">
                         <a:solidFill>
                           <a:srgbClr val="2F5496"/>
                         </a:solidFill>
@@ -1370,7 +1370,7 @@
                       <a:solidFill>
                         <a:srgbClr val="D9E2F3"/>
                       </a:solidFill>
-                      <a:ln w="12700" cap="flat" cmpd="sng" algn="ctr">
+                      <a:ln w="3175" cap="flat" cmpd="sng" algn="ctr">
                         <a:solidFill>
                           <a:srgbClr val="2F5496"/>
                         </a:solidFill>
@@ -1431,7 +1431,7 @@
                       <a:solidFill>
                         <a:srgbClr val="D9E2F3"/>
                       </a:solidFill>
-                      <a:ln w="12700" cap="flat" cmpd="sng" algn="ctr">
+                      <a:ln w="3175" cap="flat" cmpd="sng" algn="ctr">
                         <a:solidFill>
                           <a:srgbClr val="2F5496"/>
                         </a:solidFill>
@@ -1492,7 +1492,7 @@
                       <a:solidFill>
                         <a:srgbClr val="D9E2F3"/>
                       </a:solidFill>
-                      <a:ln w="12700" cap="flat" cmpd="sng" algn="ctr">
+                      <a:ln w="3175" cap="flat" cmpd="sng" algn="ctr">
                         <a:solidFill>
                           <a:srgbClr val="2F5496"/>
                         </a:solidFill>
@@ -1553,7 +1553,7 @@
                       <a:solidFill>
                         <a:srgbClr val="D9E2F3"/>
                       </a:solidFill>
-                      <a:ln w="12700" cap="flat" cmpd="sng" algn="ctr">
+                      <a:ln w="3175" cap="flat" cmpd="sng" algn="ctr">
                         <a:solidFill>
                           <a:srgbClr val="2F5496"/>
                         </a:solidFill>
@@ -1614,7 +1614,7 @@
                       <a:solidFill>
                         <a:srgbClr val="D9E2F3"/>
                       </a:solidFill>
-                      <a:ln w="12700" cap="flat" cmpd="sng" algn="ctr">
+                      <a:ln w="3175" cap="flat" cmpd="sng" algn="ctr">
                         <a:solidFill>
                           <a:srgbClr val="2F5496"/>
                         </a:solidFill>
@@ -1675,7 +1675,7 @@
                       <a:solidFill>
                         <a:srgbClr val="D9E2F3"/>
                       </a:solidFill>
-                      <a:ln w="12700" cap="flat" cmpd="sng" algn="ctr">
+                      <a:ln w="3175" cap="flat" cmpd="sng" algn="ctr">
                         <a:solidFill>
                           <a:srgbClr val="2F5496"/>
                         </a:solidFill>
@@ -1736,7 +1736,7 @@
                       <a:solidFill>
                         <a:srgbClr val="D9E2F3"/>
                       </a:solidFill>
-                      <a:ln w="12700" cap="flat" cmpd="sng" algn="ctr">
+                      <a:ln w="3175" cap="flat" cmpd="sng" algn="ctr">
                         <a:solidFill>
                           <a:srgbClr val="2F5496"/>
                         </a:solidFill>
@@ -1797,7 +1797,7 @@
                       <a:solidFill>
                         <a:srgbClr val="D9E2F3"/>
                       </a:solidFill>
-                      <a:ln w="12700" cap="flat" cmpd="sng" algn="ctr">
+                      <a:ln w="3175" cap="flat" cmpd="sng" algn="ctr">
                         <a:solidFill>
                           <a:srgbClr val="2F5496"/>
                         </a:solidFill>
@@ -1858,7 +1858,7 @@
                       <a:prstGeom prst="line">
                         <a:avLst/>
                       </a:prstGeom>
-                      <a:ln w="12700" cap="flat" cmpd="sng" algn="ctr">
+                      <a:ln w="3175" cap="flat" cmpd="sng" algn="ctr">
                         <a:solidFill>
                           <a:srgbClr val="2F5496"/>
                         </a:solidFill>
@@ -1896,7 +1896,7 @@
                       <a:prstGeom prst="line">
                         <a:avLst/>
                       </a:prstGeom>
-                      <a:ln w="12700" cap="flat" cmpd="sng" algn="ctr">
+                      <a:ln w="3175" cap="flat" cmpd="sng" algn="ctr">
                         <a:solidFill>
                           <a:srgbClr val="2F5496"/>
                         </a:solidFill>
@@ -1934,7 +1934,7 @@
                       <a:prstGeom prst="line">
                         <a:avLst/>
                       </a:prstGeom>
-                      <a:ln w="12700" cap="flat" cmpd="sng" algn="ctr">
+                      <a:ln w="3175" cap="flat" cmpd="sng" algn="ctr">
                         <a:solidFill>
                           <a:srgbClr val="2F5496"/>
                         </a:solidFill>
@@ -1972,7 +1972,7 @@
                       <a:prstGeom prst="line">
                         <a:avLst/>
                       </a:prstGeom>
-                      <a:ln w="12700" cap="flat" cmpd="sng" algn="ctr">
+                      <a:ln w="3175" cap="flat" cmpd="sng" algn="ctr">
                         <a:solidFill>
                           <a:srgbClr val="2F5496"/>
                         </a:solidFill>
@@ -2010,7 +2010,7 @@
                       <a:prstGeom prst="line">
                         <a:avLst/>
                       </a:prstGeom>
-                      <a:ln w="12700" cap="flat" cmpd="sng" algn="ctr">
+                      <a:ln w="3175" cap="flat" cmpd="sng" algn="ctr">
                         <a:solidFill>
                           <a:srgbClr val="2F5496"/>
                         </a:solidFill>
@@ -2048,7 +2048,7 @@
                       <a:prstGeom prst="line">
                         <a:avLst/>
                       </a:prstGeom>
-                      <a:ln w="12700" cap="flat" cmpd="sng" algn="ctr">
+                      <a:ln w="3175" cap="flat" cmpd="sng" algn="ctr">
                         <a:solidFill>
                           <a:srgbClr val="2F5496"/>
                         </a:solidFill>
@@ -2086,7 +2086,7 @@
                       <a:prstGeom prst="line">
                         <a:avLst/>
                       </a:prstGeom>
-                      <a:ln w="12700" cap="flat" cmpd="sng" algn="ctr">
+                      <a:ln w="3175" cap="flat" cmpd="sng" algn="ctr">
                         <a:solidFill>
                           <a:srgbClr val="2F5496"/>
                         </a:solidFill>
@@ -2124,7 +2124,7 @@
                       <a:prstGeom prst="line">
                         <a:avLst/>
                       </a:prstGeom>
-                      <a:ln w="12700" cap="flat" cmpd="sng" algn="ctr">
+                      <a:ln w="3175" cap="flat" cmpd="sng" algn="ctr">
                         <a:solidFill>
                           <a:srgbClr val="2F5496"/>
                         </a:solidFill>
@@ -2162,7 +2162,7 @@
                       <a:prstGeom prst="line">
                         <a:avLst/>
                       </a:prstGeom>
-                      <a:ln w="12700" cap="flat" cmpd="sng" algn="ctr">
+                      <a:ln w="3175" cap="flat" cmpd="sng" algn="ctr">
                         <a:solidFill>
                           <a:srgbClr val="2F5496"/>
                         </a:solidFill>
@@ -2200,7 +2200,7 @@
                       <a:prstGeom prst="line">
                         <a:avLst/>
                       </a:prstGeom>
-                      <a:ln w="12700" cap="flat" cmpd="sng" algn="ctr">
+                      <a:ln w="3175" cap="flat" cmpd="sng" algn="ctr">
                         <a:solidFill>
                           <a:srgbClr val="2F5496"/>
                         </a:solidFill>
@@ -2238,7 +2238,7 @@
                       <a:prstGeom prst="line">
                         <a:avLst/>
                       </a:prstGeom>
-                      <a:ln w="12700" cap="flat" cmpd="sng" algn="ctr">
+                      <a:ln w="3175" cap="flat" cmpd="sng" algn="ctr">
                         <a:solidFill>
                           <a:srgbClr val="2F5496"/>
                         </a:solidFill>
@@ -2326,7 +2326,7 @@
                           </a:path>
                         </a:pathLst>
                       </a:custGeom>
-                      <a:ln w="12700" cap="flat" cmpd="sng" algn="ctr">
+                      <a:ln w="3175" cap="flat" cmpd="sng" algn="ctr">
                         <a:solidFill>
                           <a:srgbClr val="2F5496"/>
                         </a:solidFill>
@@ -2364,7 +2364,7 @@
                       <a:prstGeom prst="line">
                         <a:avLst/>
                       </a:prstGeom>
-                      <a:ln w="12700" cap="flat" cmpd="sng" algn="ctr">
+                      <a:ln w="3175" cap="flat" cmpd="sng" algn="ctr">
                         <a:solidFill>
                           <a:srgbClr val="2F5496"/>
                         </a:solidFill>
@@ -2434,7 +2434,7 @@
                           </a:path>
                         </a:pathLst>
                       </a:custGeom>
-                      <a:ln w="12700" cap="flat" cmpd="sng" algn="ctr">
+                      <a:ln w="3175" cap="flat" cmpd="sng" algn="ctr">
                         <a:solidFill>
                           <a:srgbClr val="2F5496"/>
                         </a:solidFill>
@@ -2472,7 +2472,7 @@
                       <a:prstGeom prst="line">
                         <a:avLst/>
                       </a:prstGeom>
-                      <a:ln w="12700" cap="flat" cmpd="sng" algn="ctr">
+                      <a:ln w="3175" cap="flat" cmpd="sng" algn="ctr">
                         <a:solidFill>
                           <a:srgbClr val="2F5496"/>
                         </a:solidFill>
@@ -2510,7 +2510,7 @@
                       <a:prstGeom prst="line">
                         <a:avLst/>
                       </a:prstGeom>
-                      <a:ln w="12700" cap="flat" cmpd="sng" algn="ctr">
+                      <a:ln w="3175" cap="flat" cmpd="sng" algn="ctr">
                         <a:solidFill>
                           <a:srgbClr val="2F5496"/>
                         </a:solidFill>
@@ -2548,7 +2548,7 @@
                       <a:prstGeom prst="line">
                         <a:avLst/>
                       </a:prstGeom>
-                      <a:ln w="12700" cap="flat" cmpd="sng" algn="ctr">
+                      <a:ln w="3175" cap="flat" cmpd="sng" algn="ctr">
                         <a:solidFill>
                           <a:srgbClr val="2F5496"/>
                         </a:solidFill>
@@ -2586,7 +2586,7 @@
                       <a:prstGeom prst="line">
                         <a:avLst/>
                       </a:prstGeom>
-                      <a:ln w="12700" cap="flat" cmpd="sng" algn="ctr">
+                      <a:ln w="3175" cap="flat" cmpd="sng" algn="ctr">
                         <a:solidFill>
                           <a:srgbClr val="2F5496"/>
                         </a:solidFill>
@@ -2665,7 +2665,7 @@
                           </a:path>
                         </a:pathLst>
                       </a:custGeom>
-                      <a:ln w="12700" cap="flat" cmpd="sng" algn="ctr">
+                      <a:ln w="3175" cap="flat" cmpd="sng" algn="ctr">
                         <a:solidFill>
                           <a:srgbClr val="2F5496"/>
                         </a:solidFill>
@@ -2703,7 +2703,7 @@
                       <a:prstGeom prst="line">
                         <a:avLst/>
                       </a:prstGeom>
-                      <a:ln w="12700" cap="flat" cmpd="sng" algn="ctr">
+                      <a:ln w="3175" cap="flat" cmpd="sng" algn="ctr">
                         <a:solidFill>
                           <a:srgbClr val="2F5496"/>
                         </a:solidFill>
@@ -2741,7 +2741,7 @@
                       <a:prstGeom prst="line">
                         <a:avLst/>
                       </a:prstGeom>
-                      <a:ln w="12700" cap="flat" cmpd="sng" algn="ctr">
+                      <a:ln w="3175" cap="flat" cmpd="sng" algn="ctr">
                         <a:solidFill>
                           <a:srgbClr val="2F5496"/>
                         </a:solidFill>
@@ -2779,7 +2779,7 @@
                       <a:prstGeom prst="line">
                         <a:avLst/>
                       </a:prstGeom>
-                      <a:ln w="12700" cap="flat" cmpd="sng" algn="ctr">
+                      <a:ln w="3175" cap="flat" cmpd="sng" algn="ctr">
                         <a:solidFill>
                           <a:srgbClr val="2F5496"/>
                         </a:solidFill>
@@ -2817,7 +2817,7 @@
                       <a:prstGeom prst="line">
                         <a:avLst/>
                       </a:prstGeom>
-                      <a:ln w="12700" cap="flat" cmpd="sng" algn="ctr">
+                      <a:ln w="3175" cap="flat" cmpd="sng" algn="ctr">
                         <a:solidFill>
                           <a:srgbClr val="2F5496"/>
                         </a:solidFill>
@@ -2855,7 +2855,7 @@
                       <a:prstGeom prst="line">
                         <a:avLst/>
                       </a:prstGeom>
-                      <a:ln w="12700" cap="flat" cmpd="sng" algn="ctr">
+                      <a:ln w="3175" cap="flat" cmpd="sng" algn="ctr">
                         <a:solidFill>
                           <a:srgbClr val="2F5496"/>
                         </a:solidFill>
@@ -2893,7 +2893,7 @@
                       <a:prstGeom prst="line">
                         <a:avLst/>
                       </a:prstGeom>
-                      <a:ln w="12700" cap="flat" cmpd="sng" algn="ctr">
+                      <a:ln w="3175" cap="flat" cmpd="sng" algn="ctr">
                         <a:solidFill>
                           <a:srgbClr val="2F5496"/>
                         </a:solidFill>
@@ -2931,7 +2931,7 @@
                       <a:prstGeom prst="line">
                         <a:avLst/>
                       </a:prstGeom>
-                      <a:ln w="12700" cap="flat" cmpd="sng" algn="ctr">
+                      <a:ln w="3175" cap="flat" cmpd="sng" algn="ctr">
                         <a:solidFill>
                           <a:srgbClr val="2F5496"/>
                         </a:solidFill>
@@ -2969,7 +2969,7 @@
                       <a:prstGeom prst="line">
                         <a:avLst/>
                       </a:prstGeom>
-                      <a:ln w="12700" cap="flat" cmpd="sng" algn="ctr">
+                      <a:ln w="3175" cap="flat" cmpd="sng" algn="ctr">
                         <a:solidFill>
                           <a:srgbClr val="2F5496"/>
                         </a:solidFill>
@@ -3119,14 +3119,14 @@
     <w:rPrDefault>
       <w:rPr>
         <w:rFonts w:asciiTheme="minorHAnsi" w:cstheme="minorBidi" w:eastAsiaTheme="minorHAnsi" w:hAnsiTheme="minorHAnsi"/>
-        <w:sz w:val="24"/>
-        <w:szCs w:val="24"/>
+        <w:sz w:val="22"/>
+        <w:szCs w:val="22"/>
         <w:lang w:bidi="ar-SA" w:eastAsia="en-US" w:val="en-US"/>
       </w:rPr>
     </w:rPrDefault>
     <w:pPrDefault>
       <w:pPr>
-        <w:spacing w:after="200"/>
+        <w:spacing w:after="160" w:line="259" w:lineRule="auto"/>
       </w:pPr>
     </w:pPrDefault>
   </w:docDefaults>
@@ -3173,7 +3173,7 @@
       <w:rFonts w:asciiTheme="majorHAnsi" w:cstheme="majorBidi" w:eastAsiaTheme="majorEastAsia" w:hAnsiTheme="majorHAnsi"/>
       <w:b/>
       <w:bCs/>
-      <w:color w:themeColor="accent1" w:themeShade="B5" w:val="345A8A"/>
+      <w:color w:themeColor="accent1" w:themeShade="B5" w:val="2E5395"/>
       <w:sz w:val="36"/>
       <w:szCs w:val="36"/>
     </w:rPr>
@@ -3229,7 +3229,7 @@
       <w:sz w:val="20"/>
       <w:szCs w:val="20"/>
       <w:b/>
-      <w:color w:val="345A8A"/>
+      <w:color w:val="2E5395"/>
       &gt;
     </w:rPr>
   </w:style>
@@ -3270,9 +3270,7 @@
     </w:pPr>
     <w:rPr>
       <w:rFonts w:asciiTheme="majorHAnsi" w:cstheme="majorBidi" w:eastAsiaTheme="majorEastAsia" w:hAnsiTheme="majorHAnsi"/>
-      <w:b/>
-      <w:bCs/>
-      <w:color w:themeColor="accent1" w:val="4F81BD"/>
+      <w:color w:themeColor="accent1" w:val="4472C4"/>
       <w:sz w:val="32"/>
       <w:szCs w:val="32"/>
     </w:rPr>
@@ -3292,9 +3290,7 @@
     </w:pPr>
     <w:rPr>
       <w:rFonts w:asciiTheme="majorHAnsi" w:cstheme="majorBidi" w:eastAsiaTheme="majorEastAsia" w:hAnsiTheme="majorHAnsi"/>
-      <w:b/>
-      <w:bCs/>
-      <w:color w:themeColor="accent1" w:val="4F81BD"/>
+      <w:color w:themeColor="accent1" w:val="4472C4"/>
       <w:sz w:val="28"/>
       <w:szCs w:val="28"/>
     </w:rPr>
@@ -3314,9 +3310,7 @@
     </w:pPr>
     <w:rPr>
       <w:rFonts w:asciiTheme="majorHAnsi" w:cstheme="majorBidi" w:eastAsiaTheme="majorEastAsia" w:hAnsiTheme="majorHAnsi"/>
-      <w:b/>
-      <w:bCs/>
-      <w:color w:themeColor="accent1" w:val="4F81BD"/>
+      <w:color w:themeColor="accent1" w:val="4472C4"/>
       <w:sz w:val="24"/>
       <w:szCs w:val="24"/>
     </w:rPr>
@@ -3336,9 +3330,7 @@
     </w:pPr>
     <w:rPr>
       <w:rFonts w:asciiTheme="majorHAnsi" w:cstheme="majorBidi" w:eastAsiaTheme="majorEastAsia" w:hAnsiTheme="majorHAnsi"/>
-      <w:i/>
-      <w:bCs/>
-      <w:color w:themeColor="accent1" w:val="4F81BD"/>
+      <w:color w:themeColor="accent1" w:val="4472C4"/>
       <w:sz w:val="24"/>
       <w:szCs w:val="24"/>
     </w:rPr>
@@ -3358,8 +3350,7 @@
     </w:pPr>
     <w:rPr>
       <w:rFonts w:asciiTheme="majorHAnsi" w:cstheme="majorBidi" w:eastAsiaTheme="majorEastAsia" w:hAnsiTheme="majorHAnsi"/>
-      <w:iCs/>
-      <w:color w:themeColor="accent1" w:val="4F81BD"/>
+      <w:color w:themeColor="accent1" w:val="4472C4"/>
       <w:sz w:val="24"/>
       <w:szCs w:val="24"/>
     </w:rPr>
@@ -3379,7 +3370,7 @@
     </w:pPr>
     <w:rPr>
       <w:rFonts w:asciiTheme="majorHAnsi" w:cstheme="majorBidi" w:eastAsiaTheme="majorEastAsia" w:hAnsiTheme="majorHAnsi"/>
-      <w:color w:themeColor="accent1" w:val="4F81BD"/>
+      <w:color w:themeColor="accent1" w:val="4472C4"/>
       <w:sz w:val="24"/>
       <w:szCs w:val="24"/>
     </w:rPr>
@@ -3399,7 +3390,7 @@
     </w:pPr>
     <w:rPr>
       <w:rFonts w:asciiTheme="majorHAnsi" w:cstheme="majorBidi" w:eastAsiaTheme="majorEastAsia" w:hAnsiTheme="majorHAnsi"/>
-      <w:color w:themeColor="accent1" w:val="4F81BD"/>
+      <w:color w:themeColor="accent1" w:val="4472C4"/>
       <w:sz w:val="24"/>
       <w:szCs w:val="24"/>
     </w:rPr>
@@ -3419,7 +3410,7 @@
     </w:pPr>
     <w:rPr>
       <w:rFonts w:asciiTheme="majorHAnsi" w:cstheme="majorBidi" w:eastAsiaTheme="majorEastAsia" w:hAnsiTheme="majorHAnsi"/>
-      <w:color w:themeColor="accent1" w:val="4F81BD"/>
+      <w:color w:themeColor="accent1" w:val="4472C4"/>
       <w:sz w:val="24"/>
       <w:szCs w:val="24"/>
     </w:rPr>
@@ -3439,7 +3430,7 @@
     </w:pPr>
     <w:rPr>
       <w:rFonts w:asciiTheme="majorHAnsi" w:cstheme="majorBidi" w:eastAsiaTheme="majorEastAsia" w:hAnsiTheme="majorHAnsi"/>
-      <w:color w:themeColor="accent1" w:val="4F81BD"/>
+      <w:color w:themeColor="accent1" w:val="4472C4"/>
       <w:sz w:val="24"/>
       <w:szCs w:val="24"/>
     </w:rPr>
@@ -3578,7 +3569,7 @@
     <w:name w:val="Hyperlink"/>
     <w:basedOn w:val="BodyTextChar"/>
     <w:rPr>
-      <w:color w:themeColor="accent1" w:val="4F81BD"/>
+      <w:color w:themeColor="accent1" w:val="4472C4"/>
     </w:rPr>
   </w:style>
   <w:style w:styleId="TOCHeading" w:type="paragraph">
@@ -3847,39 +3838,39 @@
         <a:sysClr val="window" lastClr="FFFFFF"/>
       </a:lt1>
       <a:dk2>
-        <a:srgbClr val="1F497D"/>
+        <a:srgbClr val="44546A"/>
       </a:dk2>
       <a:lt2>
-        <a:srgbClr val="EEECE1"/>
+        <a:srgbClr val="E7E6E6"/>
       </a:lt2>
       <a:accent1>
-        <a:srgbClr val="4F81BD"/>
+        <a:srgbClr val="4472C4"/>
       </a:accent1>
       <a:accent2>
-        <a:srgbClr val="C0504D"/>
+        <a:srgbClr val="ED7D31"/>
       </a:accent2>
       <a:accent3>
-        <a:srgbClr val="9BBB59"/>
+        <a:srgbClr val="A5A5A5"/>
       </a:accent3>
       <a:accent4>
-        <a:srgbClr val="8064A2"/>
+        <a:srgbClr val="FFC000"/>
       </a:accent4>
       <a:accent5>
-        <a:srgbClr val="4BACC6"/>
+        <a:srgbClr val="5B9BD5"/>
       </a:accent5>
       <a:accent6>
-        <a:srgbClr val="F79646"/>
+        <a:srgbClr val="70AD47"/>
       </a:accent6>
       <a:hlink>
-        <a:srgbClr val="0000FF"/>
+        <a:srgbClr val="0563C1"/>
       </a:hlink>
       <a:folHlink>
-        <a:srgbClr val="800080"/>
+        <a:srgbClr val="954F72"/>
       </a:folHlink>
     </a:clrScheme>
     <a:fontScheme name="Office">
       <a:majorFont>
-        <a:latin typeface="Calibri"/>
+        <a:latin typeface="Aptos Display"/>
         <a:ea typeface=""/>
         <a:cs typeface=""/>
         <a:font script="Jpan" typeface="ＭＳ ゴシック"/>
@@ -3913,7 +3904,7 @@
         <a:font script="Uigh" typeface="Microsoft Uighur"/>
       </a:majorFont>
       <a:minorFont>
-        <a:latin typeface="Cambria"/>
+        <a:latin typeface="Aptos"/>
         <a:ea typeface=""/>
         <a:cs typeface=""/>
         <a:font script="Jpan" typeface="ＭＳ 明朝"/>

--- a/test-corpus/corpus/generated/large2.docx
+++ b/test-corpus/corpus/generated/large2.docx
@@ -2998,6 +2998,19 @@
             </a:graphic>
           </wp:inline>
         </w:drawing>
+      </w:r>
+    </w:p>
+    <w:p xmlns:w="http://schemas.openxmlformats.org/wordprocessingml/2006/main">
+      <w:pPr>
+        <w:spacing w:before="0" w:after="120"/>
+      </w:pPr>
+      <w:r>
+        <w:rPr>
+          <w:i/>
+          <w:color w:val="808080"/>
+          <w:sz w:val="18"/>
+        </w:rPr>
+        <w:t xml:space="preserve">Native shapes used (nested subgraph detected — not supported by SmartArt export).</w:t>
       </w:r>
     </w:p>
     <w:bookmarkEnd w:id="20"/>

--- a/test-corpus/corpus/generated/large2.docx
+++ b/test-corpus/corpus/generated/large2.docx
@@ -15,7 +15,7 @@
       <w:r>
         <w:drawing>
           <wp:inline xmlns:wp="http://schemas.openxmlformats.org/drawingml/2006/wordprocessingDrawing" distT="0" distB="0" distL="0" distR="0">
-            <wp:extent cx="5943600" cy="964512"/>
+            <wp:extent cx="5943600" cy="694772"/>
             <wp:effectExtent l="0" t="0" r="0" b="0"/>
             <wp:docPr id="1" name="Diagram 1"/>
             <wp:cNvGraphicFramePr>
@@ -31,12 +31,37 @@
                   </wpc:bg>
                   <wpc:whole/>
                   <wps:wsp>
-                    <wps:cNvPr id="2" name="1. Dcl Adjv Aqtqifvux Pdmdx"/>
+                    <wps:cNvPr id="2" name="1. Dcl Adjv Aqtqifvux Pdmdx (container)"/>
                     <wps:cNvSpPr/>
                     <wps:spPr>
                       <a:xfrm>
-                        <a:off x="0" y="257663"/>
-                        <a:ext cx="1100536" cy="26455"/>
+                        <a:off x="0" y="22187"/>
+                        <a:ext cx="843869" cy="366826"/>
+                      </a:xfrm>
+                      <a:prstGeom prst="rect">
+                        <a:avLst/>
+                      </a:prstGeom>
+                      <a:solidFill>
+                        <a:srgbClr val="E8E8E8">
+                          <a:alpha val="40000"/>
+                        </a:srgbClr>
+                      </a:solidFill>
+                      <a:ln w="9525">
+                        <a:solidFill>
+                          <a:srgbClr val="999999"/>
+                        </a:solidFill>
+                        <a:prstDash val="dash"/>
+                      </a:ln>
+                    </wps:spPr>
+                    <wps:bodyPr/>
+                  </wps:wsp>
+                  <wps:wsp>
+                    <wps:cNvPr id="3" name="1. Dcl Adjv Aqtqifvux Pdmdx"/>
+                    <wps:cNvSpPr/>
+                    <wps:spPr>
+                      <a:xfrm>
+                        <a:off x="0" y="22187"/>
+                        <a:ext cx="843869" cy="20285"/>
                       </a:xfrm>
                       <a:prstGeom prst="rect">
                         <a:avLst/>
@@ -63,15 +88,40 @@
                         </w:p>
                       </w:txbxContent>
                     </wps:txbx>
-                    <wps:bodyPr lIns="10582" tIns="5291" rIns="10582" bIns="5291" anchor="ctr" anchorCtr="0"/>
-                  </wps:wsp>
-                  <wps:wsp>
-                    <wps:cNvPr id="3" name="2. Bhgwangl Mrnhw Szwpapvmrgoo Pdmdx"/>
+                    <wps:bodyPr lIns="8114" tIns="4057" rIns="8114" bIns="4057" anchor="ctr" anchorCtr="0"/>
+                  </wps:wsp>
+                  <wps:wsp>
+                    <wps:cNvPr id="4" name="2. Bhgwangl Mrnhw Szwpapvmrgoo Pdmdx (container)"/>
                     <wps:cNvSpPr/>
                     <wps:spPr>
                       <a:xfrm>
-                        <a:off x="1188720" y="259040"/>
-                        <a:ext cx="680780" cy="26455"/>
+                        <a:off x="911487" y="0"/>
+                        <a:ext cx="522009" cy="339357"/>
+                      </a:xfrm>
+                      <a:prstGeom prst="rect">
+                        <a:avLst/>
+                      </a:prstGeom>
+                      <a:solidFill>
+                        <a:srgbClr val="E8E8E8">
+                          <a:alpha val="40000"/>
+                        </a:srgbClr>
+                      </a:solidFill>
+                      <a:ln w="9525">
+                        <a:solidFill>
+                          <a:srgbClr val="999999"/>
+                        </a:solidFill>
+                        <a:prstDash val="dash"/>
+                      </a:ln>
+                    </wps:spPr>
+                    <wps:bodyPr/>
+                  </wps:wsp>
+                  <wps:wsp>
+                    <wps:cNvPr id="5" name="2. Bhgwangl Mrnhw Szwpapvmrgoo Pdmdx"/>
+                    <wps:cNvSpPr/>
+                    <wps:spPr>
+                      <a:xfrm>
+                        <a:off x="911487" y="0"/>
+                        <a:ext cx="522009" cy="20285"/>
                       </a:xfrm>
                       <a:prstGeom prst="rect">
                         <a:avLst/>
@@ -98,15 +148,40 @@
                         </w:p>
                       </w:txbxContent>
                     </wps:txbx>
-                    <wps:bodyPr lIns="10582" tIns="5291" rIns="10582" bIns="5291" anchor="ctr" anchorCtr="0"/>
-                  </wps:wsp>
-                  <wps:wsp>
-                    <wps:cNvPr id="4" name="Dldl Xpxjxhbthl: Pvzqahyhbyvlra, Bnqtafeyowgb &amp; Mktpccerxcm Yrskupij"/>
+                    <wps:bodyPr lIns="8114" tIns="4057" rIns="8114" bIns="4057" anchor="ctr" anchorCtr="0"/>
+                  </wps:wsp>
+                  <wps:wsp>
+                    <wps:cNvPr id="6" name="Dldl Xpxjxhbthl: Pvzqahyhbyvlra, Bnqtafeyowgb &amp; Mktpccerxcm Yrskupij (container)"/>
                     <wps:cNvSpPr/>
                     <wps:spPr>
                       <a:xfrm>
-                        <a:off x="146385" y="753697"/>
-                        <a:ext cx="1" cy="26455"/>
+                        <a:off x="112245" y="402537"/>
+                        <a:ext cx="1" cy="20285"/>
+                      </a:xfrm>
+                      <a:prstGeom prst="rect">
+                        <a:avLst/>
+                      </a:prstGeom>
+                      <a:solidFill>
+                        <a:srgbClr val="E8E8E8">
+                          <a:alpha val="40000"/>
+                        </a:srgbClr>
+                      </a:solidFill>
+                      <a:ln w="9525">
+                        <a:solidFill>
+                          <a:srgbClr val="999999"/>
+                        </a:solidFill>
+                        <a:prstDash val="dash"/>
+                      </a:ln>
+                    </wps:spPr>
+                    <wps:bodyPr/>
+                  </wps:wsp>
+                  <wps:wsp>
+                    <wps:cNvPr id="7" name="Dldl Xpxjxhbthl: Pvzqahyhbyvlra, Bnqtafeyowgb &amp; Mktpccerxcm Yrskupij"/>
+                    <wps:cNvSpPr/>
+                    <wps:spPr>
+                      <a:xfrm>
+                        <a:off x="112245" y="402537"/>
+                        <a:ext cx="1" cy="20285"/>
                       </a:xfrm>
                       <a:prstGeom prst="rect">
                         <a:avLst/>
@@ -133,15 +208,40 @@
                         </w:p>
                       </w:txbxContent>
                     </wps:txbx>
-                    <wps:bodyPr lIns="10582" tIns="5291" rIns="10582" bIns="5291" anchor="ctr" anchorCtr="0"/>
-                  </wps:wsp>
-                  <wps:wsp>
-                    <wps:cNvPr id="5" name="3-5. Zqanykds &amp; Bnqtafeyowgb Vwywkk"/>
+                    <wps:bodyPr lIns="8114" tIns="4057" rIns="8114" bIns="4057" anchor="ctr" anchorCtr="0"/>
+                  </wps:wsp>
+                  <wps:wsp>
+                    <wps:cNvPr id="8" name="3-5. Zqanykds &amp; Bnqtafeyowgb Vwywkk (container)"/>
                     <wps:cNvSpPr/>
                     <wps:spPr>
                       <a:xfrm>
-                        <a:off x="1957684" y="347500"/>
-                        <a:ext cx="2283965" cy="26455"/>
+                        <a:off x="1501114" y="39303"/>
+                        <a:ext cx="1687063" cy="384787"/>
+                      </a:xfrm>
+                      <a:prstGeom prst="rect">
+                        <a:avLst/>
+                      </a:prstGeom>
+                      <a:solidFill>
+                        <a:srgbClr val="E8E8E8">
+                          <a:alpha val="40000"/>
+                        </a:srgbClr>
+                      </a:solidFill>
+                      <a:ln w="9525">
+                        <a:solidFill>
+                          <a:srgbClr val="999999"/>
+                        </a:solidFill>
+                        <a:prstDash val="dash"/>
+                      </a:ln>
+                    </wps:spPr>
+                    <wps:bodyPr/>
+                  </wps:wsp>
+                  <wps:wsp>
+                    <wps:cNvPr id="9" name="3-5. Zqanykds &amp; Bnqtafeyowgb Vwywkk"/>
+                    <wps:cNvSpPr/>
+                    <wps:spPr>
+                      <a:xfrm>
+                        <a:off x="1501114" y="39303"/>
+                        <a:ext cx="1687063" cy="20285"/>
                       </a:xfrm>
                       <a:prstGeom prst="rect">
                         <a:avLst/>
@@ -168,15 +268,40 @@
                         </w:p>
                       </w:txbxContent>
                     </wps:txbx>
-                    <wps:bodyPr lIns="10582" tIns="5291" rIns="10582" bIns="5291" anchor="ctr" anchorCtr="0"/>
-                  </wps:wsp>
-                  <wps:wsp>
-                    <wps:cNvPr id="6" name="6 &amp; 8. Mktpccerxcm Yrskupij &amp; Yhip Iczvdvrjqkp"/>
+                    <wps:bodyPr lIns="8114" tIns="4057" rIns="8114" bIns="4057" anchor="ctr" anchorCtr="0"/>
+                  </wps:wsp>
+                  <wps:wsp>
+                    <wps:cNvPr id="10" name="6 &amp; 8. Mktpccerxcm Yrskupij &amp; Yhip Iczvdvrjqkp (container)"/>
                     <wps:cNvSpPr/>
                     <wps:spPr>
                       <a:xfrm>
-                        <a:off x="3347464" y="753973"/>
-                        <a:ext cx="894186" cy="26455"/>
+                        <a:off x="4151054" y="229478"/>
+                        <a:ext cx="499695" cy="395353"/>
+                      </a:xfrm>
+                      <a:prstGeom prst="rect">
+                        <a:avLst/>
+                      </a:prstGeom>
+                      <a:solidFill>
+                        <a:srgbClr val="E8E8E8">
+                          <a:alpha val="40000"/>
+                        </a:srgbClr>
+                      </a:solidFill>
+                      <a:ln w="9525">
+                        <a:solidFill>
+                          <a:srgbClr val="999999"/>
+                        </a:solidFill>
+                        <a:prstDash val="dash"/>
+                      </a:ln>
+                    </wps:spPr>
+                    <wps:bodyPr/>
+                  </wps:wsp>
+                  <wps:wsp>
+                    <wps:cNvPr id="11" name="6 &amp; 8. Mktpccerxcm Yrskupij &amp; Yhip Iczvdvrjqkp"/>
+                    <wps:cNvSpPr/>
+                    <wps:spPr>
+                      <a:xfrm>
+                        <a:off x="4151054" y="229478"/>
+                        <a:ext cx="499695" cy="20285"/>
                       </a:xfrm>
                       <a:prstGeom prst="rect">
                         <a:avLst/>
@@ -203,15 +328,40 @@
                         </w:p>
                       </w:txbxContent>
                     </wps:txbx>
-                    <wps:bodyPr lIns="10582" tIns="5291" rIns="10582" bIns="5291" anchor="ctr" anchorCtr="0"/>
-                  </wps:wsp>
-                  <wps:wsp>
-                    <wps:cNvPr id="7" name="6. Mktpccerxcm Qcls Iblouzkhkx (Mrnhw NAH)"/>
+                    <wps:bodyPr lIns="8114" tIns="4057" rIns="8114" bIns="4057" anchor="ctr" anchorCtr="0"/>
+                  </wps:wsp>
+                  <wps:wsp>
+                    <wps:cNvPr id="12" name="6. Mktpccerxcm Qcls Iblouzkhkx (Mrnhw NAH) (container)"/>
                     <wps:cNvSpPr/>
                     <wps:spPr>
                       <a:xfrm>
-                        <a:off x="3716073" y="52910"/>
-                        <a:ext cx="2227527" cy="26455"/>
+                        <a:off x="2785175" y="440994"/>
+                        <a:ext cx="1298261" cy="253778"/>
+                      </a:xfrm>
+                      <a:prstGeom prst="rect">
+                        <a:avLst/>
+                      </a:prstGeom>
+                      <a:solidFill>
+                        <a:srgbClr val="E8E8E8">
+                          <a:alpha val="40000"/>
+                        </a:srgbClr>
+                      </a:solidFill>
+                      <a:ln w="9525">
+                        <a:solidFill>
+                          <a:srgbClr val="999999"/>
+                        </a:solidFill>
+                        <a:prstDash val="dash"/>
+                      </a:ln>
+                    </wps:spPr>
+                    <wps:bodyPr/>
+                  </wps:wsp>
+                  <wps:wsp>
+                    <wps:cNvPr id="13" name="6. Mktpccerxcm Qcls Iblouzkhkx (Mrnhw NAH)"/>
+                    <wps:cNvSpPr/>
+                    <wps:spPr>
+                      <a:xfrm>
+                        <a:off x="2785175" y="440994"/>
+                        <a:ext cx="1298261" cy="20285"/>
                       </a:xfrm>
                       <a:prstGeom prst="rect">
                         <a:avLst/>
@@ -238,15 +388,40 @@
                         </w:p>
                       </w:txbxContent>
                     </wps:txbx>
-                    <wps:bodyPr lIns="10582" tIns="5291" rIns="10582" bIns="5291" anchor="ctr" anchorCtr="0"/>
-                  </wps:wsp>
-                  <wps:wsp>
-                    <wps:cNvPr id="8" name="Erxriuy Laqrnarxe &amp; Bhgwangl Dvhsxcjp"/>
+                    <wps:bodyPr lIns="8114" tIns="4057" rIns="8114" bIns="4057" anchor="ctr" anchorCtr="0"/>
+                  </wps:wsp>
+                  <wps:wsp>
+                    <wps:cNvPr id="14" name="Erxriuy Laqrnarxe &amp; Bhgwangl Dvhsxcjp (container)"/>
                     <wps:cNvSpPr/>
                     <wps:spPr>
                       <a:xfrm>
-                        <a:off x="146385" y="819835"/>
-                        <a:ext cx="1" cy="26455"/>
+                        <a:off x="112245" y="453250"/>
+                        <a:ext cx="1" cy="20285"/>
+                      </a:xfrm>
+                      <a:prstGeom prst="rect">
+                        <a:avLst/>
+                      </a:prstGeom>
+                      <a:solidFill>
+                        <a:srgbClr val="E8E8E8">
+                          <a:alpha val="40000"/>
+                        </a:srgbClr>
+                      </a:solidFill>
+                      <a:ln w="9525">
+                        <a:solidFill>
+                          <a:srgbClr val="999999"/>
+                        </a:solidFill>
+                        <a:prstDash val="dash"/>
+                      </a:ln>
+                    </wps:spPr>
+                    <wps:bodyPr/>
+                  </wps:wsp>
+                  <wps:wsp>
+                    <wps:cNvPr id="15" name="Erxriuy Laqrnarxe &amp; Bhgwangl Dvhsxcjp"/>
+                    <wps:cNvSpPr/>
+                    <wps:spPr>
+                      <a:xfrm>
+                        <a:off x="112245" y="453250"/>
+                        <a:ext cx="1" cy="20285"/>
                       </a:xfrm>
                       <a:prstGeom prst="rect">
                         <a:avLst/>
@@ -273,15 +448,40 @@
                         </w:p>
                       </w:txbxContent>
                     </wps:txbx>
-                    <wps:bodyPr lIns="10582" tIns="5291" rIns="10582" bIns="5291" anchor="ctr" anchorCtr="0"/>
-                  </wps:wsp>
-                  <wps:wsp>
-                    <wps:cNvPr id="9" name="9. Erxriuy Pvzqahyhbyvlra Pdmdx"/>
+                    <wps:bodyPr lIns="8114" tIns="4057" rIns="8114" bIns="4057" anchor="ctr" anchorCtr="0"/>
+                  </wps:wsp>
+                  <wps:wsp>
+                    <wps:cNvPr id="16" name="9. Erxriuy Pvzqahyhbyvlra Pdmdx (container)"/>
                     <wps:cNvSpPr/>
                     <wps:spPr>
                       <a:xfrm>
-                        <a:off x="4329833" y="481154"/>
-                        <a:ext cx="667553" cy="26455"/>
+                        <a:off x="4718366" y="61490"/>
+                        <a:ext cx="499695" cy="496779"/>
+                      </a:xfrm>
+                      <a:prstGeom prst="rect">
+                        <a:avLst/>
+                      </a:prstGeom>
+                      <a:solidFill>
+                        <a:srgbClr val="E8E8E8">
+                          <a:alpha val="40000"/>
+                        </a:srgbClr>
+                      </a:solidFill>
+                      <a:ln w="9525">
+                        <a:solidFill>
+                          <a:srgbClr val="999999"/>
+                        </a:solidFill>
+                        <a:prstDash val="dash"/>
+                      </a:ln>
+                    </wps:spPr>
+                    <wps:bodyPr/>
+                  </wps:wsp>
+                  <wps:wsp>
+                    <wps:cNvPr id="17" name="9. Erxriuy Pvzqahyhbyvlra Pdmdx"/>
+                    <wps:cNvSpPr/>
+                    <wps:spPr>
+                      <a:xfrm>
+                        <a:off x="4718366" y="61490"/>
+                        <a:ext cx="499695" cy="20285"/>
                       </a:xfrm>
                       <a:prstGeom prst="rect">
                         <a:avLst/>
@@ -308,15 +508,40 @@
                         </w:p>
                       </w:txbxContent>
                     </wps:txbx>
-                    <wps:bodyPr lIns="10582" tIns="5291" rIns="10582" bIns="5291" anchor="ctr" anchorCtr="0"/>
-                  </wps:wsp>
-                  <wps:wsp>
-                    <wps:cNvPr id="10" name="10. Erxriuy Dvhsxcjp &amp; Bhgwangl Lnquwua Pdmdx"/>
+                    <wps:bodyPr lIns="8114" tIns="4057" rIns="8114" bIns="4057" anchor="ctr" anchorCtr="0"/>
+                  </wps:wsp>
+                  <wps:wsp>
+                    <wps:cNvPr id="18" name="10. Erxriuy Dvhsxcjp &amp; Bhgwangl Lnquwua Pdmdx (container)"/>
                     <wps:cNvSpPr/>
                     <wps:spPr>
                       <a:xfrm>
-                        <a:off x="5085570" y="610674"/>
-                        <a:ext cx="858030" cy="26455"/>
+                        <a:off x="5285679" y="222082"/>
+                        <a:ext cx="657921" cy="252721"/>
+                      </a:xfrm>
+                      <a:prstGeom prst="rect">
+                        <a:avLst/>
+                      </a:prstGeom>
+                      <a:solidFill>
+                        <a:srgbClr val="E8E8E8">
+                          <a:alpha val="40000"/>
+                        </a:srgbClr>
+                      </a:solidFill>
+                      <a:ln w="9525">
+                        <a:solidFill>
+                          <a:srgbClr val="999999"/>
+                        </a:solidFill>
+                        <a:prstDash val="dash"/>
+                      </a:ln>
+                    </wps:spPr>
+                    <wps:bodyPr/>
+                  </wps:wsp>
+                  <wps:wsp>
+                    <wps:cNvPr id="19" name="10. Erxriuy Dvhsxcjp &amp; Bhgwangl Lnquwua Pdmdx"/>
+                    <wps:cNvSpPr/>
+                    <wps:spPr>
+                      <a:xfrm>
+                        <a:off x="5285679" y="222082"/>
+                        <a:ext cx="657921" cy="20285"/>
                       </a:xfrm>
                       <a:prstGeom prst="rect">
                         <a:avLst/>
@@ -343,15 +568,40 @@
                         </w:p>
                       </w:txbxContent>
                     </wps:txbx>
-                    <wps:bodyPr lIns="10582" tIns="5291" rIns="10582" bIns="5291" anchor="ctr" anchorCtr="0"/>
-                  </wps:wsp>
-                  <wps:wsp>
-                    <wps:cNvPr id="11" name="Nmhbgc"/>
+                    <wps:bodyPr lIns="8114" tIns="4057" rIns="8114" bIns="4057" anchor="ctr" anchorCtr="0"/>
+                  </wps:wsp>
+                  <wps:wsp>
+                    <wps:cNvPr id="20" name="Nmhbgc (container)"/>
                     <wps:cNvSpPr/>
                     <wps:spPr>
                       <a:xfrm>
-                        <a:off x="146385" y="885973"/>
-                        <a:ext cx="1" cy="26455"/>
+                        <a:off x="112245" y="503964"/>
+                        <a:ext cx="1" cy="20285"/>
+                      </a:xfrm>
+                      <a:prstGeom prst="rect">
+                        <a:avLst/>
+                      </a:prstGeom>
+                      <a:solidFill>
+                        <a:srgbClr val="E8E8E8">
+                          <a:alpha val="40000"/>
+                        </a:srgbClr>
+                      </a:solidFill>
+                      <a:ln w="9525">
+                        <a:solidFill>
+                          <a:srgbClr val="999999"/>
+                        </a:solidFill>
+                        <a:prstDash val="dash"/>
+                      </a:ln>
+                    </wps:spPr>
+                    <wps:bodyPr/>
+                  </wps:wsp>
+                  <wps:wsp>
+                    <wps:cNvPr id="21" name="Nmhbgc"/>
+                    <wps:cNvSpPr/>
+                    <wps:spPr>
+                      <a:xfrm>
+                        <a:off x="112245" y="503964"/>
+                        <a:ext cx="1" cy="20285"/>
                       </a:xfrm>
                       <a:prstGeom prst="rect">
                         <a:avLst/>
@@ -378,15 +628,15 @@
                         </w:p>
                       </w:txbxContent>
                     </wps:txbx>
-                    <wps:bodyPr lIns="10582" tIns="5291" rIns="10582" bIns="5291" anchor="ctr" anchorCtr="0"/>
-                  </wps:wsp>
-                  <wps:wsp>
-                    <wps:cNvPr id="12" name="Gnqjmqqpr / AQLz" descr="E1"/>
+                    <wps:bodyPr lIns="8114" tIns="4057" rIns="8114" bIns="4057" anchor="ctr" anchorCtr="0"/>
+                  </wps:wsp>
+                  <wps:wsp>
+                    <wps:cNvPr id="22" name="Gnqjmqqpr / AQLz" descr="E1"/>
                     <wps:cNvSpPr/>
                     <wps:spPr>
                       <a:xfrm>
-                        <a:off x="44092" y="344744"/>
-                        <a:ext cx="204587" cy="115741"/>
+                        <a:off x="33809" y="76281"/>
+                        <a:ext cx="156873" cy="88748"/>
                       </a:xfrm>
                       <a:prstGeom prst="can">
                         <a:avLst/>
@@ -434,7 +684,7 @@
                         </w:p>
                       </w:txbxContent>
                     </wps:txbx>
-                    <wps:bodyPr rot="0" spcFirstLastPara="0" vertOverflow="overflow" horzOverflow="overflow" vert="horz" wrap="square" lIns="10582" tIns="5291" rIns="10582" bIns="5291" numCol="1" spcCol="0" rtlCol="0" fromWordArt="0" anchor="ctr" anchorCtr="0" forceAA="0" compatLnSpc="1">
+                    <wps:bodyPr rot="0" spcFirstLastPara="0" vertOverflow="overflow" horzOverflow="overflow" vert="horz" wrap="square" lIns="8114" tIns="4057" rIns="8114" bIns="4057" numCol="1" spcCol="0" rtlCol="0" fromWordArt="0" anchor="ctr" anchorCtr="0" forceAA="0" compatLnSpc="1">
                       <a:prstTxWarp prst="textNoShape">
                         <a:avLst/>
                       </a:prstTxWarp>
@@ -442,12 +692,12 @@
                     </wps:bodyPr>
                   </wps:wsp>
                   <wps:wsp>
-                    <wps:cNvPr id="13" name="Jngmcmluw Mxdzqvhhz" descr="J2"/>
+                    <wps:cNvPr id="23" name="Jngmcmluw Mxdzqvhhz" descr="J2"/>
                     <wps:cNvSpPr/>
                     <wps:spPr>
                       <a:xfrm>
-                        <a:off x="55997" y="576227"/>
-                        <a:ext cx="180777" cy="115741"/>
+                        <a:off x="42937" y="253778"/>
+                        <a:ext cx="138616" cy="88748"/>
                       </a:xfrm>
                       <a:prstGeom prst="roundRect">
                         <a:avLst/>
@@ -495,7 +745,7 @@
                         </w:p>
                       </w:txbxContent>
                     </wps:txbx>
-                    <wps:bodyPr rot="0" spcFirstLastPara="0" vertOverflow="overflow" horzOverflow="overflow" vert="horz" wrap="square" lIns="10582" tIns="5291" rIns="10582" bIns="5291" numCol="1" spcCol="0" rtlCol="0" fromWordArt="0" anchor="ctr" anchorCtr="0" forceAA="0" compatLnSpc="1">
+                    <wps:bodyPr rot="0" spcFirstLastPara="0" vertOverflow="overflow" horzOverflow="overflow" vert="horz" wrap="square" lIns="8114" tIns="4057" rIns="8114" bIns="4057" numCol="1" spcCol="0" rtlCol="0" fromWordArt="0" anchor="ctr" anchorCtr="0" forceAA="0" compatLnSpc="1">
                       <a:prstTxWarp prst="textNoShape">
                         <a:avLst/>
                       </a:prstTxWarp>
@@ -503,12 +753,12 @@
                     </wps:bodyPr>
                   </wps:wsp>
                   <wps:wsp>
-                    <wps:cNvPr id="14" name="Aqtqifvux Cguqrxa" descr="B1"/>
+                    <wps:cNvPr id="24" name="Aqtqifvux Cguqrxa" descr="B1"/>
                     <wps:cNvSpPr/>
                     <wps:spPr>
                       <a:xfrm>
-                        <a:off x="336863" y="505956"/>
-                        <a:ext cx="180777" cy="115741"/>
+                        <a:off x="258300" y="139673"/>
+                        <a:ext cx="138616" cy="88748"/>
                       </a:xfrm>
                       <a:prstGeom prst="rect">
                         <a:avLst/>
@@ -556,7 +806,7 @@
                         </w:p>
                       </w:txbxContent>
                     </wps:txbx>
-                    <wps:bodyPr rot="0" spcFirstLastPara="0" vertOverflow="overflow" horzOverflow="overflow" vert="horz" wrap="square" lIns="10582" tIns="5291" rIns="10582" bIns="5291" numCol="1" spcCol="0" rtlCol="0" fromWordArt="0" anchor="ctr" anchorCtr="0" forceAA="0" compatLnSpc="1">
+                    <wps:bodyPr rot="0" spcFirstLastPara="0" vertOverflow="overflow" horzOverflow="overflow" vert="horz" wrap="square" lIns="8114" tIns="4057" rIns="8114" bIns="4057" numCol="1" spcCol="0" rtlCol="0" fromWordArt="0" anchor="ctr" anchorCtr="0" forceAA="0" compatLnSpc="1">
                       <a:prstTxWarp prst="textNoShape">
                         <a:avLst/>
                       </a:prstTxWarp>
@@ -564,12 +814,12 @@
                     </wps:bodyPr>
                   </wps:wsp>
                   <wps:wsp>
-                    <wps:cNvPr id="15" name="Kapsgahlhzf Brhqtfq&lt;br/&gt;ezi, mau, ynu, aqvi, mpwioja" descr="C1"/>
+                    <wps:cNvPr id="25" name="Kapsgahlhzf Brhqtfq&lt;br/&gt;ezi, mau, ynu, aqvi, mpwioja" descr="C1"/>
                     <wps:cNvSpPr/>
                     <wps:spPr>
                       <a:xfrm>
-                        <a:off x="685189" y="328210"/>
-                        <a:ext cx="291889" cy="181879"/>
+                        <a:off x="525390" y="215743"/>
+                        <a:ext cx="223815" cy="139462"/>
                       </a:xfrm>
                       <a:prstGeom prst="roundRect">
                         <a:avLst/>
@@ -617,7 +867,7 @@
                         </w:p>
                       </w:txbxContent>
                     </wps:txbx>
-                    <wps:bodyPr rot="0" spcFirstLastPara="0" vertOverflow="overflow" horzOverflow="overflow" vert="horz" wrap="square" lIns="10582" tIns="5291" rIns="10582" bIns="5291" numCol="1" spcCol="0" rtlCol="0" fromWordArt="0" anchor="ctr" anchorCtr="0" forceAA="0" compatLnSpc="1">
+                    <wps:bodyPr rot="0" spcFirstLastPara="0" vertOverflow="overflow" horzOverflow="overflow" vert="horz" wrap="square" lIns="8114" tIns="4057" rIns="8114" bIns="4057" numCol="1" spcCol="0" rtlCol="0" fromWordArt="0" anchor="ctr" anchorCtr="0" forceAA="0" compatLnSpc="1">
                       <a:prstTxWarp prst="textNoShape">
                         <a:avLst/>
                       </a:prstTxWarp>
@@ -625,12 +875,12 @@
                     </wps:bodyPr>
                   </wps:wsp>
                   <wps:wsp>
-                    <wps:cNvPr id="16" name="Hlbt Ekaregrm&lt;br/&gt;nzom_agztdtss" descr="C1y"/>
+                    <wps:cNvPr id="26" name="Hlbt Ekaregrm&lt;br/&gt;nzom_agztdtss" descr="C1y"/>
                     <wps:cNvSpPr/>
                     <wps:spPr>
                       <a:xfrm>
-                        <a:off x="605824" y="576227"/>
-                        <a:ext cx="450620" cy="115741"/>
+                        <a:off x="464534" y="76281"/>
+                        <a:ext cx="345527" cy="88748"/>
                       </a:xfrm>
                       <a:prstGeom prst="roundRect">
                         <a:avLst/>
@@ -678,7 +928,7 @@
                         </w:p>
                       </w:txbxContent>
                     </wps:txbx>
-                    <wps:bodyPr rot="0" spcFirstLastPara="0" vertOverflow="overflow" horzOverflow="overflow" vert="horz" wrap="square" lIns="10582" tIns="5291" rIns="10582" bIns="5291" numCol="1" spcCol="0" rtlCol="0" fromWordArt="0" anchor="ctr" anchorCtr="0" forceAA="0" compatLnSpc="1">
+                    <wps:bodyPr rot="0" spcFirstLastPara="0" vertOverflow="overflow" horzOverflow="overflow" vert="horz" wrap="square" lIns="8114" tIns="4057" rIns="8114" bIns="4057" numCol="1" spcCol="0" rtlCol="0" fromWordArt="0" anchor="ctr" anchorCtr="0" forceAA="0" compatLnSpc="1">
                       <a:prstTxWarp prst="textNoShape">
                         <a:avLst/>
                       </a:prstTxWarp>
@@ -686,12 +936,12 @@
                     </wps:bodyPr>
                   </wps:wsp>
                   <wps:wsp>
-                    <wps:cNvPr id="17" name="Rhxqkgz Wbnypu Njogvnq" descr="S2"/>
+                    <wps:cNvPr id="27" name="Rhxqkgz Wbnypu Njogvnq" descr="S2"/>
                     <wps:cNvSpPr/>
                     <wps:spPr>
                       <a:xfrm>
-                        <a:off x="1232812" y="489421"/>
-                        <a:ext cx="149031" cy="148810"/>
+                        <a:off x="945296" y="126995"/>
+                        <a:ext cx="114274" cy="114105"/>
                       </a:xfrm>
                       <a:prstGeom prst="rect">
                         <a:avLst/>
@@ -739,7 +989,7 @@
                         </w:p>
                       </w:txbxContent>
                     </wps:txbx>
-                    <wps:bodyPr rot="0" spcFirstLastPara="0" vertOverflow="overflow" horzOverflow="overflow" vert="horz" wrap="square" lIns="10582" tIns="5291" rIns="10582" bIns="5291" numCol="1" spcCol="0" rtlCol="0" fromWordArt="0" anchor="ctr" anchorCtr="0" forceAA="0" compatLnSpc="1">
+                    <wps:bodyPr rot="0" spcFirstLastPara="0" vertOverflow="overflow" horzOverflow="overflow" vert="horz" wrap="square" lIns="8114" tIns="4057" rIns="8114" bIns="4057" numCol="1" spcCol="0" rtlCol="0" fromWordArt="0" anchor="ctr" anchorCtr="0" forceAA="0" compatLnSpc="1">
                       <a:prstTxWarp prst="textNoShape">
                         <a:avLst/>
                       </a:prstTxWarp>
@@ -747,12 +997,12 @@
                     </wps:bodyPr>
                   </wps:wsp>
                   <wps:wsp>
-                    <wps:cNvPr id="18" name="Bhgwangl Mrnhw Wbnypu&lt;br/&gt;deei/lamr mpxalugo, umcd_fivln, c_duepu/lse" descr="T2"/>
+                    <wps:cNvPr id="28" name="Bhgwangl Mrnhw Wbnypu&lt;br/&gt;deei/lamr mpxalugo, umcd_fivln, c_duepu/lse" descr="T2"/>
                     <wps:cNvSpPr/>
                     <wps:spPr>
                       <a:xfrm>
-                        <a:off x="1470027" y="439818"/>
-                        <a:ext cx="355381" cy="248017"/>
+                        <a:off x="1127188" y="88960"/>
+                        <a:ext cx="272500" cy="190175"/>
                       </a:xfrm>
                       <a:prstGeom prst="roundRect">
                         <a:avLst/>
@@ -800,7 +1050,7 @@
                         </w:p>
                       </w:txbxContent>
                     </wps:txbx>
-                    <wps:bodyPr rot="0" spcFirstLastPara="0" vertOverflow="overflow" horzOverflow="overflow" vert="horz" wrap="square" lIns="10582" tIns="5291" rIns="10582" bIns="5291" numCol="1" spcCol="0" rtlCol="0" fromWordArt="0" anchor="ctr" anchorCtr="0" forceAA="0" compatLnSpc="1">
+                    <wps:bodyPr rot="0" spcFirstLastPara="0" vertOverflow="overflow" horzOverflow="overflow" vert="horz" wrap="square" lIns="8114" tIns="4057" rIns="8114" bIns="4057" numCol="1" spcCol="0" rtlCol="0" fromWordArt="0" anchor="ctr" anchorCtr="0" forceAA="0" compatLnSpc="1">
                       <a:prstTxWarp prst="textNoShape">
                         <a:avLst/>
                       </a:prstTxWarp>
@@ -808,12 +1058,12 @@
                     </wps:bodyPr>
                   </wps:wsp>
                   <wps:wsp>
-                    <wps:cNvPr id="19" name="3. TMN Zqanykds&lt;br/&gt;Cqiogds Pjyskpt" descr="B3"/>
+                    <wps:cNvPr id="29" name="3. TMN Zqanykds&lt;br/&gt;Cqiogds Pjyskpt" descr="B3"/>
                     <wps:cNvSpPr/>
                     <wps:spPr>
                       <a:xfrm>
-                        <a:off x="2001776" y="546190"/>
-                        <a:ext cx="358027" cy="148810"/>
+                        <a:off x="1534923" y="200106"/>
+                        <a:ext cx="274528" cy="114105"/>
                       </a:xfrm>
                       <a:prstGeom prst="rect">
                         <a:avLst/>
@@ -861,7 +1111,7 @@
                         </w:p>
                       </w:txbxContent>
                     </wps:txbx>
-                    <wps:bodyPr rot="0" spcFirstLastPara="0" vertOverflow="overflow" horzOverflow="overflow" vert="horz" wrap="square" lIns="10582" tIns="5291" rIns="10582" bIns="5291" numCol="1" spcCol="0" rtlCol="0" fromWordArt="0" anchor="ctr" anchorCtr="0" forceAA="0" compatLnSpc="1">
+                    <wps:bodyPr rot="0" spcFirstLastPara="0" vertOverflow="overflow" horzOverflow="overflow" vert="horz" wrap="square" lIns="8114" tIns="4057" rIns="8114" bIns="4057" numCol="1" spcCol="0" rtlCol="0" fromWordArt="0" anchor="ctr" anchorCtr="0" forceAA="0" compatLnSpc="1">
                       <a:prstTxWarp prst="textNoShape">
                         <a:avLst/>
                       </a:prstTxWarp>
@@ -869,12 +1119,12 @@
                     </wps:bodyPr>
                   </wps:wsp>
                   <wps:wsp>
-                    <wps:cNvPr id="20" name="Hlbt Rrcsfnbksv" descr="N3"/>
+                    <wps:cNvPr id="30" name="Hlbt Rrcsfnbksv" descr="N3"/>
                     <wps:cNvSpPr/>
                     <wps:spPr>
                       <a:xfrm>
-                        <a:off x="2447987" y="562724"/>
-                        <a:ext cx="196650" cy="115741"/>
+                        <a:off x="1877069" y="212785"/>
+                        <a:ext cx="150788" cy="88748"/>
                       </a:xfrm>
                       <a:prstGeom prst="roundRect">
                         <a:avLst/>
@@ -922,7 +1172,7 @@
                         </w:p>
                       </w:txbxContent>
                     </wps:txbx>
-                    <wps:bodyPr rot="0" spcFirstLastPara="0" vertOverflow="overflow" horzOverflow="overflow" vert="horz" wrap="square" lIns="10582" tIns="5291" rIns="10582" bIns="5291" numCol="1" spcCol="0" rtlCol="0" fromWordArt="0" anchor="ctr" anchorCtr="0" forceAA="0" compatLnSpc="1">
+                    <wps:bodyPr rot="0" spcFirstLastPara="0" vertOverflow="overflow" horzOverflow="overflow" vert="horz" wrap="square" lIns="8114" tIns="4057" rIns="8114" bIns="4057" numCol="1" spcCol="0" rtlCol="0" fromWordArt="0" anchor="ctr" anchorCtr="0" forceAA="0" compatLnSpc="1">
                       <a:prstTxWarp prst="textNoShape">
                         <a:avLst/>
                       </a:prstTxWarp>
@@ -930,12 +1180,12 @@
                     </wps:bodyPr>
                   </wps:wsp>
                   <wps:wsp>
-                    <wps:cNvPr id="21" name="4. Yhip Yryvbgl &amp; Bnqtafeyowgb" descr="B4"/>
+                    <wps:cNvPr id="31" name="4. Yhip Yryvbgl &amp; Bnqtafeyowgb" descr="B4"/>
                     <wps:cNvSpPr/>
                     <wps:spPr>
                       <a:xfrm>
-                        <a:off x="2732821" y="478674"/>
-                        <a:ext cx="228396" cy="148810"/>
+                        <a:off x="2095474" y="263498"/>
+                        <a:ext cx="175130" cy="114105"/>
                       </a:xfrm>
                       <a:prstGeom prst="rect">
                         <a:avLst/>
@@ -983,7 +1233,7 @@
                         </w:p>
                       </w:txbxContent>
                     </wps:txbx>
-                    <wps:bodyPr rot="0" spcFirstLastPara="0" vertOverflow="overflow" horzOverflow="overflow" vert="horz" wrap="square" lIns="10582" tIns="5291" rIns="10582" bIns="5291" numCol="1" spcCol="0" rtlCol="0" fromWordArt="0" anchor="ctr" anchorCtr="0" forceAA="0" compatLnSpc="1">
+                    <wps:bodyPr rot="0" spcFirstLastPara="0" vertOverflow="overflow" horzOverflow="overflow" vert="horz" wrap="square" lIns="8114" tIns="4057" rIns="8114" bIns="4057" numCol="1" spcCol="0" rtlCol="0" fromWordArt="0" anchor="ctr" anchorCtr="0" forceAA="0" compatLnSpc="1">
                       <a:prstTxWarp prst="textNoShape">
                         <a:avLst/>
                       </a:prstTxWarp>
@@ -991,12 +1241,12 @@
                     </wps:bodyPr>
                   </wps:wsp>
                   <wps:wsp>
-                    <wps:cNvPr id="22" name="Hlbt Yhip Hefaki &amp;&lt;br/&gt;Jtjg Xqwvx Ztp-H" descr="L4"/>
+                    <wps:cNvPr id="32" name="Hlbt Yhip Hefaki &amp;&lt;br/&gt;Jtjg Xqwvx Ztp-H" descr="L4"/>
                     <wps:cNvSpPr/>
                     <wps:spPr>
                       <a:xfrm>
-                        <a:off x="3049402" y="462139"/>
-                        <a:ext cx="209878" cy="181879"/>
+                        <a:off x="2338222" y="250820"/>
+                        <a:ext cx="160930" cy="139462"/>
                       </a:xfrm>
                       <a:prstGeom prst="roundRect">
                         <a:avLst/>
@@ -1044,7 +1294,7 @@
                         </w:p>
                       </w:txbxContent>
                     </wps:txbx>
-                    <wps:bodyPr rot="0" spcFirstLastPara="0" vertOverflow="overflow" horzOverflow="overflow" vert="horz" wrap="square" lIns="10582" tIns="5291" rIns="10582" bIns="5291" numCol="1" spcCol="0" rtlCol="0" fromWordArt="0" anchor="ctr" anchorCtr="0" forceAA="0" compatLnSpc="1">
+                    <wps:bodyPr rot="0" spcFirstLastPara="0" vertOverflow="overflow" horzOverflow="overflow" vert="horz" wrap="square" lIns="8114" tIns="4057" rIns="8114" bIns="4057" numCol="1" spcCol="0" rtlCol="0" fromWordArt="0" anchor="ctr" anchorCtr="0" forceAA="0" compatLnSpc="1">
                       <a:prstTxWarp prst="textNoShape">
                         <a:avLst/>
                       </a:prstTxWarp>
@@ -1052,12 +1302,12 @@
                     </wps:bodyPr>
                   </wps:wsp>
                   <wps:wsp>
-                    <wps:cNvPr id="23" name="5. Kpwmq Golpmjxb Uhbkesegbg" descr="X5"/>
+                    <wps:cNvPr id="33" name="5. Kpwmq Golpmjxb Uhbkesegbg" descr="X5"/>
                     <wps:cNvSpPr/>
                     <wps:spPr>
                       <a:xfrm>
-                        <a:off x="3411397" y="515876"/>
-                        <a:ext cx="196650" cy="148810"/>
+                        <a:off x="2566770" y="106075"/>
+                        <a:ext cx="150788" cy="114105"/>
                       </a:xfrm>
                       <a:prstGeom prst="rect">
                         <a:avLst/>
@@ -1105,7 +1355,7 @@
                         </w:p>
                       </w:txbxContent>
                     </wps:txbx>
-                    <wps:bodyPr rot="0" spcFirstLastPara="0" vertOverflow="overflow" horzOverflow="overflow" vert="horz" wrap="square" lIns="10582" tIns="5291" rIns="10582" bIns="5291" numCol="1" spcCol="0" rtlCol="0" fromWordArt="0" anchor="ctr" anchorCtr="0" forceAA="0" compatLnSpc="1">
+                    <wps:bodyPr rot="0" spcFirstLastPara="0" vertOverflow="overflow" horzOverflow="overflow" vert="horz" wrap="square" lIns="8114" tIns="4057" rIns="8114" bIns="4057" numCol="1" spcCol="0" rtlCol="0" fromWordArt="0" anchor="ctr" anchorCtr="0" forceAA="0" compatLnSpc="1">
                       <a:prstTxWarp prst="textNoShape">
                         <a:avLst/>
                       </a:prstTxWarp>
@@ -1113,12 +1363,12 @@
                     </wps:bodyPr>
                   </wps:wsp>
                   <wps:wsp>
-                    <wps:cNvPr id="24" name="Golpmjxb Pvzqahyhbyvlra&lt;br/&gt;Xqwvx, Dfyhs, Rrcsfnbksv" descr="N5"/>
+                    <wps:cNvPr id="34" name="Golpmjxb Pvzqahyhbyvlra&lt;br/&gt;Xqwvx, Dfyhs, Rrcsfnbksv" descr="N5"/>
                     <wps:cNvSpPr/>
                     <wps:spPr>
                       <a:xfrm>
-                        <a:off x="3760165" y="499342"/>
-                        <a:ext cx="437393" cy="181879"/>
+                        <a:off x="2818984" y="93397"/>
+                        <a:ext cx="335384" cy="139462"/>
                       </a:xfrm>
                       <a:prstGeom prst="roundRect">
                         <a:avLst/>
@@ -1166,7 +1416,7 @@
                         </w:p>
                       </w:txbxContent>
                     </wps:txbx>
-                    <wps:bodyPr rot="0" spcFirstLastPara="0" vertOverflow="overflow" horzOverflow="overflow" vert="horz" wrap="square" lIns="10582" tIns="5291" rIns="10582" bIns="5291" numCol="1" spcCol="0" rtlCol="0" fromWordArt="0" anchor="ctr" anchorCtr="0" forceAA="0" compatLnSpc="1">
+                    <wps:bodyPr rot="0" spcFirstLastPara="0" vertOverflow="overflow" horzOverflow="overflow" vert="horz" wrap="square" lIns="8114" tIns="4057" rIns="8114" bIns="4057" numCol="1" spcCol="0" rtlCol="0" fromWordArt="0" anchor="ctr" anchorCtr="0" forceAA="0" compatLnSpc="1">
                       <a:prstTxWarp prst="textNoShape">
                         <a:avLst/>
                       </a:prstTxWarp>
@@ -1174,12 +1424,12 @@
                     </wps:bodyPr>
                   </wps:wsp>
                   <wps:wsp>
-                    <wps:cNvPr id="25" name="Lqlqpbcdq Ewztn" descr="Ewztn"/>
+                    <wps:cNvPr id="35" name="Lqlqpbcdq Ewztn" descr="Ewztn"/>
                     <wps:cNvSpPr/>
                     <wps:spPr>
                       <a:xfrm>
-                        <a:off x="3888472" y="182706"/>
-                        <a:ext cx="180777" cy="115741"/>
+                        <a:off x="2917368" y="565876"/>
+                        <a:ext cx="138616" cy="88748"/>
                       </a:xfrm>
                       <a:prstGeom prst="roundRect">
                         <a:avLst/>
@@ -1227,7 +1477,7 @@
                         </w:p>
                       </w:txbxContent>
                     </wps:txbx>
-                    <wps:bodyPr rot="0" spcFirstLastPara="0" vertOverflow="overflow" horzOverflow="overflow" vert="horz" wrap="square" lIns="10582" tIns="5291" rIns="10582" bIns="5291" numCol="1" spcCol="0" rtlCol="0" fromWordArt="0" anchor="ctr" anchorCtr="0" forceAA="0" compatLnSpc="1">
+                    <wps:bodyPr rot="0" spcFirstLastPara="0" vertOverflow="overflow" horzOverflow="overflow" vert="horz" wrap="square" lIns="8114" tIns="4057" rIns="8114" bIns="4057" numCol="1" spcCol="0" rtlCol="0" fromWordArt="0" anchor="ctr" anchorCtr="0" forceAA="0" compatLnSpc="1">
                       <a:prstTxWarp prst="textNoShape">
                         <a:avLst/>
                       </a:prstTxWarp>
@@ -1235,12 +1485,12 @@
                     </wps:bodyPr>
                   </wps:wsp>
                   <wps:wsp>
-                    <wps:cNvPr id="26" name="Lqlqpbcdq" descr="Kjj"/>
+                    <wps:cNvPr id="36" name="Lqlqpbcdq" descr="Kjj"/>
                     <wps:cNvSpPr/>
                     <wps:spPr>
                       <a:xfrm>
-                        <a:off x="4373925" y="218531"/>
-                        <a:ext cx="180777" cy="82672"/>
+                        <a:off x="3255795" y="539463"/>
+                        <a:ext cx="138616" cy="63392"/>
                       </a:xfrm>
                       <a:prstGeom prst="rect">
                         <a:avLst/>
@@ -1288,7 +1538,7 @@
                         </w:p>
                       </w:txbxContent>
                     </wps:txbx>
-                    <wps:bodyPr rot="0" spcFirstLastPara="0" vertOverflow="overflow" horzOverflow="overflow" vert="horz" wrap="square" lIns="10582" tIns="5291" rIns="10582" bIns="5291" numCol="1" spcCol="0" rtlCol="0" fromWordArt="0" anchor="ctr" anchorCtr="0" forceAA="0" compatLnSpc="1">
+                    <wps:bodyPr rot="0" spcFirstLastPara="0" vertOverflow="overflow" horzOverflow="overflow" vert="horz" wrap="square" lIns="8114" tIns="4057" rIns="8114" bIns="4057" numCol="1" spcCol="0" rtlCol="0" fromWordArt="0" anchor="ctr" anchorCtr="0" forceAA="0" compatLnSpc="1">
                       <a:prstTxWarp prst="textNoShape">
                         <a:avLst/>
                       </a:prstTxWarp>
@@ -1296,12 +1546,12 @@
                     </wps:bodyPr>
                   </wps:wsp>
                   <wps:wsp>
-                    <wps:cNvPr id="27" name="Eikeaqpem Dfyhs &amp; Hefaki" descr="R6d"/>
+                    <wps:cNvPr id="37" name="Eikeaqpem Dfyhs &amp; Hefaki" descr="R6d"/>
                     <wps:cNvSpPr/>
                     <wps:spPr>
                       <a:xfrm>
-                        <a:off x="4707702" y="185462"/>
-                        <a:ext cx="180777" cy="148810"/>
+                        <a:off x="3462029" y="514106"/>
+                        <a:ext cx="138616" cy="114105"/>
                       </a:xfrm>
                       <a:prstGeom prst="roundRect">
                         <a:avLst/>
@@ -1349,7 +1599,7 @@
                         </w:p>
                       </w:txbxContent>
                     </wps:txbx>
-                    <wps:bodyPr rot="0" spcFirstLastPara="0" vertOverflow="overflow" horzOverflow="overflow" vert="horz" wrap="square" lIns="10582" tIns="5291" rIns="10582" bIns="5291" numCol="1" spcCol="0" rtlCol="0" fromWordArt="0" anchor="ctr" anchorCtr="0" forceAA="0" compatLnSpc="1">
+                    <wps:bodyPr rot="0" spcFirstLastPara="0" vertOverflow="overflow" horzOverflow="overflow" vert="horz" wrap="square" lIns="8114" tIns="4057" rIns="8114" bIns="4057" numCol="1" spcCol="0" rtlCol="0" fromWordArt="0" anchor="ctr" anchorCtr="0" forceAA="0" compatLnSpc="1">
                       <a:prstTxWarp prst="textNoShape">
                         <a:avLst/>
                       </a:prstTxWarp>
@@ -1357,12 +1607,12 @@
                     </wps:bodyPr>
                   </wps:wsp>
                   <wps:wsp>
-                    <wps:cNvPr id="28" name="Uqmmfsqydmmdp" descr="Mbkj"/>
+                    <wps:cNvPr id="38" name="Uqmmfsqydmmdp" descr="Mbkj"/>
                     <wps:cNvSpPr/>
                     <wps:spPr>
                       <a:xfrm>
-                        <a:off x="5153472" y="159282"/>
-                        <a:ext cx="244270" cy="82672"/>
+                        <a:off x="3668263" y="578554"/>
+                        <a:ext cx="187301" cy="63392"/>
                       </a:xfrm>
                       <a:prstGeom prst="rect">
                         <a:avLst/>
@@ -1410,7 +1660,7 @@
                         </w:p>
                       </w:txbxContent>
                     </wps:txbx>
-                    <wps:bodyPr rot="0" spcFirstLastPara="0" vertOverflow="overflow" horzOverflow="overflow" vert="horz" wrap="square" lIns="10582" tIns="5291" rIns="10582" bIns="5291" numCol="1" spcCol="0" rtlCol="0" fromWordArt="0" anchor="ctr" anchorCtr="0" forceAA="0" compatLnSpc="1">
+                    <wps:bodyPr rot="0" spcFirstLastPara="0" vertOverflow="overflow" horzOverflow="overflow" vert="horz" wrap="square" lIns="8114" tIns="4057" rIns="8114" bIns="4057" numCol="1" spcCol="0" rtlCol="0" fromWordArt="0" anchor="ctr" anchorCtr="0" forceAA="0" compatLnSpc="1">
                       <a:prstTxWarp prst="textNoShape">
                         <a:avLst/>
                       </a:prstTxWarp>
@@ -1418,12 +1668,12 @@
                     </wps:bodyPr>
                   </wps:wsp>
                   <wps:wsp>
-                    <wps:cNvPr id="29" name="Ryugwhet Ariwj" descr="F6i"/>
+                    <wps:cNvPr id="39" name="Ryugwhet Ariwj" descr="F6i"/>
                     <wps:cNvSpPr/>
                     <wps:spPr>
                       <a:xfrm>
-                        <a:off x="5622169" y="142748"/>
-                        <a:ext cx="164904" cy="115741"/>
+                        <a:off x="3923182" y="565876"/>
+                        <a:ext cx="126445" cy="88748"/>
                       </a:xfrm>
                       <a:prstGeom prst="roundRect">
                         <a:avLst/>
@@ -1471,7 +1721,7 @@
                         </w:p>
                       </w:txbxContent>
                     </wps:txbx>
-                    <wps:bodyPr rot="0" spcFirstLastPara="0" vertOverflow="overflow" horzOverflow="overflow" vert="horz" wrap="square" lIns="10582" tIns="5291" rIns="10582" bIns="5291" numCol="1" spcCol="0" rtlCol="0" fromWordArt="0" anchor="ctr" anchorCtr="0" forceAA="0" compatLnSpc="1">
+                    <wps:bodyPr rot="0" spcFirstLastPara="0" vertOverflow="overflow" horzOverflow="overflow" vert="horz" wrap="square" lIns="8114" tIns="4057" rIns="8114" bIns="4057" numCol="1" spcCol="0" rtlCol="0" fromWordArt="0" anchor="ctr" anchorCtr="0" forceAA="0" compatLnSpc="1">
                       <a:prstTxWarp prst="textNoShape">
                         <a:avLst/>
                       </a:prstTxWarp>
@@ -1479,12 +1729,12 @@
                     </wps:bodyPr>
                   </wps:wsp>
                   <wps:wsp>
-                    <wps:cNvPr id="30" name="8. Yhip Iczvdvrjqkp &amp; Yryvbgl" descr="D8"/>
+                    <wps:cNvPr id="40" name="8. Yhip Iczvdvrjqkp &amp; Yryvbgl" descr="D8"/>
                     <wps:cNvSpPr/>
                     <wps:spPr>
                       <a:xfrm>
-                        <a:off x="3391556" y="824520"/>
-                        <a:ext cx="236333" cy="148810"/>
+                        <a:off x="4184862" y="397677"/>
+                        <a:ext cx="181216" cy="114105"/>
                       </a:xfrm>
                       <a:prstGeom prst="rect">
                         <a:avLst/>
@@ -1532,7 +1782,7 @@
                         </w:p>
                       </w:txbxContent>
                     </wps:txbx>
-                    <wps:bodyPr rot="0" spcFirstLastPara="0" vertOverflow="overflow" horzOverflow="overflow" vert="horz" wrap="square" lIns="10582" tIns="5291" rIns="10582" bIns="5291" numCol="1" spcCol="0" rtlCol="0" fromWordArt="0" anchor="ctr" anchorCtr="0" forceAA="0" compatLnSpc="1">
+                    <wps:bodyPr rot="0" spcFirstLastPara="0" vertOverflow="overflow" horzOverflow="overflow" vert="horz" wrap="square" lIns="8114" tIns="4057" rIns="8114" bIns="4057" numCol="1" spcCol="0" rtlCol="0" fromWordArt="0" anchor="ctr" anchorCtr="0" forceAA="0" compatLnSpc="1">
                       <a:prstTxWarp prst="textNoShape">
                         <a:avLst/>
                       </a:prstTxWarp>
@@ -1540,12 +1790,12 @@
                     </wps:bodyPr>
                   </wps:wsp>
                   <wps:wsp>
-                    <wps:cNvPr id="31" name="Qcls &amp; Golpmjxb Yhip Hefaki" descr="W8"/>
+                    <wps:cNvPr id="41" name="Qcls &amp; Golpmjxb Yhip Hefaki" descr="W8"/>
                     <wps:cNvSpPr/>
                     <wps:spPr>
                       <a:xfrm>
-                        <a:off x="3859372" y="824520"/>
-                        <a:ext cx="238979" cy="148810"/>
+                        <a:off x="4433696" y="397677"/>
+                        <a:ext cx="183244" cy="114105"/>
                       </a:xfrm>
                       <a:prstGeom prst="roundRect">
                         <a:avLst/>
@@ -1593,7 +1843,7 @@
                         </w:p>
                       </w:txbxContent>
                     </wps:txbx>
-                    <wps:bodyPr rot="0" spcFirstLastPara="0" vertOverflow="overflow" horzOverflow="overflow" vert="horz" wrap="square" lIns="10582" tIns="5291" rIns="10582" bIns="5291" numCol="1" spcCol="0" rtlCol="0" fromWordArt="0" anchor="ctr" anchorCtr="0" forceAA="0" compatLnSpc="1">
+                    <wps:bodyPr rot="0" spcFirstLastPara="0" vertOverflow="overflow" horzOverflow="overflow" vert="horz" wrap="square" lIns="8114" tIns="4057" rIns="8114" bIns="4057" numCol="1" spcCol="0" rtlCol="0" fromWordArt="0" anchor="ctr" anchorCtr="0" forceAA="0" compatLnSpc="1">
                       <a:prstTxWarp prst="textNoShape">
                         <a:avLst/>
                       </a:prstTxWarp>
@@ -1601,12 +1851,12 @@
                     </wps:bodyPr>
                   </wps:wsp>
                   <wps:wsp>
-                    <wps:cNvPr id="32" name="Erxriuy Ezfvqi Fgtyqsdg" descr="W9"/>
+                    <wps:cNvPr id="42" name="Erxriuy Ezfvqi Fgtyqsdg" descr="W9"/>
                     <wps:cNvSpPr/>
                     <wps:spPr>
                       <a:xfrm>
-                        <a:off x="4381862" y="697756"/>
-                        <a:ext cx="164904" cy="148810"/>
+                        <a:off x="4752175" y="288855"/>
+                        <a:ext cx="126445" cy="114105"/>
                       </a:xfrm>
                       <a:prstGeom prst="rect">
                         <a:avLst/>
@@ -1654,7 +1904,7 @@
                         </w:p>
                       </w:txbxContent>
                     </wps:txbx>
-                    <wps:bodyPr rot="0" spcFirstLastPara="0" vertOverflow="overflow" horzOverflow="overflow" vert="horz" wrap="square" lIns="10582" tIns="5291" rIns="10582" bIns="5291" numCol="1" spcCol="0" rtlCol="0" fromWordArt="0" anchor="ctr" anchorCtr="0" forceAA="0" compatLnSpc="1">
+                    <wps:bodyPr rot="0" spcFirstLastPara="0" vertOverflow="overflow" horzOverflow="overflow" vert="horz" wrap="square" lIns="8114" tIns="4057" rIns="8114" bIns="4057" numCol="1" spcCol="0" rtlCol="0" fromWordArt="0" anchor="ctr" anchorCtr="0" forceAA="0" compatLnSpc="1">
                       <a:prstTxWarp prst="textNoShape">
                         <a:avLst/>
                       </a:prstTxWarp>
@@ -1662,12 +1912,12 @@
                     </wps:bodyPr>
                   </wps:wsp>
                   <wps:wsp>
-                    <wps:cNvPr id="33" name="Erxriuy Ezfvqi&lt;br/&gt;Xqwvx, Dfyhs, Ariwj, Fypq Wbnypu" descr="P9"/>
+                    <wps:cNvPr id="43" name="Erxriuy Ezfvqi&lt;br/&gt;Xqwvx, Dfyhs, Ariwj, Fypq Wbnypu" descr="P9"/>
                     <wps:cNvSpPr/>
                     <wps:spPr>
                       <a:xfrm>
-                        <a:off x="4642886" y="681221"/>
-                        <a:ext cx="310408" cy="181879"/>
+                        <a:off x="4946238" y="276176"/>
+                        <a:ext cx="238014" cy="139462"/>
                       </a:xfrm>
                       <a:prstGeom prst="roundRect">
                         <a:avLst/>
@@ -1715,7 +1965,7 @@
                         </w:p>
                       </w:txbxContent>
                     </wps:txbx>
-                    <wps:bodyPr rot="0" spcFirstLastPara="0" vertOverflow="overflow" horzOverflow="overflow" vert="horz" wrap="square" lIns="10582" tIns="5291" rIns="10582" bIns="5291" numCol="1" spcCol="0" rtlCol="0" fromWordArt="0" anchor="ctr" anchorCtr="0" forceAA="0" compatLnSpc="1">
+                    <wps:bodyPr rot="0" spcFirstLastPara="0" vertOverflow="overflow" horzOverflow="overflow" vert="horz" wrap="square" lIns="8114" tIns="4057" rIns="8114" bIns="4057" numCol="1" spcCol="0" rtlCol="0" fromWordArt="0" anchor="ctr" anchorCtr="0" forceAA="0" compatLnSpc="1">
                       <a:prstTxWarp prst="textNoShape">
                         <a:avLst/>
                       </a:prstTxWarp>
@@ -1723,12 +1973,12 @@
                     </wps:bodyPr>
                   </wps:wsp>
                   <wps:wsp>
-                    <wps:cNvPr id="34" name="Bhgwangl Lnquwua &amp;&lt;br/&gt;Vldnbrkpcl Hufgwibl" descr="Q10"/>
+                    <wps:cNvPr id="44" name="Bhgwangl Lnquwua &amp;&lt;br/&gt;Vldnbrkpcl Hufgwibl" descr="Q10"/>
                     <wps:cNvSpPr/>
                     <wps:spPr>
                       <a:xfrm>
-                        <a:off x="5129662" y="681221"/>
-                        <a:ext cx="291889" cy="181879"/>
+                        <a:off x="5319488" y="276176"/>
+                        <a:ext cx="223815" cy="139462"/>
                       </a:xfrm>
                       <a:prstGeom prst="rect">
                         <a:avLst/>
@@ -1776,7 +2026,7 @@
                         </w:p>
                       </w:txbxContent>
                     </wps:txbx>
-                    <wps:bodyPr rot="0" spcFirstLastPara="0" vertOverflow="overflow" horzOverflow="overflow" vert="horz" wrap="square" lIns="10582" tIns="5291" rIns="10582" bIns="5291" numCol="1" spcCol="0" rtlCol="0" fromWordArt="0" anchor="ctr" anchorCtr="0" forceAA="0" compatLnSpc="1">
+                    <wps:bodyPr rot="0" spcFirstLastPara="0" vertOverflow="overflow" horzOverflow="overflow" vert="horz" wrap="square" lIns="8114" tIns="4057" rIns="8114" bIns="4057" numCol="1" spcCol="0" rtlCol="0" fromWordArt="0" anchor="ctr" anchorCtr="0" forceAA="0" compatLnSpc="1">
                       <a:prstTxWarp prst="textNoShape">
                         <a:avLst/>
                       </a:prstTxWarp>
@@ -1784,12 +2034,12 @@
                     </wps:bodyPr>
                   </wps:wsp>
                   <wps:wsp>
-                    <wps:cNvPr id="35" name="Erxriuy Qgmzwpn&lt;br/&gt;Xdmnhhvkew Rzeel Bygarnbnp" descr="S10"/>
+                    <wps:cNvPr id="45" name="Erxriuy Qgmzwpn&lt;br/&gt;Xdmnhhvkew Rzeel Bygarnbnp" descr="S10"/>
                     <wps:cNvSpPr/>
                     <wps:spPr>
                       <a:xfrm>
-                        <a:off x="5509735" y="681221"/>
-                        <a:ext cx="389773" cy="181879"/>
+                        <a:off x="5610921" y="276176"/>
+                        <a:ext cx="298870" cy="139462"/>
                       </a:xfrm>
                       <a:prstGeom prst="roundRect">
                         <a:avLst/>
@@ -1837,7 +2087,7 @@
                         </w:p>
                       </w:txbxContent>
                     </wps:txbx>
-                    <wps:bodyPr rot="0" spcFirstLastPara="0" vertOverflow="overflow" horzOverflow="overflow" vert="horz" wrap="square" lIns="10582" tIns="5291" rIns="10582" bIns="5291" numCol="1" spcCol="0" rtlCol="0" fromWordArt="0" anchor="ctr" anchorCtr="0" forceAA="0" compatLnSpc="1">
+                    <wps:bodyPr rot="0" spcFirstLastPara="0" vertOverflow="overflow" horzOverflow="overflow" vert="horz" wrap="square" lIns="8114" tIns="4057" rIns="8114" bIns="4057" numCol="1" spcCol="0" rtlCol="0" fromWordArt="0" anchor="ctr" anchorCtr="0" forceAA="0" compatLnSpc="1">
                       <a:prstTxWarp prst="textNoShape">
                         <a:avLst/>
                       </a:prstTxWarp>
@@ -1845,15 +2095,15 @@
                     </wps:bodyPr>
                   </wps:wsp>
                   <wps:wsp>
-                    <wps:cNvPr id="36" name="E1--B1"/>
+                    <wps:cNvPr id="46" name="E1--B1"/>
                     <wps:cNvCnPr>
-                      <a:stCxn id="12" idx="3"/>
-                      <a:endCxn id="14" idx="1"/>
+                      <a:stCxn id="22" idx="3"/>
+                      <a:endCxn id="24" idx="1"/>
                     </wps:cNvCnPr>
                     <wps:spPr>
                       <a:xfrm>
-                        <a:off x="248679" y="402615"/>
-                        <a:ext cx="88184" cy="161211"/>
+                        <a:off x="190682" y="120655"/>
+                        <a:ext cx="67618" cy="63392"/>
                       </a:xfrm>
                       <a:prstGeom prst="line">
                         <a:avLst/>
@@ -1883,15 +2133,15 @@
                     <wps:bodyPr/>
                   </wps:wsp>
                   <wps:wsp>
-                    <wps:cNvPr id="37" name="J2--B1"/>
+                    <wps:cNvPr id="47" name="J2--B1"/>
                     <wps:cNvCnPr>
-                      <a:stCxn id="13" idx="3"/>
-                      <a:endCxn id="14" idx="1"/>
+                      <a:stCxn id="23" idx="3"/>
+                      <a:endCxn id="24" idx="1"/>
                     </wps:cNvCnPr>
                     <wps:spPr>
                       <a:xfrm flipV="1">
-                        <a:off x="236774" y="563826"/>
-                        <a:ext cx="100089" cy="70272"/>
+                        <a:off x="181554" y="184047"/>
+                        <a:ext cx="76746" cy="114105"/>
                       </a:xfrm>
                       <a:prstGeom prst="line">
                         <a:avLst/>
@@ -1921,15 +2171,53 @@
                     <wps:bodyPr/>
                   </wps:wsp>
                   <wps:wsp>
-                    <wps:cNvPr id="38" name="B1--C1"/>
+                    <wps:cNvPr id="48" name="B1--C1"/>
                     <wps:cNvCnPr>
-                      <a:stCxn id="14" idx="3"/>
-                      <a:endCxn id="15" idx="1"/>
+                      <a:stCxn id="24" idx="3"/>
+                      <a:endCxn id="25" idx="1"/>
                     </wps:cNvCnPr>
                     <wps:spPr>
+                      <a:xfrm>
+                        <a:off x="396916" y="184047"/>
+                        <a:ext cx="128474" cy="101427"/>
+                      </a:xfrm>
+                      <a:prstGeom prst="line">
+                        <a:avLst/>
+                      </a:prstGeom>
+                      <a:ln w="3175" cap="flat" cmpd="sng" algn="ctr">
+                        <a:solidFill>
+                          <a:srgbClr val="2F5496"/>
+                        </a:solidFill>
+                        <a:prstDash val="solid"/>
+                        <a:tailEnd type="triangle" w="med" len="med"/>
+                      </a:ln>
+                    </wps:spPr>
+                    <wps:style>
+                      <a:lnRef idx="2">
+                        <a:schemeClr val="accent1"/>
+                      </a:lnRef>
+                      <a:fillRef idx="0">
+                        <a:schemeClr val="accent1"/>
+                      </a:fillRef>
+                      <a:effectRef idx="1">
+                        <a:schemeClr val="accent1"/>
+                      </a:effectRef>
+                      <a:fontRef idx="minor">
+                        <a:schemeClr val="tx1"/>
+                      </a:fontRef>
+                    </wps:style>
+                    <wps:bodyPr/>
+                  </wps:wsp>
+                  <wps:wsp>
+                    <wps:cNvPr id="49" name="B1--C1y"/>
+                    <wps:cNvCnPr>
+                      <a:stCxn id="24" idx="3"/>
+                      <a:endCxn id="26" idx="1"/>
+                    </wps:cNvCnPr>
+                    <wps:spPr>
                       <a:xfrm flipV="1">
-                        <a:off x="517640" y="419149"/>
-                        <a:ext cx="167549" cy="144677"/>
+                        <a:off x="396916" y="120655"/>
+                        <a:ext cx="67618" cy="63392"/>
                       </a:xfrm>
                       <a:prstGeom prst="line">
                         <a:avLst/>
@@ -1959,15 +2247,15 @@
                     <wps:bodyPr/>
                   </wps:wsp>
                   <wps:wsp>
-                    <wps:cNvPr id="39" name="B1--C1y"/>
+                    <wps:cNvPr id="50" name="C1--S2"/>
                     <wps:cNvCnPr>
-                      <a:stCxn id="14" idx="3"/>
-                      <a:endCxn id="16" idx="1"/>
+                      <a:stCxn id="25" idx="3"/>
+                      <a:endCxn id="27" idx="1"/>
                     </wps:cNvCnPr>
                     <wps:spPr>
-                      <a:xfrm>
-                        <a:off x="517640" y="563826"/>
-                        <a:ext cx="88184" cy="70272"/>
+                      <a:xfrm flipV="1">
+                        <a:off x="749205" y="184047"/>
+                        <a:ext cx="196091" cy="101427"/>
                       </a:xfrm>
                       <a:prstGeom prst="line">
                         <a:avLst/>
@@ -1997,15 +2285,15 @@
                     <wps:bodyPr/>
                   </wps:wsp>
                   <wps:wsp>
-                    <wps:cNvPr id="40" name="C1--S2"/>
+                    <wps:cNvPr id="51" name="C1y--S2"/>
                     <wps:cNvCnPr>
-                      <a:stCxn id="15" idx="3"/>
-                      <a:endCxn id="17" idx="1"/>
+                      <a:stCxn id="26" idx="3"/>
+                      <a:endCxn id="27" idx="1"/>
                     </wps:cNvCnPr>
                     <wps:spPr>
                       <a:xfrm>
-                        <a:off x="977078" y="419149"/>
-                        <a:ext cx="255734" cy="144677"/>
+                        <a:off x="810061" y="120655"/>
+                        <a:ext cx="135235" cy="63392"/>
                       </a:xfrm>
                       <a:prstGeom prst="line">
                         <a:avLst/>
@@ -2035,15 +2323,205 @@
                     <wps:bodyPr/>
                   </wps:wsp>
                   <wps:wsp>
-                    <wps:cNvPr id="41" name="C1y--S2"/>
+                    <wps:cNvPr id="52" name="S2--T2"/>
                     <wps:cNvCnPr>
-                      <a:stCxn id="16" idx="3"/>
-                      <a:endCxn id="17" idx="1"/>
+                      <a:stCxn id="27" idx="3"/>
+                      <a:endCxn id="28" idx="1"/>
                     </wps:cNvCnPr>
                     <wps:spPr>
+                      <a:xfrm>
+                        <a:off x="1059570" y="184047"/>
+                        <a:ext cx="67618" cy="0"/>
+                      </a:xfrm>
+                      <a:prstGeom prst="line">
+                        <a:avLst/>
+                      </a:prstGeom>
+                      <a:ln w="3175" cap="flat" cmpd="sng" algn="ctr">
+                        <a:solidFill>
+                          <a:srgbClr val="2F5496"/>
+                        </a:solidFill>
+                        <a:prstDash val="solid"/>
+                        <a:tailEnd type="triangle" w="med" len="med"/>
+                      </a:ln>
+                    </wps:spPr>
+                    <wps:style>
+                      <a:lnRef idx="2">
+                        <a:schemeClr val="accent1"/>
+                      </a:lnRef>
+                      <a:fillRef idx="0">
+                        <a:schemeClr val="accent1"/>
+                      </a:fillRef>
+                      <a:effectRef idx="1">
+                        <a:schemeClr val="accent1"/>
+                      </a:effectRef>
+                      <a:fontRef idx="minor">
+                        <a:schemeClr val="tx1"/>
+                      </a:fontRef>
+                    </wps:style>
+                    <wps:bodyPr/>
+                  </wps:wsp>
+                  <wps:wsp>
+                    <wps:cNvPr id="53" name="T2--B3"/>
+                    <wps:cNvCnPr>
+                      <a:stCxn id="28" idx="3"/>
+                      <a:endCxn id="29" idx="1"/>
+                    </wps:cNvCnPr>
+                    <wps:spPr>
+                      <a:xfrm>
+                        <a:off x="1399687" y="184047"/>
+                        <a:ext cx="135236" cy="73112"/>
+                      </a:xfrm>
+                      <a:prstGeom prst="line">
+                        <a:avLst/>
+                      </a:prstGeom>
+                      <a:ln w="3175" cap="flat" cmpd="sng" algn="ctr">
+                        <a:solidFill>
+                          <a:srgbClr val="2F5496"/>
+                        </a:solidFill>
+                        <a:prstDash val="solid"/>
+                        <a:tailEnd type="triangle" w="med" len="med"/>
+                      </a:ln>
+                    </wps:spPr>
+                    <wps:style>
+                      <a:lnRef idx="2">
+                        <a:schemeClr val="accent1"/>
+                      </a:lnRef>
+                      <a:fillRef idx="0">
+                        <a:schemeClr val="accent1"/>
+                      </a:fillRef>
+                      <a:effectRef idx="1">
+                        <a:schemeClr val="accent1"/>
+                      </a:effectRef>
+                      <a:fontRef idx="minor">
+                        <a:schemeClr val="tx1"/>
+                      </a:fontRef>
+                    </wps:style>
+                    <wps:bodyPr/>
+                  </wps:wsp>
+                  <wps:wsp>
+                    <wps:cNvPr id="54" name="B3--N3"/>
+                    <wps:cNvCnPr>
+                      <a:stCxn id="29" idx="3"/>
+                      <a:endCxn id="30" idx="1"/>
+                    </wps:cNvCnPr>
+                    <wps:spPr>
+                      <a:xfrm>
+                        <a:off x="1809451" y="257159"/>
+                        <a:ext cx="67618" cy="0"/>
+                      </a:xfrm>
+                      <a:prstGeom prst="line">
+                        <a:avLst/>
+                      </a:prstGeom>
+                      <a:ln w="3175" cap="flat" cmpd="sng" algn="ctr">
+                        <a:solidFill>
+                          <a:srgbClr val="2F5496"/>
+                        </a:solidFill>
+                        <a:prstDash val="solid"/>
+                        <a:tailEnd type="triangle" w="med" len="med"/>
+                      </a:ln>
+                    </wps:spPr>
+                    <wps:style>
+                      <a:lnRef idx="2">
+                        <a:schemeClr val="accent1"/>
+                      </a:lnRef>
+                      <a:fillRef idx="0">
+                        <a:schemeClr val="accent1"/>
+                      </a:fillRef>
+                      <a:effectRef idx="1">
+                        <a:schemeClr val="accent1"/>
+                      </a:effectRef>
+                      <a:fontRef idx="minor">
+                        <a:schemeClr val="tx1"/>
+                      </a:fontRef>
+                    </wps:style>
+                    <wps:bodyPr/>
+                  </wps:wsp>
+                  <wps:wsp>
+                    <wps:cNvPr id="55" name="N3--B4"/>
+                    <wps:cNvCnPr>
+                      <a:stCxn id="30" idx="3"/>
+                      <a:endCxn id="31" idx="1"/>
+                    </wps:cNvCnPr>
+                    <wps:spPr>
+                      <a:xfrm>
+                        <a:off x="2027856" y="257159"/>
+                        <a:ext cx="67618" cy="63391"/>
+                      </a:xfrm>
+                      <a:prstGeom prst="line">
+                        <a:avLst/>
+                      </a:prstGeom>
+                      <a:ln w="3175" cap="flat" cmpd="sng" algn="ctr">
+                        <a:solidFill>
+                          <a:srgbClr val="2F5496"/>
+                        </a:solidFill>
+                        <a:prstDash val="solid"/>
+                        <a:tailEnd type="triangle" w="med" len="med"/>
+                      </a:ln>
+                    </wps:spPr>
+                    <wps:style>
+                      <a:lnRef idx="2">
+                        <a:schemeClr val="accent1"/>
+                      </a:lnRef>
+                      <a:fillRef idx="0">
+                        <a:schemeClr val="accent1"/>
+                      </a:fillRef>
+                      <a:effectRef idx="1">
+                        <a:schemeClr val="accent1"/>
+                      </a:effectRef>
+                      <a:fontRef idx="minor">
+                        <a:schemeClr val="tx1"/>
+                      </a:fontRef>
+                    </wps:style>
+                    <wps:bodyPr/>
+                  </wps:wsp>
+                  <wps:wsp>
+                    <wps:cNvPr id="56" name="B4--L4"/>
+                    <wps:cNvCnPr>
+                      <a:stCxn id="31" idx="3"/>
+                      <a:endCxn id="32" idx="1"/>
+                    </wps:cNvCnPr>
+                    <wps:spPr>
+                      <a:xfrm>
+                        <a:off x="2270604" y="320550"/>
+                        <a:ext cx="67618" cy="0"/>
+                      </a:xfrm>
+                      <a:prstGeom prst="line">
+                        <a:avLst/>
+                      </a:prstGeom>
+                      <a:ln w="3175" cap="flat" cmpd="sng" algn="ctr">
+                        <a:solidFill>
+                          <a:srgbClr val="2F5496"/>
+                        </a:solidFill>
+                        <a:prstDash val="solid"/>
+                        <a:tailEnd type="triangle" w="med" len="med"/>
+                      </a:ln>
+                    </wps:spPr>
+                    <wps:style>
+                      <a:lnRef idx="2">
+                        <a:schemeClr val="accent1"/>
+                      </a:lnRef>
+                      <a:fillRef idx="0">
+                        <a:schemeClr val="accent1"/>
+                      </a:fillRef>
+                      <a:effectRef idx="1">
+                        <a:schemeClr val="accent1"/>
+                      </a:effectRef>
+                      <a:fontRef idx="minor">
+                        <a:schemeClr val="tx1"/>
+                      </a:fontRef>
+                    </wps:style>
+                    <wps:bodyPr/>
+                  </wps:wsp>
+                  <wps:wsp>
+                    <wps:cNvPr id="57" name="T2--X5"/>
+                    <wps:cNvCnPr>
+                      <a:stCxn id="28" idx="3"/>
+                      <a:endCxn id="33" idx="1"/>
+                    </wps:cNvCnPr>
+                    <wps:spPr>
                       <a:xfrm flipV="1">
-                        <a:off x="1056444" y="563826"/>
-                        <a:ext cx="176368" cy="70272"/>
+                        <a:off x="1399687" y="163128"/>
+                        <a:ext cx="1167083" cy="20919"/>
                       </a:xfrm>
                       <a:prstGeom prst="line">
                         <a:avLst/>
@@ -2073,15 +2551,15 @@
                     <wps:bodyPr/>
                   </wps:wsp>
                   <wps:wsp>
-                    <wps:cNvPr id="42" name="S2--T2"/>
+                    <wps:cNvPr id="58" name="L4--X5"/>
                     <wps:cNvCnPr>
-                      <a:stCxn id="17" idx="3"/>
-                      <a:endCxn id="18" idx="1"/>
+                      <a:stCxn id="32" idx="3"/>
+                      <a:endCxn id="33" idx="1"/>
                     </wps:cNvCnPr>
                     <wps:spPr>
-                      <a:xfrm>
-                        <a:off x="1381843" y="563826"/>
-                        <a:ext cx="88184" cy="0"/>
+                      <a:xfrm flipV="1">
+                        <a:off x="2499152" y="163128"/>
+                        <a:ext cx="67618" cy="157422"/>
                       </a:xfrm>
                       <a:prstGeom prst="line">
                         <a:avLst/>
@@ -2111,15 +2589,15 @@
                     <wps:bodyPr/>
                   </wps:wsp>
                   <wps:wsp>
-                    <wps:cNvPr id="43" name="T2--B3"/>
+                    <wps:cNvPr id="59" name="N3--X5"/>
                     <wps:cNvCnPr>
-                      <a:stCxn id="18" idx="3"/>
-                      <a:endCxn id="19" idx="1"/>
+                      <a:stCxn id="30" idx="3"/>
+                      <a:endCxn id="33" idx="1"/>
                     </wps:cNvCnPr>
                     <wps:spPr>
-                      <a:xfrm>
-                        <a:off x="1825408" y="563826"/>
-                        <a:ext cx="176368" cy="56769"/>
+                      <a:xfrm flipV="1">
+                        <a:off x="2027856" y="163128"/>
+                        <a:ext cx="538914" cy="94031"/>
                       </a:xfrm>
                       <a:prstGeom prst="line">
                         <a:avLst/>
@@ -2149,15 +2627,15 @@
                     <wps:bodyPr/>
                   </wps:wsp>
                   <wps:wsp>
-                    <wps:cNvPr id="44" name="B3--N3"/>
+                    <wps:cNvPr id="60" name="X5--N5"/>
                     <wps:cNvCnPr>
-                      <a:stCxn id="19" idx="3"/>
-                      <a:endCxn id="20" idx="1"/>
+                      <a:stCxn id="33" idx="3"/>
+                      <a:endCxn id="34" idx="1"/>
                     </wps:cNvCnPr>
                     <wps:spPr>
                       <a:xfrm>
-                        <a:off x="2359803" y="620595"/>
-                        <a:ext cx="88184" cy="0"/>
+                        <a:off x="2717557" y="163128"/>
+                        <a:ext cx="101427" cy="0"/>
                       </a:xfrm>
                       <a:prstGeom prst="line">
                         <a:avLst/>
@@ -2187,15 +2665,15 @@
                     <wps:bodyPr/>
                   </wps:wsp>
                   <wps:wsp>
-                    <wps:cNvPr id="45" name="N3--B4"/>
+                    <wps:cNvPr id="61" name="Ewztn--Kjj"/>
                     <wps:cNvCnPr>
-                      <a:stCxn id="20" idx="3"/>
-                      <a:endCxn id="21" idx="1"/>
+                      <a:stCxn id="35" idx="3"/>
+                      <a:endCxn id="36" idx="1"/>
                     </wps:cNvCnPr>
                     <wps:spPr>
                       <a:xfrm flipV="1">
-                        <a:off x="2644637" y="553079"/>
-                        <a:ext cx="88184" cy="67516"/>
+                        <a:off x="3055984" y="571159"/>
+                        <a:ext cx="199811" cy="39091"/>
                       </a:xfrm>
                       <a:prstGeom prst="line">
                         <a:avLst/>
@@ -2225,15 +2703,15 @@
                     <wps:bodyPr/>
                   </wps:wsp>
                   <wps:wsp>
-                    <wps:cNvPr id="46" name="B4--L4"/>
+                    <wps:cNvPr id="62" name="N5--Kjj"/>
                     <wps:cNvCnPr>
-                      <a:stCxn id="21" idx="3"/>
-                      <a:endCxn id="22" idx="1"/>
+                      <a:stCxn id="34" idx="2"/>
+                      <a:endCxn id="36" idx="0"/>
                     </wps:cNvCnPr>
                     <wps:spPr>
                       <a:xfrm>
-                        <a:off x="2961218" y="553079"/>
-                        <a:ext cx="88184" cy="0"/>
+                        <a:off x="2986676" y="232859"/>
+                        <a:ext cx="338427" cy="306604"/>
                       </a:xfrm>
                       <a:prstGeom prst="line">
                         <a:avLst/>
@@ -2263,15 +2741,53 @@
                     <wps:bodyPr/>
                   </wps:wsp>
                   <wps:wsp>
-                    <wps:cNvPr id="47" name="T2--X5"/>
+                    <wps:cNvPr id="63" name="Kjj--R6d"/>
                     <wps:cNvCnPr>
-                      <a:stCxn id="18" idx="3"/>
-                      <a:endCxn id="23" idx="1"/>
+                      <a:stCxn id="36" idx="3"/>
+                      <a:endCxn id="37" idx="1"/>
                     </wps:cNvCnPr>
                     <wps:spPr>
                       <a:xfrm>
-                        <a:off x="1825408" y="365137"/>
-                        <a:ext cx="1585989" cy="225144"/>
+                        <a:off x="3394411" y="571159"/>
+                        <a:ext cx="67618" cy="0"/>
+                      </a:xfrm>
+                      <a:prstGeom prst="line">
+                        <a:avLst/>
+                      </a:prstGeom>
+                      <a:ln w="3175" cap="flat" cmpd="sng" algn="ctr">
+                        <a:solidFill>
+                          <a:srgbClr val="2F5496"/>
+                        </a:solidFill>
+                        <a:prstDash val="solid"/>
+                        <a:tailEnd type="triangle" w="med" len="med"/>
+                      </a:ln>
+                    </wps:spPr>
+                    <wps:style>
+                      <a:lnRef idx="2">
+                        <a:schemeClr val="accent1"/>
+                      </a:lnRef>
+                      <a:fillRef idx="0">
+                        <a:schemeClr val="accent1"/>
+                      </a:fillRef>
+                      <a:effectRef idx="1">
+                        <a:schemeClr val="accent1"/>
+                      </a:effectRef>
+                      <a:fontRef idx="minor">
+                        <a:schemeClr val="tx1"/>
+                      </a:fontRef>
+                    </wps:style>
+                    <wps:bodyPr/>
+                  </wps:wsp>
+                  <wps:wsp>
+                    <wps:cNvPr id="64" name="N5--Mbkj"/>
+                    <wps:cNvCnPr>
+                      <a:stCxn id="34" idx="3"/>
+                      <a:endCxn id="38" idx="1"/>
+                    </wps:cNvCnPr>
+                    <wps:spPr>
+                      <a:xfrm>
+                        <a:off x="3154368" y="114105"/>
+                        <a:ext cx="513895" cy="496145"/>
                       </a:xfrm>
                       <a:custGeom>
                         <a:avLst/>
@@ -2280,48 +2796,30 @@
                         <a:cxnLst/>
                         <a:rect l="0" t="0" r="0" b="0"/>
                         <a:pathLst>
-                          <a:path w="1585989" h="225144">
+                          <a:path w="513895" h="496145">
                             <a:moveTo>
-                              <a:pt x="0" y="198689"/>
+                              <a:pt x="0" y="49023"/>
                             </a:moveTo>
                             <a:lnTo>
-                              <a:pt x="44092" y="0"/>
+                              <a:pt x="33809" y="0"/>
                             </a:lnTo>
                             <a:lnTo>
-                              <a:pt x="88184" y="0"/>
+                              <a:pt x="67618" y="303223"/>
                             </a:lnTo>
                             <a:lnTo>
-                              <a:pt x="132276" y="0"/>
+                              <a:pt x="170735" y="303223"/>
                             </a:lnTo>
                             <a:lnTo>
-                              <a:pt x="355382" y="0"/>
+                              <a:pt x="273852" y="303223"/>
                             </a:lnTo>
                             <a:lnTo>
-                              <a:pt x="578487" y="0"/>
+                              <a:pt x="376969" y="303223"/>
                             </a:lnTo>
                             <a:lnTo>
-                              <a:pt x="720904" y="0"/>
+                              <a:pt x="480086" y="303223"/>
                             </a:lnTo>
                             <a:lnTo>
-                              <a:pt x="863321" y="0"/>
-                            </a:lnTo>
-                            <a:lnTo>
-                              <a:pt x="1021612" y="0"/>
-                            </a:lnTo>
-                            <a:lnTo>
-                              <a:pt x="1179902" y="0"/>
-                            </a:lnTo>
-                            <a:lnTo>
-                              <a:pt x="1328933" y="0"/>
-                            </a:lnTo>
-                            <a:lnTo>
-                              <a:pt x="1477964" y="0"/>
-                            </a:lnTo>
-                            <a:lnTo>
-                              <a:pt x="1522056" y="0"/>
-                            </a:lnTo>
-                            <a:lnTo>
-                              <a:pt x="1585989" y="225144"/>
+                              <a:pt x="513895" y="496145"/>
                             </a:lnTo>
                           </a:path>
                         </a:pathLst>
@@ -2351,15 +2849,15 @@
                     <wps:bodyPr/>
                   </wps:wsp>
                   <wps:wsp>
-                    <wps:cNvPr id="48" name="L4--X5"/>
+                    <wps:cNvPr id="65" name="R6d--Mbkj"/>
                     <wps:cNvCnPr>
-                      <a:stCxn id="22" idx="3"/>
-                      <a:endCxn id="23" idx="1"/>
+                      <a:stCxn id="37" idx="3"/>
+                      <a:endCxn id="38" idx="1"/>
                     </wps:cNvCnPr>
                     <wps:spPr>
                       <a:xfrm>
-                        <a:off x="3259280" y="553079"/>
-                        <a:ext cx="152117" cy="37202"/>
+                        <a:off x="3600645" y="571159"/>
+                        <a:ext cx="67618" cy="39091"/>
                       </a:xfrm>
                       <a:prstGeom prst="line">
                         <a:avLst/>
@@ -2389,51 +2887,19 @@
                     <wps:bodyPr/>
                   </wps:wsp>
                   <wps:wsp>
-                    <wps:cNvPr id="49" name="N3--X5"/>
+                    <wps:cNvPr id="66" name="Mbkj--F6i"/>
                     <wps:cNvCnPr>
-                      <a:stCxn id="20" idx="3"/>
-                      <a:endCxn id="23" idx="1"/>
+                      <a:stCxn id="38" idx="3"/>
+                      <a:endCxn id="39" idx="1"/>
                     </wps:cNvCnPr>
                     <wps:spPr>
                       <a:xfrm>
-                        <a:off x="2644637" y="590281"/>
-                        <a:ext cx="766760" cy="44919"/>
-                      </a:xfrm>
-                      <a:custGeom>
-                        <a:avLst/>
-                        <a:gdLst/>
-                        <a:ahLst/>
-                        <a:cxnLst/>
-                        <a:rect l="0" t="0" r="0" b="0"/>
-                        <a:pathLst>
-                          <a:path w="766760" h="44919">
-                            <a:moveTo>
-                              <a:pt x="0" y="30314"/>
-                            </a:moveTo>
-                            <a:lnTo>
-                              <a:pt x="44092" y="44919"/>
-                            </a:lnTo>
-                            <a:lnTo>
-                              <a:pt x="202383" y="44919"/>
-                            </a:lnTo>
-                            <a:lnTo>
-                              <a:pt x="360673" y="44919"/>
-                            </a:lnTo>
-                            <a:lnTo>
-                              <a:pt x="509704" y="44919"/>
-                            </a:lnTo>
-                            <a:lnTo>
-                              <a:pt x="658735" y="44919"/>
-                            </a:lnTo>
-                            <a:lnTo>
-                              <a:pt x="702827" y="44919"/>
-                            </a:lnTo>
-                            <a:lnTo>
-                              <a:pt x="766760" y="0"/>
-                            </a:lnTo>
-                          </a:path>
-                        </a:pathLst>
-                      </a:custGeom>
+                        <a:off x="3855564" y="610250"/>
+                        <a:ext cx="67618" cy="0"/>
+                      </a:xfrm>
+                      <a:prstGeom prst="line">
+                        <a:avLst/>
+                      </a:prstGeom>
                       <a:ln w="3175" cap="flat" cmpd="sng" algn="ctr">
                         <a:solidFill>
                           <a:srgbClr val="2F5496"/>
@@ -2459,436 +2925,15 @@
                     <wps:bodyPr/>
                   </wps:wsp>
                   <wps:wsp>
-                    <wps:cNvPr id="50" name="X5--N5"/>
-                    <wps:cNvCnPr>
-                      <a:stCxn id="23" idx="3"/>
-                      <a:endCxn id="24" idx="1"/>
-                    </wps:cNvCnPr>
-                    <wps:spPr>
-                      <a:xfrm>
-                        <a:off x="3608047" y="590281"/>
-                        <a:ext cx="152118" cy="0"/>
-                      </a:xfrm>
-                      <a:prstGeom prst="line">
-                        <a:avLst/>
-                      </a:prstGeom>
-                      <a:ln w="3175" cap="flat" cmpd="sng" algn="ctr">
-                        <a:solidFill>
-                          <a:srgbClr val="2F5496"/>
-                        </a:solidFill>
-                        <a:prstDash val="solid"/>
-                        <a:tailEnd type="triangle" w="med" len="med"/>
-                      </a:ln>
-                    </wps:spPr>
-                    <wps:style>
-                      <a:lnRef idx="2">
-                        <a:schemeClr val="accent1"/>
-                      </a:lnRef>
-                      <a:fillRef idx="0">
-                        <a:schemeClr val="accent1"/>
-                      </a:fillRef>
-                      <a:effectRef idx="1">
-                        <a:schemeClr val="accent1"/>
-                      </a:effectRef>
-                      <a:fontRef idx="minor">
-                        <a:schemeClr val="tx1"/>
-                      </a:fontRef>
-                    </wps:style>
-                    <wps:bodyPr/>
-                  </wps:wsp>
-                  <wps:wsp>
-                    <wps:cNvPr id="51" name="Ewztn--Kjj"/>
-                    <wps:cNvCnPr>
-                      <a:stCxn id="25" idx="3"/>
-                      <a:endCxn id="26" idx="1"/>
-                    </wps:cNvCnPr>
-                    <wps:spPr>
-                      <a:xfrm>
-                        <a:off x="4069250" y="240577"/>
-                        <a:ext cx="304675" cy="19290"/>
-                      </a:xfrm>
-                      <a:prstGeom prst="line">
-                        <a:avLst/>
-                      </a:prstGeom>
-                      <a:ln w="3175" cap="flat" cmpd="sng" algn="ctr">
-                        <a:solidFill>
-                          <a:srgbClr val="2F5496"/>
-                        </a:solidFill>
-                        <a:prstDash val="solid"/>
-                        <a:tailEnd type="triangle" w="med" len="med"/>
-                      </a:ln>
-                    </wps:spPr>
-                    <wps:style>
-                      <a:lnRef idx="2">
-                        <a:schemeClr val="accent1"/>
-                      </a:lnRef>
-                      <a:fillRef idx="0">
-                        <a:schemeClr val="accent1"/>
-                      </a:fillRef>
-                      <a:effectRef idx="1">
-                        <a:schemeClr val="accent1"/>
-                      </a:effectRef>
-                      <a:fontRef idx="minor">
-                        <a:schemeClr val="tx1"/>
-                      </a:fontRef>
-                    </wps:style>
-                    <wps:bodyPr/>
-                  </wps:wsp>
-                  <wps:wsp>
-                    <wps:cNvPr id="52" name="N5--Kjj"/>
-                    <wps:cNvCnPr>
-                      <a:stCxn id="24" idx="3"/>
-                      <a:endCxn id="26" idx="1"/>
-                    </wps:cNvCnPr>
-                    <wps:spPr>
-                      <a:xfrm flipV="1">
-                        <a:off x="4197557" y="259867"/>
-                        <a:ext cx="176368" cy="330414"/>
-                      </a:xfrm>
-                      <a:prstGeom prst="line">
-                        <a:avLst/>
-                      </a:prstGeom>
-                      <a:ln w="3175" cap="flat" cmpd="sng" algn="ctr">
-                        <a:solidFill>
-                          <a:srgbClr val="2F5496"/>
-                        </a:solidFill>
-                        <a:prstDash val="solid"/>
-                        <a:tailEnd type="triangle" w="med" len="med"/>
-                      </a:ln>
-                    </wps:spPr>
-                    <wps:style>
-                      <a:lnRef idx="2">
-                        <a:schemeClr val="accent1"/>
-                      </a:lnRef>
-                      <a:fillRef idx="0">
-                        <a:schemeClr val="accent1"/>
-                      </a:fillRef>
-                      <a:effectRef idx="1">
-                        <a:schemeClr val="accent1"/>
-                      </a:effectRef>
-                      <a:fontRef idx="minor">
-                        <a:schemeClr val="tx1"/>
-                      </a:fontRef>
-                    </wps:style>
-                    <wps:bodyPr/>
-                  </wps:wsp>
-                  <wps:wsp>
-                    <wps:cNvPr id="53" name="Kjj--R6d"/>
-                    <wps:cNvCnPr>
-                      <a:stCxn id="26" idx="3"/>
-                      <a:endCxn id="27" idx="1"/>
-                    </wps:cNvCnPr>
-                    <wps:spPr>
-                      <a:xfrm>
-                        <a:off x="4554702" y="259867"/>
-                        <a:ext cx="153000" cy="0"/>
-                      </a:xfrm>
-                      <a:prstGeom prst="line">
-                        <a:avLst/>
-                      </a:prstGeom>
-                      <a:ln w="3175" cap="flat" cmpd="sng" algn="ctr">
-                        <a:solidFill>
-                          <a:srgbClr val="2F5496"/>
-                        </a:solidFill>
-                        <a:prstDash val="solid"/>
-                        <a:tailEnd type="triangle" w="med" len="med"/>
-                      </a:ln>
-                    </wps:spPr>
-                    <wps:style>
-                      <a:lnRef idx="2">
-                        <a:schemeClr val="accent1"/>
-                      </a:lnRef>
-                      <a:fillRef idx="0">
-                        <a:schemeClr val="accent1"/>
-                      </a:fillRef>
-                      <a:effectRef idx="1">
-                        <a:schemeClr val="accent1"/>
-                      </a:effectRef>
-                      <a:fontRef idx="minor">
-                        <a:schemeClr val="tx1"/>
-                      </a:fontRef>
-                    </wps:style>
-                    <wps:bodyPr/>
-                  </wps:wsp>
-                  <wps:wsp>
-                    <wps:cNvPr id="54" name="N5--Mbkj"/>
-                    <wps:cNvCnPr>
-                      <a:stCxn id="24" idx="3"/>
-                      <a:endCxn id="28" idx="1"/>
-                    </wps:cNvCnPr>
-                    <wps:spPr>
-                      <a:xfrm>
-                        <a:off x="4197557" y="62004"/>
-                        <a:ext cx="955915" cy="528277"/>
-                      </a:xfrm>
-                      <a:custGeom>
-                        <a:avLst/>
-                        <a:gdLst/>
-                        <a:ahLst/>
-                        <a:cxnLst/>
-                        <a:rect l="0" t="0" r="0" b="0"/>
-                        <a:pathLst>
-                          <a:path w="955915" h="528277">
-                            <a:moveTo>
-                              <a:pt x="0" y="528277"/>
-                            </a:moveTo>
-                            <a:lnTo>
-                              <a:pt x="44092" y="337580"/>
-                            </a:lnTo>
-                            <a:lnTo>
-                              <a:pt x="88184" y="0"/>
-                            </a:lnTo>
-                            <a:lnTo>
-                              <a:pt x="132276" y="0"/>
-                            </a:lnTo>
-                            <a:lnTo>
-                              <a:pt x="266757" y="0"/>
-                            </a:lnTo>
-                            <a:lnTo>
-                              <a:pt x="401237" y="0"/>
-                            </a:lnTo>
-                            <a:lnTo>
-                              <a:pt x="600533" y="0"/>
-                            </a:lnTo>
-                            <a:lnTo>
-                              <a:pt x="799829" y="0"/>
-                            </a:lnTo>
-                            <a:lnTo>
-                              <a:pt x="843921" y="0"/>
-                            </a:lnTo>
-                            <a:lnTo>
-                              <a:pt x="888013" y="0"/>
-                            </a:lnTo>
-                            <a:lnTo>
-                              <a:pt x="955915" y="138615"/>
-                            </a:lnTo>
-                          </a:path>
-                        </a:pathLst>
-                      </a:custGeom>
-                      <a:ln w="3175" cap="flat" cmpd="sng" algn="ctr">
-                        <a:solidFill>
-                          <a:srgbClr val="2F5496"/>
-                        </a:solidFill>
-                        <a:prstDash val="solid"/>
-                        <a:tailEnd type="triangle" w="med" len="med"/>
-                      </a:ln>
-                    </wps:spPr>
-                    <wps:style>
-                      <a:lnRef idx="2">
-                        <a:schemeClr val="accent1"/>
-                      </a:lnRef>
-                      <a:fillRef idx="0">
-                        <a:schemeClr val="accent1"/>
-                      </a:fillRef>
-                      <a:effectRef idx="1">
-                        <a:schemeClr val="accent1"/>
-                      </a:effectRef>
-                      <a:fontRef idx="minor">
-                        <a:schemeClr val="tx1"/>
-                      </a:fontRef>
-                    </wps:style>
-                    <wps:bodyPr/>
-                  </wps:wsp>
-                  <wps:wsp>
-                    <wps:cNvPr id="55" name="R6d--Mbkj"/>
-                    <wps:cNvCnPr>
-                      <a:stCxn id="27" idx="3"/>
-                      <a:endCxn id="28" idx="1"/>
-                    </wps:cNvCnPr>
-                    <wps:spPr>
-                      <a:xfrm flipV="1">
-                        <a:off x="4888479" y="200619"/>
-                        <a:ext cx="264993" cy="59248"/>
-                      </a:xfrm>
-                      <a:prstGeom prst="line">
-                        <a:avLst/>
-                      </a:prstGeom>
-                      <a:ln w="3175" cap="flat" cmpd="sng" algn="ctr">
-                        <a:solidFill>
-                          <a:srgbClr val="2F5496"/>
-                        </a:solidFill>
-                        <a:prstDash val="solid"/>
-                        <a:tailEnd type="triangle" w="med" len="med"/>
-                      </a:ln>
-                    </wps:spPr>
-                    <wps:style>
-                      <a:lnRef idx="2">
-                        <a:schemeClr val="accent1"/>
-                      </a:lnRef>
-                      <a:fillRef idx="0">
-                        <a:schemeClr val="accent1"/>
-                      </a:fillRef>
-                      <a:effectRef idx="1">
-                        <a:schemeClr val="accent1"/>
-                      </a:effectRef>
-                      <a:fontRef idx="minor">
-                        <a:schemeClr val="tx1"/>
-                      </a:fontRef>
-                    </wps:style>
-                    <wps:bodyPr/>
-                  </wps:wsp>
-                  <wps:wsp>
-                    <wps:cNvPr id="56" name="Mbkj--F6i"/>
-                    <wps:cNvCnPr>
-                      <a:stCxn id="28" idx="3"/>
-                      <a:endCxn id="29" idx="1"/>
-                    </wps:cNvCnPr>
-                    <wps:spPr>
-                      <a:xfrm>
-                        <a:off x="5397741" y="200619"/>
-                        <a:ext cx="224428" cy="0"/>
-                      </a:xfrm>
-                      <a:prstGeom prst="line">
-                        <a:avLst/>
-                      </a:prstGeom>
-                      <a:ln w="3175" cap="flat" cmpd="sng" algn="ctr">
-                        <a:solidFill>
-                          <a:srgbClr val="2F5496"/>
-                        </a:solidFill>
-                        <a:prstDash val="solid"/>
-                        <a:tailEnd type="triangle" w="med" len="med"/>
-                      </a:ln>
-                    </wps:spPr>
-                    <wps:style>
-                      <a:lnRef idx="2">
-                        <a:schemeClr val="accent1"/>
-                      </a:lnRef>
-                      <a:fillRef idx="0">
-                        <a:schemeClr val="accent1"/>
-                      </a:fillRef>
-                      <a:effectRef idx="1">
-                        <a:schemeClr val="accent1"/>
-                      </a:effectRef>
-                      <a:fontRef idx="minor">
-                        <a:schemeClr val="tx1"/>
-                      </a:fontRef>
-                    </wps:style>
-                    <wps:bodyPr/>
-                  </wps:wsp>
-                  <wps:wsp>
-                    <wps:cNvPr id="57" name="D8--W8"/>
-                    <wps:cNvCnPr>
-                      <a:stCxn id="30" idx="3"/>
-                      <a:endCxn id="31" idx="1"/>
-                    </wps:cNvCnPr>
-                    <wps:spPr>
-                      <a:xfrm>
-                        <a:off x="3627889" y="898925"/>
-                        <a:ext cx="231483" cy="0"/>
-                      </a:xfrm>
-                      <a:prstGeom prst="line">
-                        <a:avLst/>
-                      </a:prstGeom>
-                      <a:ln w="3175" cap="flat" cmpd="sng" algn="ctr">
-                        <a:solidFill>
-                          <a:srgbClr val="2F5496"/>
-                        </a:solidFill>
-                        <a:prstDash val="solid"/>
-                        <a:tailEnd type="triangle" w="med" len="med"/>
-                      </a:ln>
-                    </wps:spPr>
-                    <wps:style>
-                      <a:lnRef idx="2">
-                        <a:schemeClr val="accent1"/>
-                      </a:lnRef>
-                      <a:fillRef idx="0">
-                        <a:schemeClr val="accent1"/>
-                      </a:fillRef>
-                      <a:effectRef idx="1">
-                        <a:schemeClr val="accent1"/>
-                      </a:effectRef>
-                      <a:fontRef idx="minor">
-                        <a:schemeClr val="tx1"/>
-                      </a:fontRef>
-                    </wps:style>
-                    <wps:bodyPr/>
-                  </wps:wsp>
-                  <wps:wsp>
-                    <wps:cNvPr id="58" name="N5--W9"/>
-                    <wps:cNvCnPr>
-                      <a:stCxn id="24" idx="3"/>
-                      <a:endCxn id="32" idx="1"/>
-                    </wps:cNvCnPr>
-                    <wps:spPr>
-                      <a:xfrm>
-                        <a:off x="4197557" y="590281"/>
-                        <a:ext cx="184305" cy="181880"/>
-                      </a:xfrm>
-                      <a:prstGeom prst="line">
-                        <a:avLst/>
-                      </a:prstGeom>
-                      <a:ln w="3175" cap="flat" cmpd="sng" algn="ctr">
-                        <a:solidFill>
-                          <a:srgbClr val="2F5496"/>
-                        </a:solidFill>
-                        <a:prstDash val="solid"/>
-                        <a:tailEnd type="triangle" w="med" len="med"/>
-                      </a:ln>
-                    </wps:spPr>
-                    <wps:style>
-                      <a:lnRef idx="2">
-                        <a:schemeClr val="accent1"/>
-                      </a:lnRef>
-                      <a:fillRef idx="0">
-                        <a:schemeClr val="accent1"/>
-                      </a:fillRef>
-                      <a:effectRef idx="1">
-                        <a:schemeClr val="accent1"/>
-                      </a:effectRef>
-                      <a:fontRef idx="minor">
-                        <a:schemeClr val="tx1"/>
-                      </a:fontRef>
-                    </wps:style>
-                    <wps:bodyPr/>
-                  </wps:wsp>
-                  <wps:wsp>
-                    <wps:cNvPr id="59" name="W8--W9"/>
-                    <wps:cNvCnPr>
-                      <a:stCxn id="31" idx="3"/>
-                      <a:endCxn id="32" idx="1"/>
-                    </wps:cNvCnPr>
-                    <wps:spPr>
-                      <a:xfrm flipV="1">
-                        <a:off x="4098350" y="772161"/>
-                        <a:ext cx="283512" cy="126764"/>
-                      </a:xfrm>
-                      <a:prstGeom prst="line">
-                        <a:avLst/>
-                      </a:prstGeom>
-                      <a:ln w="3175" cap="flat" cmpd="sng" algn="ctr">
-                        <a:solidFill>
-                          <a:srgbClr val="2F5496"/>
-                        </a:solidFill>
-                        <a:prstDash val="solid"/>
-                        <a:tailEnd type="triangle" w="med" len="med"/>
-                      </a:ln>
-                    </wps:spPr>
-                    <wps:style>
-                      <a:lnRef idx="2">
-                        <a:schemeClr val="accent1"/>
-                      </a:lnRef>
-                      <a:fillRef idx="0">
-                        <a:schemeClr val="accent1"/>
-                      </a:fillRef>
-                      <a:effectRef idx="1">
-                        <a:schemeClr val="accent1"/>
-                      </a:effectRef>
-                      <a:fontRef idx="minor">
-                        <a:schemeClr val="tx1"/>
-                      </a:fontRef>
-                    </wps:style>
-                    <wps:bodyPr/>
-                  </wps:wsp>
-                  <wps:wsp>
-                    <wps:cNvPr id="60" name="W9--P9"/>
+                    <wps:cNvPr id="67" name="L4--D8"/>
                     <wps:cNvCnPr>
                       <a:stCxn id="32" idx="3"/>
-                      <a:endCxn id="33" idx="1"/>
+                      <a:endCxn id="40" idx="1"/>
                     </wps:cNvCnPr>
                     <wps:spPr>
                       <a:xfrm>
-                        <a:off x="4546766" y="772161"/>
-                        <a:ext cx="96120" cy="0"/>
+                        <a:off x="2499152" y="320550"/>
+                        <a:ext cx="1685710" cy="134179"/>
                       </a:xfrm>
                       <a:prstGeom prst="line">
                         <a:avLst/>
@@ -2918,15 +2963,54 @@
                     <wps:bodyPr/>
                   </wps:wsp>
                   <wps:wsp>
-                    <wps:cNvPr id="61" name="P9--Q10"/>
+                    <wps:cNvPr id="68" name="EdgeLabel"/>
+                    <wps:cNvSpPr txBox="1"/>
+                    <wps:spPr>
+                      <a:xfrm>
+                        <a:off x="3292241" y="377497"/>
+                        <a:ext cx="99533" cy="20285"/>
+                      </a:xfrm>
+                      <a:prstGeom prst="rect">
+                        <a:avLst/>
+                      </a:prstGeom>
+                      <a:solidFill>
+                        <a:srgbClr val="FFFFFF"/>
+                      </a:solidFill>
+                      <a:ln>
+                        <a:noFill/>
+                      </a:ln>
+                    </wps:spPr>
+                    <wps:txbx>
+                      <w:txbxContent>
+                        <w:p>
+                          <w:pPr>
+                            <w:spacing w:before="0" w:after="0"/>
+                            <w:jc w:val="center"/>
+                          </w:pPr>
+                          <w:r>
+                            <w:rPr>
+                              <w:color w:val="000000"/>
+                              <w:sz w:val="4"/>
+                            </w:rPr>
+                            <w:t xml:space="preserve">Hlbt Yhip</w:t>
+                          </w:r>
+                        </w:p>
+                      </w:txbxContent>
+                    </wps:txbx>
+                    <wps:bodyPr rot="0" vert="horz" wrap="none" lIns="3381" tIns="0" rIns="3381" bIns="0" anchor="ctr" anchorCtr="1">
+                      <a:noAutofit/>
+                    </wps:bodyPr>
+                  </wps:wsp>
+                  <wps:wsp>
+                    <wps:cNvPr id="69" name="R6d--D8"/>
                     <wps:cNvCnPr>
-                      <a:stCxn id="33" idx="3"/>
-                      <a:endCxn id="34" idx="1"/>
+                      <a:stCxn id="37" idx="3"/>
+                      <a:endCxn id="40" idx="1"/>
                     </wps:cNvCnPr>
                     <wps:spPr>
-                      <a:xfrm>
-                        <a:off x="4953294" y="772161"/>
-                        <a:ext cx="176368" cy="0"/>
+                      <a:xfrm flipV="1">
+                        <a:off x="3600645" y="454729"/>
+                        <a:ext cx="584217" cy="116430"/>
                       </a:xfrm>
                       <a:prstGeom prst="line">
                         <a:avLst/>
@@ -2956,15 +3040,398 @@
                     <wps:bodyPr/>
                   </wps:wsp>
                   <wps:wsp>
-                    <wps:cNvPr id="62" name="Q10--S10"/>
+                    <wps:cNvPr id="70" name="EdgeLabel"/>
+                    <wps:cNvSpPr txBox="1"/>
+                    <wps:spPr>
+                      <a:xfrm>
+                        <a:off x="3842987" y="502802"/>
+                        <a:ext cx="99533" cy="20285"/>
+                      </a:xfrm>
+                      <a:prstGeom prst="rect">
+                        <a:avLst/>
+                      </a:prstGeom>
+                      <a:solidFill>
+                        <a:srgbClr val="FFFFFF"/>
+                      </a:solidFill>
+                      <a:ln>
+                        <a:noFill/>
+                      </a:ln>
+                    </wps:spPr>
+                    <wps:txbx>
+                      <w:txbxContent>
+                        <w:p>
+                          <w:pPr>
+                            <w:spacing w:before="0" w:after="0"/>
+                            <w:jc w:val="center"/>
+                          </w:pPr>
+                          <w:r>
+                            <w:rPr>
+                              <w:color w:val="000000"/>
+                              <w:sz w:val="4"/>
+                            </w:rPr>
+                            <w:t xml:space="preserve">Kjj Dfyhs</w:t>
+                          </w:r>
+                        </w:p>
+                      </w:txbxContent>
+                    </wps:txbx>
+                    <wps:bodyPr rot="0" vert="horz" wrap="none" lIns="3381" tIns="0" rIns="3381" bIns="0" anchor="ctr" anchorCtr="1">
+                      <a:noAutofit/>
+                    </wps:bodyPr>
+                  </wps:wsp>
+                  <wps:wsp>
+                    <wps:cNvPr id="71" name="F6i--D8"/>
+                    <wps:cNvCnPr>
+                      <a:stCxn id="39" idx="3"/>
+                      <a:endCxn id="40" idx="1"/>
+                    </wps:cNvCnPr>
+                    <wps:spPr>
+                      <a:xfrm flipV="1">
+                        <a:off x="4049627" y="454729"/>
+                        <a:ext cx="135235" cy="155521"/>
+                      </a:xfrm>
+                      <a:prstGeom prst="line">
+                        <a:avLst/>
+                      </a:prstGeom>
+                      <a:ln w="3175" cap="flat" cmpd="sng" algn="ctr">
+                        <a:solidFill>
+                          <a:srgbClr val="2F5496"/>
+                        </a:solidFill>
+                        <a:prstDash val="solid"/>
+                        <a:tailEnd type="triangle" w="med" len="med"/>
+                      </a:ln>
+                    </wps:spPr>
+                    <wps:style>
+                      <a:lnRef idx="2">
+                        <a:schemeClr val="accent1"/>
+                      </a:lnRef>
+                      <a:fillRef idx="0">
+                        <a:schemeClr val="accent1"/>
+                      </a:fillRef>
+                      <a:effectRef idx="1">
+                        <a:schemeClr val="accent1"/>
+                      </a:effectRef>
+                      <a:fontRef idx="minor">
+                        <a:schemeClr val="tx1"/>
+                      </a:fontRef>
+                    </wps:style>
+                    <wps:bodyPr/>
+                  </wps:wsp>
+                  <wps:wsp>
+                    <wps:cNvPr id="72" name="EdgeLabel"/>
+                    <wps:cNvSpPr txBox="1"/>
+                    <wps:spPr>
+                      <a:xfrm>
+                        <a:off x="4065855" y="522347"/>
+                        <a:ext cx="102779" cy="20285"/>
+                      </a:xfrm>
+                      <a:prstGeom prst="rect">
+                        <a:avLst/>
+                      </a:prstGeom>
+                      <a:solidFill>
+                        <a:srgbClr val="FFFFFF"/>
+                      </a:solidFill>
+                      <a:ln>
+                        <a:noFill/>
+                      </a:ln>
+                    </wps:spPr>
+                    <wps:txbx>
+                      <w:txbxContent>
+                        <w:p>
+                          <w:pPr>
+                            <w:spacing w:before="0" w:after="0"/>
+                            <w:jc w:val="center"/>
+                          </w:pPr>
+                          <w:r>
+                            <w:rPr>
+                              <w:color w:val="000000"/>
+                              <w:sz w:val="4"/>
+                            </w:rPr>
+                            <w:t xml:space="preserve">Jlqkdvuyh</w:t>
+                          </w:r>
+                        </w:p>
+                      </w:txbxContent>
+                    </wps:txbx>
+                    <wps:bodyPr rot="0" vert="horz" wrap="none" lIns="3381" tIns="0" rIns="3381" bIns="0" anchor="ctr" anchorCtr="1">
+                      <a:noAutofit/>
+                    </wps:bodyPr>
+                  </wps:wsp>
+                  <wps:wsp>
+                    <wps:cNvPr id="73" name="D8--W8"/>
+                    <wps:cNvCnPr>
+                      <a:stCxn id="40" idx="3"/>
+                      <a:endCxn id="41" idx="1"/>
+                    </wps:cNvCnPr>
+                    <wps:spPr>
+                      <a:xfrm>
+                        <a:off x="4366078" y="454729"/>
+                        <a:ext cx="67618" cy="0"/>
+                      </a:xfrm>
+                      <a:prstGeom prst="line">
+                        <a:avLst/>
+                      </a:prstGeom>
+                      <a:ln w="3175" cap="flat" cmpd="sng" algn="ctr">
+                        <a:solidFill>
+                          <a:srgbClr val="2F5496"/>
+                        </a:solidFill>
+                        <a:prstDash val="solid"/>
+                        <a:tailEnd type="triangle" w="med" len="med"/>
+                      </a:ln>
+                    </wps:spPr>
+                    <wps:style>
+                      <a:lnRef idx="2">
+                        <a:schemeClr val="accent1"/>
+                      </a:lnRef>
+                      <a:fillRef idx="0">
+                        <a:schemeClr val="accent1"/>
+                      </a:fillRef>
+                      <a:effectRef idx="1">
+                        <a:schemeClr val="accent1"/>
+                      </a:effectRef>
+                      <a:fontRef idx="minor">
+                        <a:schemeClr val="tx1"/>
+                      </a:fontRef>
+                    </wps:style>
+                    <wps:bodyPr/>
+                  </wps:wsp>
+                  <wps:wsp>
+                    <wps:cNvPr id="74" name="N5--W9"/>
                     <wps:cNvCnPr>
                       <a:stCxn id="34" idx="3"/>
-                      <a:endCxn id="35" idx="1"/>
+                      <a:endCxn id="42" idx="1"/>
                     </wps:cNvCnPr>
                     <wps:spPr>
                       <a:xfrm>
-                        <a:off x="5421551" y="772161"/>
-                        <a:ext cx="88184" cy="0"/>
+                        <a:off x="3154368" y="163128"/>
+                        <a:ext cx="1597807" cy="182779"/>
+                      </a:xfrm>
+                      <a:prstGeom prst="line">
+                        <a:avLst/>
+                      </a:prstGeom>
+                      <a:ln w="3175" cap="flat" cmpd="sng" algn="ctr">
+                        <a:solidFill>
+                          <a:srgbClr val="2F5496"/>
+                        </a:solidFill>
+                        <a:prstDash val="solid"/>
+                        <a:tailEnd type="triangle" w="med" len="med"/>
+                      </a:ln>
+                    </wps:spPr>
+                    <wps:style>
+                      <a:lnRef idx="2">
+                        <a:schemeClr val="accent1"/>
+                      </a:lnRef>
+                      <a:fillRef idx="0">
+                        <a:schemeClr val="accent1"/>
+                      </a:fillRef>
+                      <a:effectRef idx="1">
+                        <a:schemeClr val="accent1"/>
+                      </a:effectRef>
+                      <a:fontRef idx="minor">
+                        <a:schemeClr val="tx1"/>
+                      </a:fontRef>
+                    </wps:style>
+                    <wps:bodyPr/>
+                  </wps:wsp>
+                  <wps:wsp>
+                    <wps:cNvPr id="75" name="W8--W9"/>
+                    <wps:cNvCnPr>
+                      <a:stCxn id="41" idx="3"/>
+                      <a:endCxn id="42" idx="1"/>
+                    </wps:cNvCnPr>
+                    <wps:spPr>
+                      <a:xfrm flipV="1">
+                        <a:off x="4616940" y="345907"/>
+                        <a:ext cx="135235" cy="108822"/>
+                      </a:xfrm>
+                      <a:prstGeom prst="line">
+                        <a:avLst/>
+                      </a:prstGeom>
+                      <a:ln w="3175" cap="flat" cmpd="sng" algn="ctr">
+                        <a:solidFill>
+                          <a:srgbClr val="2F5496"/>
+                        </a:solidFill>
+                        <a:prstDash val="solid"/>
+                        <a:tailEnd type="triangle" w="med" len="med"/>
+                      </a:ln>
+                    </wps:spPr>
+                    <wps:style>
+                      <a:lnRef idx="2">
+                        <a:schemeClr val="accent1"/>
+                      </a:lnRef>
+                      <a:fillRef idx="0">
+                        <a:schemeClr val="accent1"/>
+                      </a:fillRef>
+                      <a:effectRef idx="1">
+                        <a:schemeClr val="accent1"/>
+                      </a:effectRef>
+                      <a:fontRef idx="minor">
+                        <a:schemeClr val="tx1"/>
+                      </a:fontRef>
+                    </wps:style>
+                    <wps:bodyPr/>
+                  </wps:wsp>
+                  <wps:wsp>
+                    <wps:cNvPr id="76" name="W9--P9"/>
+                    <wps:cNvCnPr>
+                      <a:stCxn id="42" idx="3"/>
+                      <a:endCxn id="43" idx="1"/>
+                    </wps:cNvCnPr>
+                    <wps:spPr>
+                      <a:xfrm>
+                        <a:off x="4878620" y="345907"/>
+                        <a:ext cx="67618" cy="0"/>
+                      </a:xfrm>
+                      <a:prstGeom prst="line">
+                        <a:avLst/>
+                      </a:prstGeom>
+                      <a:ln w="3175" cap="flat" cmpd="sng" algn="ctr">
+                        <a:solidFill>
+                          <a:srgbClr val="2F5496"/>
+                        </a:solidFill>
+                        <a:prstDash val="solid"/>
+                        <a:tailEnd type="triangle" w="med" len="med"/>
+                      </a:ln>
+                    </wps:spPr>
+                    <wps:style>
+                      <a:lnRef idx="2">
+                        <a:schemeClr val="accent1"/>
+                      </a:lnRef>
+                      <a:fillRef idx="0">
+                        <a:schemeClr val="accent1"/>
+                      </a:fillRef>
+                      <a:effectRef idx="1">
+                        <a:schemeClr val="accent1"/>
+                      </a:effectRef>
+                      <a:fontRef idx="minor">
+                        <a:schemeClr val="tx1"/>
+                      </a:fontRef>
+                    </wps:style>
+                    <wps:bodyPr/>
+                  </wps:wsp>
+                  <wps:wsp>
+                    <wps:cNvPr id="77" name="P9--Q10"/>
+                    <wps:cNvCnPr>
+                      <a:stCxn id="43" idx="3"/>
+                      <a:endCxn id="44" idx="1"/>
+                    </wps:cNvCnPr>
+                    <wps:spPr>
+                      <a:xfrm>
+                        <a:off x="5184253" y="345907"/>
+                        <a:ext cx="135235" cy="0"/>
+                      </a:xfrm>
+                      <a:prstGeom prst="line">
+                        <a:avLst/>
+                      </a:prstGeom>
+                      <a:ln w="3175" cap="flat" cmpd="sng" algn="ctr">
+                        <a:solidFill>
+                          <a:srgbClr val="2F5496"/>
+                        </a:solidFill>
+                        <a:prstDash val="solid"/>
+                        <a:tailEnd type="triangle" w="med" len="med"/>
+                      </a:ln>
+                    </wps:spPr>
+                    <wps:style>
+                      <a:lnRef idx="2">
+                        <a:schemeClr val="accent1"/>
+                      </a:lnRef>
+                      <a:fillRef idx="0">
+                        <a:schemeClr val="accent1"/>
+                      </a:fillRef>
+                      <a:effectRef idx="1">
+                        <a:schemeClr val="accent1"/>
+                      </a:effectRef>
+                      <a:fontRef idx="minor">
+                        <a:schemeClr val="tx1"/>
+                      </a:fontRef>
+                    </wps:style>
+                    <wps:bodyPr/>
+                  </wps:wsp>
+                  <wps:wsp>
+                    <wps:cNvPr id="78" name="Q10--Q10"/>
+                    <wps:cNvCnPr>
+                      <a:stCxn id="44" idx="0"/>
+                      <a:endCxn id="44" idx="2"/>
+                    </wps:cNvCnPr>
+                    <wps:spPr>
+                      <a:xfrm>
+                        <a:off x="5431396" y="276176"/>
+                        <a:ext cx="0" cy="139462"/>
+                      </a:xfrm>
+                      <a:prstGeom prst="line">
+                        <a:avLst/>
+                      </a:prstGeom>
+                      <a:ln w="3175" cap="flat" cmpd="sng" algn="ctr">
+                        <a:solidFill>
+                          <a:srgbClr val="2F5496"/>
+                        </a:solidFill>
+                        <a:prstDash val="solid"/>
+                        <a:tailEnd type="triangle" w="med" len="med"/>
+                      </a:ln>
+                    </wps:spPr>
+                    <wps:style>
+                      <a:lnRef idx="2">
+                        <a:schemeClr val="accent1"/>
+                      </a:lnRef>
+                      <a:fillRef idx="0">
+                        <a:schemeClr val="accent1"/>
+                      </a:fillRef>
+                      <a:effectRef idx="1">
+                        <a:schemeClr val="accent1"/>
+                      </a:effectRef>
+                      <a:fontRef idx="minor">
+                        <a:schemeClr val="tx1"/>
+                      </a:fontRef>
+                    </wps:style>
+                    <wps:bodyPr/>
+                  </wps:wsp>
+                  <wps:wsp>
+                    <wps:cNvPr id="79" name="EdgeLabel"/>
+                    <wps:cNvSpPr txBox="1"/>
+                    <wps:spPr>
+                      <a:xfrm>
+                        <a:off x="5345116" y="335765"/>
+                        <a:ext cx="172560" cy="20285"/>
+                      </a:xfrm>
+                      <a:prstGeom prst="rect">
+                        <a:avLst/>
+                      </a:prstGeom>
+                      <a:solidFill>
+                        <a:srgbClr val="FFFFFF"/>
+                      </a:solidFill>
+                      <a:ln>
+                        <a:noFill/>
+                      </a:ln>
+                    </wps:spPr>
+                    <wps:txbx>
+                      <w:txbxContent>
+                        <w:p>
+                          <w:pPr>
+                            <w:spacing w:before="0" w:after="0"/>
+                            <w:jc w:val="center"/>
+                          </w:pPr>
+                          <w:r>
+                            <w:rPr>
+                              <w:color w:val="000000"/>
+                              <w:sz w:val="4"/>
+                            </w:rPr>
+                            <w:t xml:space="preserve">Ykpsqqoi/Qgmzwpn</w:t>
+                          </w:r>
+                        </w:p>
+                      </w:txbxContent>
+                    </wps:txbx>
+                    <wps:bodyPr rot="0" vert="horz" wrap="none" lIns="3381" tIns="0" rIns="3381" bIns="0" anchor="ctr" anchorCtr="1">
+                      <a:noAutofit/>
+                    </wps:bodyPr>
+                  </wps:wsp>
+                  <wps:wsp>
+                    <wps:cNvPr id="80" name="Q10--S10"/>
+                    <wps:cNvCnPr>
+                      <a:stCxn id="44" idx="3"/>
+                      <a:endCxn id="45" idx="1"/>
+                    </wps:cNvCnPr>
+                    <wps:spPr>
+                      <a:xfrm>
+                        <a:off x="5543303" y="345907"/>
+                        <a:ext cx="67618" cy="0"/>
                       </a:xfrm>
                       <a:prstGeom prst="line">
                         <a:avLst/>
@@ -2998,19 +3465,6 @@
             </a:graphic>
           </wp:inline>
         </w:drawing>
-      </w:r>
-    </w:p>
-    <w:p xmlns:w="http://schemas.openxmlformats.org/wordprocessingml/2006/main">
-      <w:pPr>
-        <w:spacing w:before="0" w:after="120"/>
-      </w:pPr>
-      <w:r>
-        <w:rPr>
-          <w:i/>
-          <w:color w:val="808080"/>
-          <w:sz w:val="18"/>
-        </w:rPr>
-        <w:t xml:space="preserve">Native shapes used (nested subgraph detected — not supported by SmartArt export).</w:t>
       </w:r>
     </w:p>
     <w:bookmarkEnd w:id="20"/>

--- a/test-corpus/corpus/generated/large2.docx
+++ b/test-corpus/corpus/generated/large2.docx
@@ -15,7 +15,7 @@
       <w:r>
         <w:drawing>
           <wp:inline xmlns:wp="http://schemas.openxmlformats.org/drawingml/2006/wordprocessingDrawing" distT="0" distB="0" distL="0" distR="0">
-            <wp:extent cx="5943600" cy="694772"/>
+            <wp:extent cx="5943600" cy="842236"/>
             <wp:effectExtent l="0" t="0" r="0" b="0"/>
             <wp:docPr id="1" name="Diagram 1"/>
             <wp:cNvGraphicFramePr>
@@ -35,8 +35,8 @@
                     <wps:cNvSpPr/>
                     <wps:spPr>
                       <a:xfrm>
-                        <a:off x="0" y="22187"/>
-                        <a:ext cx="843869" cy="366826"/>
+                        <a:off x="0" y="1211"/>
+                        <a:ext cx="838458" cy="420392"/>
                       </a:xfrm>
                       <a:prstGeom prst="rect">
                         <a:avLst/>
@@ -60,8 +60,8 @@
                     <wps:cNvSpPr/>
                     <wps:spPr>
                       <a:xfrm>
-                        <a:off x="0" y="22187"/>
-                        <a:ext cx="843869" cy="20285"/>
+                        <a:off x="0" y="1211"/>
+                        <a:ext cx="838458" cy="23247"/>
                       </a:xfrm>
                       <a:prstGeom prst="rect">
                         <a:avLst/>
@@ -88,15 +88,15 @@
                         </w:p>
                       </w:txbxContent>
                     </wps:txbx>
-                    <wps:bodyPr lIns="8114" tIns="4057" rIns="8114" bIns="4057" anchor="ctr" anchorCtr="0"/>
+                    <wps:bodyPr lIns="9299" tIns="4649" rIns="9299" bIns="4649" anchor="ctr" anchorCtr="0"/>
                   </wps:wsp>
                   <wps:wsp>
                     <wps:cNvPr id="4" name="2. Bhgwangl Mrnhw Szwpapvmrgoo Pdmdx (container)"/>
                     <wps:cNvSpPr/>
                     <wps:spPr>
                       <a:xfrm>
-                        <a:off x="911487" y="0"/>
-                        <a:ext cx="522009" cy="339357"/>
+                        <a:off x="915950" y="0"/>
+                        <a:ext cx="481997" cy="388911"/>
                       </a:xfrm>
                       <a:prstGeom prst="rect">
                         <a:avLst/>
@@ -120,8 +120,8 @@
                     <wps:cNvSpPr/>
                     <wps:spPr>
                       <a:xfrm>
-                        <a:off x="911487" y="0"/>
-                        <a:ext cx="522009" cy="20285"/>
+                        <a:off x="915950" y="0"/>
+                        <a:ext cx="481997" cy="23247"/>
                       </a:xfrm>
                       <a:prstGeom prst="rect">
                         <a:avLst/>
@@ -148,15 +148,15 @@
                         </w:p>
                       </w:txbxContent>
                     </wps:txbx>
-                    <wps:bodyPr lIns="8114" tIns="4057" rIns="8114" bIns="4057" anchor="ctr" anchorCtr="0"/>
+                    <wps:bodyPr lIns="9299" tIns="4649" rIns="9299" bIns="4649" anchor="ctr" anchorCtr="0"/>
                   </wps:wsp>
                   <wps:wsp>
                     <wps:cNvPr id="6" name="Dldl Xpxjxhbthl: Pvzqahyhbyvlra, Bnqtafeyowgb &amp; Mktpccerxcm Yrskupij (container)"/>
                     <wps:cNvSpPr/>
                     <wps:spPr>
                       <a:xfrm>
-                        <a:off x="112245" y="402537"/>
-                        <a:ext cx="1" cy="20285"/>
+                        <a:off x="136773" y="437101"/>
+                        <a:ext cx="1" cy="23247"/>
                       </a:xfrm>
                       <a:prstGeom prst="rect">
                         <a:avLst/>
@@ -180,8 +180,8 @@
                     <wps:cNvSpPr/>
                     <wps:spPr>
                       <a:xfrm>
-                        <a:off x="112245" y="402537"/>
-                        <a:ext cx="1" cy="20285"/>
+                        <a:off x="136773" y="437101"/>
+                        <a:ext cx="1" cy="23247"/>
                       </a:xfrm>
                       <a:prstGeom prst="rect">
                         <a:avLst/>
@@ -208,15 +208,15 @@
                         </w:p>
                       </w:txbxContent>
                     </wps:txbx>
-                    <wps:bodyPr lIns="8114" tIns="4057" rIns="8114" bIns="4057" anchor="ctr" anchorCtr="0"/>
+                    <wps:bodyPr lIns="9299" tIns="4649" rIns="9299" bIns="4649" anchor="ctr" anchorCtr="0"/>
                   </wps:wsp>
                   <wps:wsp>
                     <wps:cNvPr id="8" name="3-5. Zqanykds &amp; Bnqtafeyowgb Vwywkk (container)"/>
                     <wps:cNvSpPr/>
                     <wps:spPr>
                       <a:xfrm>
-                        <a:off x="1501114" y="39303"/>
-                        <a:ext cx="1687063" cy="384787"/>
+                        <a:off x="1475439" y="23247"/>
+                        <a:ext cx="1626547" cy="433710"/>
                       </a:xfrm>
                       <a:prstGeom prst="rect">
                         <a:avLst/>
@@ -240,8 +240,8 @@
                     <wps:cNvSpPr/>
                     <wps:spPr>
                       <a:xfrm>
-                        <a:off x="1501114" y="39303"/>
-                        <a:ext cx="1687063" cy="20285"/>
+                        <a:off x="1475439" y="23247"/>
+                        <a:ext cx="1626547" cy="23247"/>
                       </a:xfrm>
                       <a:prstGeom prst="rect">
                         <a:avLst/>
@@ -268,15 +268,15 @@
                         </w:p>
                       </w:txbxContent>
                     </wps:txbx>
-                    <wps:bodyPr lIns="8114" tIns="4057" rIns="8114" bIns="4057" anchor="ctr" anchorCtr="0"/>
+                    <wps:bodyPr lIns="9299" tIns="4649" rIns="9299" bIns="4649" anchor="ctr" anchorCtr="0"/>
                   </wps:wsp>
                   <wps:wsp>
                     <wps:cNvPr id="10" name="6 &amp; 8. Mktpccerxcm Yrskupij &amp; Yhip Iczvdvrjqkp (container)"/>
                     <wps:cNvSpPr/>
                     <wps:spPr>
                       <a:xfrm>
-                        <a:off x="4151054" y="229478"/>
-                        <a:ext cx="499695" cy="395353"/>
+                        <a:off x="4205465" y="241192"/>
+                        <a:ext cx="572662" cy="513624"/>
                       </a:xfrm>
                       <a:prstGeom prst="rect">
                         <a:avLst/>
@@ -300,8 +300,8 @@
                     <wps:cNvSpPr/>
                     <wps:spPr>
                       <a:xfrm>
-                        <a:off x="4151054" y="229478"/>
-                        <a:ext cx="499695" cy="20285"/>
+                        <a:off x="4205465" y="241192"/>
+                        <a:ext cx="572662" cy="23247"/>
                       </a:xfrm>
                       <a:prstGeom prst="rect">
                         <a:avLst/>
@@ -328,15 +328,15 @@
                         </w:p>
                       </w:txbxContent>
                     </wps:txbx>
-                    <wps:bodyPr lIns="8114" tIns="4057" rIns="8114" bIns="4057" anchor="ctr" anchorCtr="0"/>
+                    <wps:bodyPr lIns="9299" tIns="4649" rIns="9299" bIns="4649" anchor="ctr" anchorCtr="0"/>
                   </wps:wsp>
                   <wps:wsp>
                     <wps:cNvPr id="12" name="6. Mktpccerxcm Qcls Iblouzkhkx (Mrnhw NAH) (container)"/>
                     <wps:cNvSpPr/>
                     <wps:spPr>
                       <a:xfrm>
-                        <a:off x="2785175" y="440994"/>
-                        <a:ext cx="1298261" cy="253778"/>
+                        <a:off x="2795894" y="534449"/>
+                        <a:ext cx="1332079" cy="307787"/>
                       </a:xfrm>
                       <a:prstGeom prst="rect">
                         <a:avLst/>
@@ -360,8 +360,8 @@
                     <wps:cNvSpPr/>
                     <wps:spPr>
                       <a:xfrm>
-                        <a:off x="2785175" y="440994"/>
-                        <a:ext cx="1298261" cy="20285"/>
+                        <a:off x="2795894" y="534449"/>
+                        <a:ext cx="1332079" cy="23247"/>
                       </a:xfrm>
                       <a:prstGeom prst="rect">
                         <a:avLst/>
@@ -388,15 +388,15 @@
                         </w:p>
                       </w:txbxContent>
                     </wps:txbx>
-                    <wps:bodyPr lIns="8114" tIns="4057" rIns="8114" bIns="4057" anchor="ctr" anchorCtr="0"/>
+                    <wps:bodyPr lIns="9299" tIns="4649" rIns="9299" bIns="4649" anchor="ctr" anchorCtr="0"/>
                   </wps:wsp>
                   <wps:wsp>
                     <wps:cNvPr id="14" name="Erxriuy Laqrnarxe &amp; Bhgwangl Dvhsxcjp (container)"/>
                     <wps:cNvSpPr/>
                     <wps:spPr>
                       <a:xfrm>
-                        <a:off x="112245" y="453250"/>
-                        <a:ext cx="1" cy="20285"/>
+                        <a:off x="136773" y="495219"/>
+                        <a:ext cx="1" cy="23247"/>
                       </a:xfrm>
                       <a:prstGeom prst="rect">
                         <a:avLst/>
@@ -420,8 +420,8 @@
                     <wps:cNvSpPr/>
                     <wps:spPr>
                       <a:xfrm>
-                        <a:off x="112245" y="453250"/>
-                        <a:ext cx="1" cy="20285"/>
+                        <a:off x="136773" y="495219"/>
+                        <a:ext cx="1" cy="23247"/>
                       </a:xfrm>
                       <a:prstGeom prst="rect">
                         <a:avLst/>
@@ -448,15 +448,15 @@
                         </w:p>
                       </w:txbxContent>
                     </wps:txbx>
-                    <wps:bodyPr lIns="8114" tIns="4057" rIns="8114" bIns="4057" anchor="ctr" anchorCtr="0"/>
+                    <wps:bodyPr lIns="9299" tIns="4649" rIns="9299" bIns="4649" anchor="ctr" anchorCtr="0"/>
                   </wps:wsp>
                   <wps:wsp>
                     <wps:cNvPr id="16" name="9. Erxriuy Pvzqahyhbyvlra Pdmdx (container)"/>
                     <wps:cNvSpPr/>
                     <wps:spPr>
                       <a:xfrm>
-                        <a:off x="4718366" y="61490"/>
-                        <a:ext cx="499695" cy="496779"/>
+                        <a:off x="4855619" y="68047"/>
+                        <a:ext cx="509894" cy="638336"/>
                       </a:xfrm>
                       <a:prstGeom prst="rect">
                         <a:avLst/>
@@ -480,8 +480,8 @@
                     <wps:cNvSpPr/>
                     <wps:spPr>
                       <a:xfrm>
-                        <a:off x="4718366" y="61490"/>
-                        <a:ext cx="499695" cy="20285"/>
+                        <a:off x="4855619" y="68047"/>
+                        <a:ext cx="509894" cy="23247"/>
                       </a:xfrm>
                       <a:prstGeom prst="rect">
                         <a:avLst/>
@@ -508,15 +508,15 @@
                         </w:p>
                       </w:txbxContent>
                     </wps:txbx>
-                    <wps:bodyPr lIns="8114" tIns="4057" rIns="8114" bIns="4057" anchor="ctr" anchorCtr="0"/>
+                    <wps:bodyPr lIns="9299" tIns="4649" rIns="9299" bIns="4649" anchor="ctr" anchorCtr="0"/>
                   </wps:wsp>
                   <wps:wsp>
                     <wps:cNvPr id="18" name="10. Erxriuy Dvhsxcjp &amp; Bhgwangl Lnquwua Pdmdx (container)"/>
                     <wps:cNvSpPr/>
                     <wps:spPr>
                       <a:xfrm>
-                        <a:off x="5285679" y="222082"/>
-                        <a:ext cx="657921" cy="252721"/>
+                        <a:off x="5443005" y="298100"/>
+                        <a:ext cx="500595" cy="304154"/>
                       </a:xfrm>
                       <a:prstGeom prst="rect">
                         <a:avLst/>
@@ -540,8 +540,8 @@
                     <wps:cNvSpPr/>
                     <wps:spPr>
                       <a:xfrm>
-                        <a:off x="5285679" y="222082"/>
-                        <a:ext cx="657921" cy="20285"/>
+                        <a:off x="5443005" y="298100"/>
+                        <a:ext cx="500595" cy="23247"/>
                       </a:xfrm>
                       <a:prstGeom prst="rect">
                         <a:avLst/>
@@ -568,15 +568,15 @@
                         </w:p>
                       </w:txbxContent>
                     </wps:txbx>
-                    <wps:bodyPr lIns="8114" tIns="4057" rIns="8114" bIns="4057" anchor="ctr" anchorCtr="0"/>
+                    <wps:bodyPr lIns="9299" tIns="4649" rIns="9299" bIns="4649" anchor="ctr" anchorCtr="0"/>
                   </wps:wsp>
                   <wps:wsp>
                     <wps:cNvPr id="20" name="Nmhbgc (container)"/>
                     <wps:cNvSpPr/>
                     <wps:spPr>
                       <a:xfrm>
-                        <a:off x="112245" y="503964"/>
-                        <a:ext cx="1" cy="20285"/>
+                        <a:off x="0" y="533965"/>
+                        <a:ext cx="273545" cy="289625"/>
                       </a:xfrm>
                       <a:prstGeom prst="rect">
                         <a:avLst/>
@@ -600,8 +600,8 @@
                     <wps:cNvSpPr/>
                     <wps:spPr>
                       <a:xfrm>
-                        <a:off x="112245" y="503964"/>
-                        <a:ext cx="1" cy="20285"/>
+                        <a:off x="0" y="533965"/>
+                        <a:ext cx="273545" cy="23247"/>
                       </a:xfrm>
                       <a:prstGeom prst="rect">
                         <a:avLst/>
@@ -628,15 +628,15 @@
                         </w:p>
                       </w:txbxContent>
                     </wps:txbx>
-                    <wps:bodyPr lIns="8114" tIns="4057" rIns="8114" bIns="4057" anchor="ctr" anchorCtr="0"/>
+                    <wps:bodyPr lIns="9299" tIns="4649" rIns="9299" bIns="4649" anchor="ctr" anchorCtr="0"/>
                   </wps:wsp>
                   <wps:wsp>
                     <wps:cNvPr id="22" name="Gnqjmqqpr / AQLz" descr="E1"/>
                     <wps:cNvSpPr/>
                     <wps:spPr>
                       <a:xfrm>
-                        <a:off x="33809" y="76281"/>
-                        <a:ext cx="156873" cy="88748"/>
+                        <a:off x="46882" y="63204"/>
+                        <a:ext cx="179780" cy="101708"/>
                       </a:xfrm>
                       <a:prstGeom prst="can">
                         <a:avLst/>
@@ -684,7 +684,7 @@
                         </w:p>
                       </w:txbxContent>
                     </wps:txbx>
-                    <wps:bodyPr rot="0" spcFirstLastPara="0" vertOverflow="overflow" horzOverflow="overflow" vert="horz" wrap="square" lIns="8114" tIns="4057" rIns="8114" bIns="4057" numCol="1" spcCol="0" rtlCol="0" fromWordArt="0" anchor="ctr" anchorCtr="0" forceAA="0" compatLnSpc="1">
+                    <wps:bodyPr rot="0" spcFirstLastPara="0" vertOverflow="overflow" horzOverflow="overflow" vert="horz" wrap="square" lIns="9299" tIns="4649" rIns="9299" bIns="4649" numCol="1" spcCol="0" rtlCol="0" fromWordArt="0" anchor="ctr" anchorCtr="0" forceAA="0" compatLnSpc="1">
                       <a:prstTxWarp prst="textNoShape">
                         <a:avLst/>
                       </a:prstTxWarp>
@@ -696,8 +696,8 @@
                     <wps:cNvSpPr/>
                     <wps:spPr>
                       <a:xfrm>
-                        <a:off x="42937" y="253778"/>
-                        <a:ext cx="138616" cy="88748"/>
+                        <a:off x="57344" y="266619"/>
+                        <a:ext cx="158858" cy="101708"/>
                       </a:xfrm>
                       <a:prstGeom prst="roundRect">
                         <a:avLst/>
@@ -745,7 +745,7 @@
                         </w:p>
                       </w:txbxContent>
                     </wps:txbx>
-                    <wps:bodyPr rot="0" spcFirstLastPara="0" vertOverflow="overflow" horzOverflow="overflow" vert="horz" wrap="square" lIns="8114" tIns="4057" rIns="8114" bIns="4057" numCol="1" spcCol="0" rtlCol="0" fromWordArt="0" anchor="ctr" anchorCtr="0" forceAA="0" compatLnSpc="1">
+                    <wps:bodyPr rot="0" spcFirstLastPara="0" vertOverflow="overflow" horzOverflow="overflow" vert="horz" wrap="square" lIns="9299" tIns="4649" rIns="9299" bIns="4649" numCol="1" spcCol="0" rtlCol="0" fromWordArt="0" anchor="ctr" anchorCtr="0" forceAA="0" compatLnSpc="1">
                       <a:prstTxWarp prst="textNoShape">
                         <a:avLst/>
                       </a:prstTxWarp>
@@ -757,8 +757,8 @@
                     <wps:cNvSpPr/>
                     <wps:spPr>
                       <a:xfrm>
-                        <a:off x="258300" y="139673"/>
-                        <a:ext cx="138616" cy="88748"/>
+                        <a:off x="351037" y="160068"/>
+                        <a:ext cx="158858" cy="101708"/>
                       </a:xfrm>
                       <a:prstGeom prst="rect">
                         <a:avLst/>
@@ -806,7 +806,7 @@
                         </w:p>
                       </w:txbxContent>
                     </wps:txbx>
-                    <wps:bodyPr rot="0" spcFirstLastPara="0" vertOverflow="overflow" horzOverflow="overflow" vert="horz" wrap="square" lIns="8114" tIns="4057" rIns="8114" bIns="4057" numCol="1" spcCol="0" rtlCol="0" fromWordArt="0" anchor="ctr" anchorCtr="0" forceAA="0" compatLnSpc="1">
+                    <wps:bodyPr rot="0" spcFirstLastPara="0" vertOverflow="overflow" horzOverflow="overflow" vert="horz" wrap="square" lIns="9299" tIns="4649" rIns="9299" bIns="4649" numCol="1" spcCol="0" rtlCol="0" fromWordArt="0" anchor="ctr" anchorCtr="0" forceAA="0" compatLnSpc="1">
                       <a:prstTxWarp prst="textNoShape">
                         <a:avLst/>
                       </a:prstTxWarp>
@@ -814,12 +814,12 @@
                     </wps:bodyPr>
                   </wps:wsp>
                   <wps:wsp>
-                    <wps:cNvPr id="25" name="Kapsgahlhzf Brhqtfq&lt;br/&gt;ezi, mau, ynu, aqvi, mpwioja" descr="C1"/>
+                    <wps:cNvPr id="25" name="Kapsgahlhzf Brhqtfq ezi, mau, ynu, aqvi, mpwioja" descr="C1"/>
                     <wps:cNvSpPr/>
                     <wps:spPr>
                       <a:xfrm>
-                        <a:off x="525390" y="215743"/>
-                        <a:ext cx="223815" cy="139462"/>
+                        <a:off x="590873" y="223030"/>
+                        <a:ext cx="205353" cy="159826"/>
                       </a:xfrm>
                       <a:prstGeom prst="roundRect">
                         <a:avLst/>
@@ -862,12 +862,12 @@
                               <w:color w:val="000000"/>
                               <w:sz w:val="4"/>
                             </w:rPr>
-                            <w:t xml:space="preserve">Kapsgahlhzf Brhqtfq&lt;br/&gt;ezi, mau, ynu, aqvi, mpwioja</w:t>
+                            <w:t xml:space="preserve">Kapsgahlhzf Brhqtfq ezi, mau, ynu, aqvi, mpwioja</w:t>
                           </w:r>
                         </w:p>
                       </w:txbxContent>
                     </wps:txbx>
-                    <wps:bodyPr rot="0" spcFirstLastPara="0" vertOverflow="overflow" horzOverflow="overflow" vert="horz" wrap="square" lIns="8114" tIns="4057" rIns="8114" bIns="4057" numCol="1" spcCol="0" rtlCol="0" fromWordArt="0" anchor="ctr" anchorCtr="0" forceAA="0" compatLnSpc="1">
+                    <wps:bodyPr rot="0" spcFirstLastPara="0" vertOverflow="overflow" horzOverflow="overflow" vert="horz" wrap="square" lIns="9299" tIns="4649" rIns="9299" bIns="4649" numCol="1" spcCol="0" rtlCol="0" fromWordArt="0" anchor="ctr" anchorCtr="0" forceAA="0" compatLnSpc="1">
                       <a:prstTxWarp prst="textNoShape">
                         <a:avLst/>
                       </a:prstTxWarp>
@@ -875,12 +875,12 @@
                     </wps:bodyPr>
                   </wps:wsp>
                   <wps:wsp>
-                    <wps:cNvPr id="26" name="Hlbt Ekaregrm&lt;br/&gt;nzom_agztdtss" descr="C1y"/>
+                    <wps:cNvPr id="26" name="Hlbt Ekaregrm nzom_agztdtss" descr="C1y"/>
                     <wps:cNvSpPr/>
                     <wps:spPr>
                       <a:xfrm>
-                        <a:off x="464534" y="76281"/>
-                        <a:ext cx="345527" cy="88748"/>
+                        <a:off x="587386" y="63204"/>
+                        <a:ext cx="212327" cy="101708"/>
                       </a:xfrm>
                       <a:prstGeom prst="roundRect">
                         <a:avLst/>
@@ -923,12 +923,12 @@
                               <w:color w:val="000000"/>
                               <w:sz w:val="4"/>
                             </w:rPr>
-                            <w:t xml:space="preserve">Hlbt Ekaregrm&lt;br/&gt;nzom_agztdtss</w:t>
+                            <w:t xml:space="preserve">Hlbt Ekaregrm nzom_agztdtss</w:t>
                           </w:r>
                         </w:p>
                       </w:txbxContent>
                     </wps:txbx>
-                    <wps:bodyPr rot="0" spcFirstLastPara="0" vertOverflow="overflow" horzOverflow="overflow" vert="horz" wrap="square" lIns="8114" tIns="4057" rIns="8114" bIns="4057" numCol="1" spcCol="0" rtlCol="0" fromWordArt="0" anchor="ctr" anchorCtr="0" forceAA="0" compatLnSpc="1">
+                    <wps:bodyPr rot="0" spcFirstLastPara="0" vertOverflow="overflow" horzOverflow="overflow" vert="horz" wrap="square" lIns="9299" tIns="4649" rIns="9299" bIns="4649" numCol="1" spcCol="0" rtlCol="0" fromWordArt="0" anchor="ctr" anchorCtr="0" forceAA="0" compatLnSpc="1">
                       <a:prstTxWarp prst="textNoShape">
                         <a:avLst/>
                       </a:prstTxWarp>
@@ -940,8 +940,8 @@
                     <wps:cNvSpPr/>
                     <wps:spPr>
                       <a:xfrm>
-                        <a:off x="945296" y="126995"/>
-                        <a:ext cx="114274" cy="114105"/>
+                        <a:off x="954696" y="145539"/>
+                        <a:ext cx="130961" cy="130767"/>
                       </a:xfrm>
                       <a:prstGeom prst="rect">
                         <a:avLst/>
@@ -989,7 +989,7 @@
                         </w:p>
                       </w:txbxContent>
                     </wps:txbx>
-                    <wps:bodyPr rot="0" spcFirstLastPara="0" vertOverflow="overflow" horzOverflow="overflow" vert="horz" wrap="square" lIns="8114" tIns="4057" rIns="8114" bIns="4057" numCol="1" spcCol="0" rtlCol="0" fromWordArt="0" anchor="ctr" anchorCtr="0" forceAA="0" compatLnSpc="1">
+                    <wps:bodyPr rot="0" spcFirstLastPara="0" vertOverflow="overflow" horzOverflow="overflow" vert="horz" wrap="square" lIns="9299" tIns="4649" rIns="9299" bIns="4649" numCol="1" spcCol="0" rtlCol="0" fromWordArt="0" anchor="ctr" anchorCtr="0" forceAA="0" compatLnSpc="1">
                       <a:prstTxWarp prst="textNoShape">
                         <a:avLst/>
                       </a:prstTxWarp>
@@ -997,12 +997,12 @@
                     </wps:bodyPr>
                   </wps:wsp>
                   <wps:wsp>
-                    <wps:cNvPr id="28" name="Bhgwangl Mrnhw Wbnypu&lt;br/&gt;deei/lamr mpxalugo, umcd_fivln, c_duepu/lse" descr="T2"/>
+                    <wps:cNvPr id="28" name="Bhgwangl Mrnhw Wbnypu deei/lamr mpxalugo, umcd_fivln, c_duepu/lse" descr="T2"/>
                     <wps:cNvSpPr/>
                     <wps:spPr>
                       <a:xfrm>
-                        <a:off x="1127188" y="88960"/>
-                        <a:ext cx="272500" cy="190175"/>
+                        <a:off x="1163148" y="101950"/>
+                        <a:ext cx="196054" cy="217945"/>
                       </a:xfrm>
                       <a:prstGeom prst="roundRect">
                         <a:avLst/>
@@ -1045,12 +1045,12 @@
                               <w:color w:val="000000"/>
                               <w:sz w:val="4"/>
                             </w:rPr>
-                            <w:t xml:space="preserve">Bhgwangl Mrnhw Wbnypu&lt;br/&gt;deei/lamr mpxalugo, umcd_fivln, c_duepu/lse</w:t>
+                            <w:t xml:space="preserve">Bhgwangl Mrnhw Wbnypu deei/lamr mpxalugo, umcd_fivln, c_duepu/lse</w:t>
                           </w:r>
                         </w:p>
                       </w:txbxContent>
                     </wps:txbx>
-                    <wps:bodyPr rot="0" spcFirstLastPara="0" vertOverflow="overflow" horzOverflow="overflow" vert="horz" wrap="square" lIns="8114" tIns="4057" rIns="8114" bIns="4057" numCol="1" spcCol="0" rtlCol="0" fromWordArt="0" anchor="ctr" anchorCtr="0" forceAA="0" compatLnSpc="1">
+                    <wps:bodyPr rot="0" spcFirstLastPara="0" vertOverflow="overflow" horzOverflow="overflow" vert="horz" wrap="square" lIns="9299" tIns="4649" rIns="9299" bIns="4649" numCol="1" spcCol="0" rtlCol="0" fromWordArt="0" anchor="ctr" anchorCtr="0" forceAA="0" compatLnSpc="1">
                       <a:prstTxWarp prst="textNoShape">
                         <a:avLst/>
                       </a:prstTxWarp>
@@ -1058,12 +1058,12 @@
                     </wps:bodyPr>
                   </wps:wsp>
                   <wps:wsp>
-                    <wps:cNvPr id="29" name="3. TMN Zqanykds&lt;br/&gt;Cqiogds Pjyskpt" descr="B3"/>
+                    <wps:cNvPr id="29" name="3. TMN Zqanykds Cqiogds Pjyskpt" descr="B3"/>
                     <wps:cNvSpPr/>
                     <wps:spPr>
                       <a:xfrm>
-                        <a:off x="1534923" y="200106"/>
-                        <a:ext cx="274528" cy="114105"/>
+                        <a:off x="1514184" y="213586"/>
+                        <a:ext cx="144909" cy="159826"/>
                       </a:xfrm>
                       <a:prstGeom prst="rect">
                         <a:avLst/>
@@ -1106,12 +1106,12 @@
                               <w:color w:val="000000"/>
                               <w:sz w:val="4"/>
                             </w:rPr>
-                            <w:t xml:space="preserve">3. TMN Zqanykds&lt;br/&gt;Cqiogds Pjyskpt</w:t>
+                            <w:t xml:space="preserve">3. TMN Zqanykds Cqiogds Pjyskpt</w:t>
                           </w:r>
                         </w:p>
                       </w:txbxContent>
                     </wps:txbx>
-                    <wps:bodyPr rot="0" spcFirstLastPara="0" vertOverflow="overflow" horzOverflow="overflow" vert="horz" wrap="square" lIns="8114" tIns="4057" rIns="8114" bIns="4057" numCol="1" spcCol="0" rtlCol="0" fromWordArt="0" anchor="ctr" anchorCtr="0" forceAA="0" compatLnSpc="1">
+                    <wps:bodyPr rot="0" spcFirstLastPara="0" vertOverflow="overflow" horzOverflow="overflow" vert="horz" wrap="square" lIns="9299" tIns="4649" rIns="9299" bIns="4649" numCol="1" spcCol="0" rtlCol="0" fromWordArt="0" anchor="ctr" anchorCtr="0" forceAA="0" compatLnSpc="1">
                       <a:prstTxWarp prst="textNoShape">
                         <a:avLst/>
                       </a:prstTxWarp>
@@ -1123,8 +1123,8 @@
                     <wps:cNvSpPr/>
                     <wps:spPr>
                       <a:xfrm>
-                        <a:off x="1877069" y="212785"/>
-                        <a:ext cx="150788" cy="88748"/>
+                        <a:off x="1736585" y="242645"/>
+                        <a:ext cx="172806" cy="101708"/>
                       </a:xfrm>
                       <a:prstGeom prst="roundRect">
                         <a:avLst/>
@@ -1172,7 +1172,7 @@
                         </w:p>
                       </w:txbxContent>
                     </wps:txbx>
-                    <wps:bodyPr rot="0" spcFirstLastPara="0" vertOverflow="overflow" horzOverflow="overflow" vert="horz" wrap="square" lIns="8114" tIns="4057" rIns="8114" bIns="4057" numCol="1" spcCol="0" rtlCol="0" fromWordArt="0" anchor="ctr" anchorCtr="0" forceAA="0" compatLnSpc="1">
+                    <wps:bodyPr rot="0" spcFirstLastPara="0" vertOverflow="overflow" horzOverflow="overflow" vert="horz" wrap="square" lIns="9299" tIns="4649" rIns="9299" bIns="4649" numCol="1" spcCol="0" rtlCol="0" fromWordArt="0" anchor="ctr" anchorCtr="0" forceAA="0" compatLnSpc="1">
                       <a:prstTxWarp prst="textNoShape">
                         <a:avLst/>
                       </a:prstTxWarp>
@@ -1184,8 +1184,8 @@
                     <wps:cNvSpPr/>
                     <wps:spPr>
                       <a:xfrm>
-                        <a:off x="2095474" y="263498"/>
-                        <a:ext cx="175130" cy="114105"/>
+                        <a:off x="1986883" y="280180"/>
+                        <a:ext cx="200703" cy="130767"/>
                       </a:xfrm>
                       <a:prstGeom prst="rect">
                         <a:avLst/>
@@ -1233,7 +1233,7 @@
                         </w:p>
                       </w:txbxContent>
                     </wps:txbx>
-                    <wps:bodyPr rot="0" spcFirstLastPara="0" vertOverflow="overflow" horzOverflow="overflow" vert="horz" wrap="square" lIns="8114" tIns="4057" rIns="8114" bIns="4057" numCol="1" spcCol="0" rtlCol="0" fromWordArt="0" anchor="ctr" anchorCtr="0" forceAA="0" compatLnSpc="1">
+                    <wps:bodyPr rot="0" spcFirstLastPara="0" vertOverflow="overflow" horzOverflow="overflow" vert="horz" wrap="square" lIns="9299" tIns="4649" rIns="9299" bIns="4649" numCol="1" spcCol="0" rtlCol="0" fromWordArt="0" anchor="ctr" anchorCtr="0" forceAA="0" compatLnSpc="1">
                       <a:prstTxWarp prst="textNoShape">
                         <a:avLst/>
                       </a:prstTxWarp>
@@ -1241,12 +1241,12 @@
                     </wps:bodyPr>
                   </wps:wsp>
                   <wps:wsp>
-                    <wps:cNvPr id="32" name="Hlbt Yhip Hefaki &amp;&lt;br/&gt;Jtjg Xqwvx Ztp-H" descr="L4"/>
+                    <wps:cNvPr id="32" name="Hlbt Yhip Hefaki &amp; Jtjg Xqwvx Ztp-H" descr="L4"/>
                     <wps:cNvSpPr/>
                     <wps:spPr>
                       <a:xfrm>
-                        <a:off x="2338222" y="250820"/>
-                        <a:ext cx="160930" cy="139462"/>
+                        <a:off x="2265077" y="280180"/>
+                        <a:ext cx="203028" cy="130767"/>
                       </a:xfrm>
                       <a:prstGeom prst="roundRect">
                         <a:avLst/>
@@ -1289,12 +1289,12 @@
                               <w:color w:val="000000"/>
                               <w:sz w:val="4"/>
                             </w:rPr>
-                            <w:t xml:space="preserve">Hlbt Yhip Hefaki &amp;&lt;br/&gt;Jtjg Xqwvx Ztp-H</w:t>
+                            <w:t xml:space="preserve">Hlbt Yhip Hefaki &amp; Jtjg Xqwvx Ztp-H</w:t>
                           </w:r>
                         </w:p>
                       </w:txbxContent>
                     </wps:txbx>
-                    <wps:bodyPr rot="0" spcFirstLastPara="0" vertOverflow="overflow" horzOverflow="overflow" vert="horz" wrap="square" lIns="8114" tIns="4057" rIns="8114" bIns="4057" numCol="1" spcCol="0" rtlCol="0" fromWordArt="0" anchor="ctr" anchorCtr="0" forceAA="0" compatLnSpc="1">
+                    <wps:bodyPr rot="0" spcFirstLastPara="0" vertOverflow="overflow" horzOverflow="overflow" vert="horz" wrap="square" lIns="9299" tIns="4649" rIns="9299" bIns="4649" numCol="1" spcCol="0" rtlCol="0" fromWordArt="0" anchor="ctr" anchorCtr="0" forceAA="0" compatLnSpc="1">
                       <a:prstTxWarp prst="textNoShape">
                         <a:avLst/>
                       </a:prstTxWarp>
@@ -1306,8 +1306,8 @@
                     <wps:cNvSpPr/>
                     <wps:spPr>
                       <a:xfrm>
-                        <a:off x="2566770" y="106075"/>
-                        <a:ext cx="150788" cy="114105"/>
+                        <a:off x="2545597" y="99770"/>
+                        <a:ext cx="172806" cy="130767"/>
                       </a:xfrm>
                       <a:prstGeom prst="rect">
                         <a:avLst/>
@@ -1355,7 +1355,7 @@
                         </w:p>
                       </w:txbxContent>
                     </wps:txbx>
-                    <wps:bodyPr rot="0" spcFirstLastPara="0" vertOverflow="overflow" horzOverflow="overflow" vert="horz" wrap="square" lIns="8114" tIns="4057" rIns="8114" bIns="4057" numCol="1" spcCol="0" rtlCol="0" fromWordArt="0" anchor="ctr" anchorCtr="0" forceAA="0" compatLnSpc="1">
+                    <wps:bodyPr rot="0" spcFirstLastPara="0" vertOverflow="overflow" horzOverflow="overflow" vert="horz" wrap="square" lIns="9299" tIns="4649" rIns="9299" bIns="4649" numCol="1" spcCol="0" rtlCol="0" fromWordArt="0" anchor="ctr" anchorCtr="0" forceAA="0" compatLnSpc="1">
                       <a:prstTxWarp prst="textNoShape">
                         <a:avLst/>
                       </a:prstTxWarp>
@@ -1363,12 +1363,12 @@
                     </wps:bodyPr>
                   </wps:wsp>
                   <wps:wsp>
-                    <wps:cNvPr id="34" name="Golpmjxb Pvzqahyhbyvlra&lt;br/&gt;Xqwvx, Dfyhs, Rrcsfnbksv" descr="N5"/>
+                    <wps:cNvPr id="34" name="Golpmjxb Pvzqahyhbyvlra Xqwvx, Dfyhs, Rrcsfnbksv" descr="N5"/>
                     <wps:cNvSpPr/>
                     <wps:spPr>
                       <a:xfrm>
-                        <a:off x="2818984" y="93397"/>
-                        <a:ext cx="335384" cy="139462"/>
+                        <a:off x="2834640" y="85241"/>
+                        <a:ext cx="228600" cy="159826"/>
                       </a:xfrm>
                       <a:prstGeom prst="roundRect">
                         <a:avLst/>
@@ -1411,12 +1411,12 @@
                               <w:color w:val="000000"/>
                               <w:sz w:val="4"/>
                             </w:rPr>
-                            <w:t xml:space="preserve">Golpmjxb Pvzqahyhbyvlra&lt;br/&gt;Xqwvx, Dfyhs, Rrcsfnbksv</w:t>
+                            <w:t xml:space="preserve">Golpmjxb Pvzqahyhbyvlra Xqwvx, Dfyhs, Rrcsfnbksv</w:t>
                           </w:r>
                         </w:p>
                       </w:txbxContent>
                     </wps:txbx>
-                    <wps:bodyPr rot="0" spcFirstLastPara="0" vertOverflow="overflow" horzOverflow="overflow" vert="horz" wrap="square" lIns="8114" tIns="4057" rIns="8114" bIns="4057" numCol="1" spcCol="0" rtlCol="0" fromWordArt="0" anchor="ctr" anchorCtr="0" forceAA="0" compatLnSpc="1">
+                    <wps:bodyPr rot="0" spcFirstLastPara="0" vertOverflow="overflow" horzOverflow="overflow" vert="horz" wrap="square" lIns="9299" tIns="4649" rIns="9299" bIns="4649" numCol="1" spcCol="0" rtlCol="0" fromWordArt="0" anchor="ctr" anchorCtr="0" forceAA="0" compatLnSpc="1">
                       <a:prstTxWarp prst="textNoShape">
                         <a:avLst/>
                       </a:prstTxWarp>
@@ -1428,8 +1428,8 @@
                     <wps:cNvSpPr/>
                     <wps:spPr>
                       <a:xfrm>
-                        <a:off x="2917368" y="565876"/>
-                        <a:ext cx="138616" cy="88748"/>
+                        <a:off x="2869511" y="694518"/>
+                        <a:ext cx="158858" cy="101708"/>
                       </a:xfrm>
                       <a:prstGeom prst="roundRect">
                         <a:avLst/>
@@ -1477,7 +1477,7 @@
                         </w:p>
                       </w:txbxContent>
                     </wps:txbx>
-                    <wps:bodyPr rot="0" spcFirstLastPara="0" vertOverflow="overflow" horzOverflow="overflow" vert="horz" wrap="square" lIns="8114" tIns="4057" rIns="8114" bIns="4057" numCol="1" spcCol="0" rtlCol="0" fromWordArt="0" anchor="ctr" anchorCtr="0" forceAA="0" compatLnSpc="1">
+                    <wps:bodyPr rot="0" spcFirstLastPara="0" vertOverflow="overflow" horzOverflow="overflow" vert="horz" wrap="square" lIns="9299" tIns="4649" rIns="9299" bIns="4649" numCol="1" spcCol="0" rtlCol="0" fromWordArt="0" anchor="ctr" anchorCtr="0" forceAA="0" compatLnSpc="1">
                       <a:prstTxWarp prst="textNoShape">
                         <a:avLst/>
                       </a:prstTxWarp>
@@ -1489,8 +1489,8 @@
                     <wps:cNvSpPr/>
                     <wps:spPr>
                       <a:xfrm>
-                        <a:off x="3255795" y="539463"/>
-                        <a:ext cx="138616" cy="63392"/>
+                        <a:off x="3179477" y="647296"/>
+                        <a:ext cx="158858" cy="72648"/>
                       </a:xfrm>
                       <a:prstGeom prst="rect">
                         <a:avLst/>
@@ -1538,7 +1538,7 @@
                         </w:p>
                       </w:txbxContent>
                     </wps:txbx>
-                    <wps:bodyPr rot="0" spcFirstLastPara="0" vertOverflow="overflow" horzOverflow="overflow" vert="horz" wrap="square" lIns="8114" tIns="4057" rIns="8114" bIns="4057" numCol="1" spcCol="0" rtlCol="0" fromWordArt="0" anchor="ctr" anchorCtr="0" forceAA="0" compatLnSpc="1">
+                    <wps:bodyPr rot="0" spcFirstLastPara="0" vertOverflow="overflow" horzOverflow="overflow" vert="horz" wrap="square" lIns="9299" tIns="4649" rIns="9299" bIns="4649" numCol="1" spcCol="0" rtlCol="0" fromWordArt="0" anchor="ctr" anchorCtr="0" forceAA="0" compatLnSpc="1">
                       <a:prstTxWarp prst="textNoShape">
                         <a:avLst/>
                       </a:prstTxWarp>
@@ -1550,8 +1550,8 @@
                     <wps:cNvSpPr/>
                     <wps:spPr>
                       <a:xfrm>
-                        <a:off x="3462029" y="514106"/>
-                        <a:ext cx="138616" cy="114105"/>
+                        <a:off x="3415826" y="618237"/>
+                        <a:ext cx="158858" cy="130767"/>
                       </a:xfrm>
                       <a:prstGeom prst="roundRect">
                         <a:avLst/>
@@ -1599,7 +1599,7 @@
                         </w:p>
                       </w:txbxContent>
                     </wps:txbx>
-                    <wps:bodyPr rot="0" spcFirstLastPara="0" vertOverflow="overflow" horzOverflow="overflow" vert="horz" wrap="square" lIns="8114" tIns="4057" rIns="8114" bIns="4057" numCol="1" spcCol="0" rtlCol="0" fromWordArt="0" anchor="ctr" anchorCtr="0" forceAA="0" compatLnSpc="1">
+                    <wps:bodyPr rot="0" spcFirstLastPara="0" vertOverflow="overflow" horzOverflow="overflow" vert="horz" wrap="square" lIns="9299" tIns="4649" rIns="9299" bIns="4649" numCol="1" spcCol="0" rtlCol="0" fromWordArt="0" anchor="ctr" anchorCtr="0" forceAA="0" compatLnSpc="1">
                       <a:prstTxWarp prst="textNoShape">
                         <a:avLst/>
                       </a:prstTxWarp>
@@ -1611,8 +1611,8 @@
                     <wps:cNvSpPr/>
                     <wps:spPr>
                       <a:xfrm>
-                        <a:off x="3668263" y="578554"/>
-                        <a:ext cx="187301" cy="63392"/>
+                        <a:off x="3652176" y="709047"/>
+                        <a:ext cx="214652" cy="72648"/>
                       </a:xfrm>
                       <a:prstGeom prst="rect">
                         <a:avLst/>
@@ -1660,7 +1660,7 @@
                         </w:p>
                       </w:txbxContent>
                     </wps:txbx>
-                    <wps:bodyPr rot="0" spcFirstLastPara="0" vertOverflow="overflow" horzOverflow="overflow" vert="horz" wrap="square" lIns="8114" tIns="4057" rIns="8114" bIns="4057" numCol="1" spcCol="0" rtlCol="0" fromWordArt="0" anchor="ctr" anchorCtr="0" forceAA="0" compatLnSpc="1">
+                    <wps:bodyPr rot="0" spcFirstLastPara="0" vertOverflow="overflow" horzOverflow="overflow" vert="horz" wrap="square" lIns="9299" tIns="4649" rIns="9299" bIns="4649" numCol="1" spcCol="0" rtlCol="0" fromWordArt="0" anchor="ctr" anchorCtr="0" forceAA="0" compatLnSpc="1">
                       <a:prstTxWarp prst="textNoShape">
                         <a:avLst/>
                       </a:prstTxWarp>
@@ -1672,8 +1672,8 @@
                     <wps:cNvSpPr/>
                     <wps:spPr>
                       <a:xfrm>
-                        <a:off x="3923182" y="565876"/>
-                        <a:ext cx="126445" cy="88748"/>
+                        <a:off x="3944319" y="694518"/>
+                        <a:ext cx="144909" cy="101708"/>
                       </a:xfrm>
                       <a:prstGeom prst="roundRect">
                         <a:avLst/>
@@ -1721,7 +1721,7 @@
                         </w:p>
                       </w:txbxContent>
                     </wps:txbx>
-                    <wps:bodyPr rot="0" spcFirstLastPara="0" vertOverflow="overflow" horzOverflow="overflow" vert="horz" wrap="square" lIns="8114" tIns="4057" rIns="8114" bIns="4057" numCol="1" spcCol="0" rtlCol="0" fromWordArt="0" anchor="ctr" anchorCtr="0" forceAA="0" compatLnSpc="1">
+                    <wps:bodyPr rot="0" spcFirstLastPara="0" vertOverflow="overflow" horzOverflow="overflow" vert="horz" wrap="square" lIns="9299" tIns="4649" rIns="9299" bIns="4649" numCol="1" spcCol="0" rtlCol="0" fromWordArt="0" anchor="ctr" anchorCtr="0" forceAA="0" compatLnSpc="1">
                       <a:prstTxWarp prst="textNoShape">
                         <a:avLst/>
                       </a:prstTxWarp>
@@ -1733,8 +1733,8 @@
                     <wps:cNvSpPr/>
                     <wps:spPr>
                       <a:xfrm>
-                        <a:off x="4184862" y="397677"/>
-                        <a:ext cx="181216" cy="114105"/>
+                        <a:off x="4244211" y="571984"/>
+                        <a:ext cx="207677" cy="130767"/>
                       </a:xfrm>
                       <a:prstGeom prst="rect">
                         <a:avLst/>
@@ -1782,7 +1782,7 @@
                         </w:p>
                       </w:txbxContent>
                     </wps:txbx>
-                    <wps:bodyPr rot="0" spcFirstLastPara="0" vertOverflow="overflow" horzOverflow="overflow" vert="horz" wrap="square" lIns="8114" tIns="4057" rIns="8114" bIns="4057" numCol="1" spcCol="0" rtlCol="0" fromWordArt="0" anchor="ctr" anchorCtr="0" forceAA="0" compatLnSpc="1">
+                    <wps:bodyPr rot="0" spcFirstLastPara="0" vertOverflow="overflow" horzOverflow="overflow" vert="horz" wrap="square" lIns="9299" tIns="4649" rIns="9299" bIns="4649" numCol="1" spcCol="0" rtlCol="0" fromWordArt="0" anchor="ctr" anchorCtr="0" forceAA="0" compatLnSpc="1">
                       <a:prstTxWarp prst="textNoShape">
                         <a:avLst/>
                       </a:prstTxWarp>
@@ -1794,8 +1794,8 @@
                     <wps:cNvSpPr/>
                     <wps:spPr>
                       <a:xfrm>
-                        <a:off x="4433696" y="397677"/>
-                        <a:ext cx="183244" cy="114105"/>
+                        <a:off x="4529380" y="571984"/>
+                        <a:ext cx="210002" cy="130767"/>
                       </a:xfrm>
                       <a:prstGeom prst="roundRect">
                         <a:avLst/>
@@ -1843,7 +1843,7 @@
                         </w:p>
                       </w:txbxContent>
                     </wps:txbx>
-                    <wps:bodyPr rot="0" spcFirstLastPara="0" vertOverflow="overflow" horzOverflow="overflow" vert="horz" wrap="square" lIns="8114" tIns="4057" rIns="8114" bIns="4057" numCol="1" spcCol="0" rtlCol="0" fromWordArt="0" anchor="ctr" anchorCtr="0" forceAA="0" compatLnSpc="1">
+                    <wps:bodyPr rot="0" spcFirstLastPara="0" vertOverflow="overflow" horzOverflow="overflow" vert="horz" wrap="square" lIns="9299" tIns="4649" rIns="9299" bIns="4649" numCol="1" spcCol="0" rtlCol="0" fromWordArt="0" anchor="ctr" anchorCtr="0" forceAA="0" compatLnSpc="1">
                       <a:prstTxWarp prst="textNoShape">
                         <a:avLst/>
                       </a:prstTxWarp>
@@ -1855,8 +1855,8 @@
                     <wps:cNvSpPr/>
                     <wps:spPr>
                       <a:xfrm>
-                        <a:off x="4752175" y="288855"/>
-                        <a:ext cx="126445" cy="114105"/>
+                        <a:off x="4894365" y="389153"/>
+                        <a:ext cx="144909" cy="130767"/>
                       </a:xfrm>
                       <a:prstGeom prst="rect">
                         <a:avLst/>
@@ -1904,7 +1904,7 @@
                         </w:p>
                       </w:txbxContent>
                     </wps:txbx>
-                    <wps:bodyPr rot="0" spcFirstLastPara="0" vertOverflow="overflow" horzOverflow="overflow" vert="horz" wrap="square" lIns="8114" tIns="4057" rIns="8114" bIns="4057" numCol="1" spcCol="0" rtlCol="0" fromWordArt="0" anchor="ctr" anchorCtr="0" forceAA="0" compatLnSpc="1">
+                    <wps:bodyPr rot="0" spcFirstLastPara="0" vertOverflow="overflow" horzOverflow="overflow" vert="horz" wrap="square" lIns="9299" tIns="4649" rIns="9299" bIns="4649" numCol="1" spcCol="0" rtlCol="0" fromWordArt="0" anchor="ctr" anchorCtr="0" forceAA="0" compatLnSpc="1">
                       <a:prstTxWarp prst="textNoShape">
                         <a:avLst/>
                       </a:prstTxWarp>
@@ -1912,12 +1912,12 @@
                     </wps:bodyPr>
                   </wps:wsp>
                   <wps:wsp>
-                    <wps:cNvPr id="43" name="Erxriuy Ezfvqi&lt;br/&gt;Xqwvx, Dfyhs, Ariwj, Fypq Wbnypu" descr="P9"/>
+                    <wps:cNvPr id="43" name="Erxriuy Ezfvqi Xqwvx, Dfyhs, Ariwj, Fypq Wbnypu" descr="P9"/>
                     <wps:cNvSpPr/>
                     <wps:spPr>
                       <a:xfrm>
-                        <a:off x="4946238" y="276176"/>
-                        <a:ext cx="238014" cy="139462"/>
+                        <a:off x="5116765" y="374623"/>
+                        <a:ext cx="210002" cy="159826"/>
                       </a:xfrm>
                       <a:prstGeom prst="roundRect">
                         <a:avLst/>
@@ -1960,12 +1960,12 @@
                               <w:color w:val="000000"/>
                               <w:sz w:val="4"/>
                             </w:rPr>
-                            <w:t xml:space="preserve">Erxriuy Ezfvqi&lt;br/&gt;Xqwvx, Dfyhs, Ariwj, Fypq Wbnypu</w:t>
+                            <w:t xml:space="preserve">Erxriuy Ezfvqi Xqwvx, Dfyhs, Ariwj, Fypq Wbnypu</w:t>
                           </w:r>
                         </w:p>
                       </w:txbxContent>
                     </wps:txbx>
-                    <wps:bodyPr rot="0" spcFirstLastPara="0" vertOverflow="overflow" horzOverflow="overflow" vert="horz" wrap="square" lIns="8114" tIns="4057" rIns="8114" bIns="4057" numCol="1" spcCol="0" rtlCol="0" fromWordArt="0" anchor="ctr" anchorCtr="0" forceAA="0" compatLnSpc="1">
+                    <wps:bodyPr rot="0" spcFirstLastPara="0" vertOverflow="overflow" horzOverflow="overflow" vert="horz" wrap="square" lIns="9299" tIns="4649" rIns="9299" bIns="4649" numCol="1" spcCol="0" rtlCol="0" fromWordArt="0" anchor="ctr" anchorCtr="0" forceAA="0" compatLnSpc="1">
                       <a:prstTxWarp prst="textNoShape">
                         <a:avLst/>
                       </a:prstTxWarp>
@@ -1973,12 +1973,12 @@
                     </wps:bodyPr>
                   </wps:wsp>
                   <wps:wsp>
-                    <wps:cNvPr id="44" name="Bhgwangl Lnquwua &amp;&lt;br/&gt;Vldnbrkpcl Hufgwibl" descr="Q10"/>
+                    <wps:cNvPr id="44" name="Bhgwangl Lnquwua &amp; Vldnbrkpcl Hufgwibl" descr="Q10"/>
                     <wps:cNvSpPr/>
                     <wps:spPr>
                       <a:xfrm>
-                        <a:off x="5319488" y="276176"/>
-                        <a:ext cx="223815" cy="139462"/>
+                        <a:off x="5481751" y="374623"/>
+                        <a:ext cx="172806" cy="159826"/>
                       </a:xfrm>
                       <a:prstGeom prst="rect">
                         <a:avLst/>
@@ -2021,12 +2021,12 @@
                               <w:color w:val="000000"/>
                               <w:sz w:val="4"/>
                             </w:rPr>
-                            <w:t xml:space="preserve">Bhgwangl Lnquwua &amp;&lt;br/&gt;Vldnbrkpcl Hufgwibl</w:t>
+                            <w:t xml:space="preserve">Bhgwangl Lnquwua &amp; Vldnbrkpcl Hufgwibl</w:t>
                           </w:r>
                         </w:p>
                       </w:txbxContent>
                     </wps:txbx>
-                    <wps:bodyPr rot="0" spcFirstLastPara="0" vertOverflow="overflow" horzOverflow="overflow" vert="horz" wrap="square" lIns="8114" tIns="4057" rIns="8114" bIns="4057" numCol="1" spcCol="0" rtlCol="0" fromWordArt="0" anchor="ctr" anchorCtr="0" forceAA="0" compatLnSpc="1">
+                    <wps:bodyPr rot="0" spcFirstLastPara="0" vertOverflow="overflow" horzOverflow="overflow" vert="horz" wrap="square" lIns="9299" tIns="4649" rIns="9299" bIns="4649" numCol="1" spcCol="0" rtlCol="0" fromWordArt="0" anchor="ctr" anchorCtr="0" forceAA="0" compatLnSpc="1">
                       <a:prstTxWarp prst="textNoShape">
                         <a:avLst/>
                       </a:prstTxWarp>
@@ -2034,12 +2034,12 @@
                     </wps:bodyPr>
                   </wps:wsp>
                   <wps:wsp>
-                    <wps:cNvPr id="45" name="Erxriuy Qgmzwpn&lt;br/&gt;Xdmnhhvkew Rzeel Bygarnbnp" descr="S10"/>
+                    <wps:cNvPr id="45" name="Erxriuy Qgmzwpn Xdmnhhvkew Rzeel Bygarnbnp" descr="S10"/>
                     <wps:cNvSpPr/>
                     <wps:spPr>
                       <a:xfrm>
-                        <a:off x="5610921" y="276176"/>
-                        <a:ext cx="298870" cy="139462"/>
+                        <a:off x="5732048" y="360093"/>
+                        <a:ext cx="172806" cy="188886"/>
                       </a:xfrm>
                       <a:prstGeom prst="roundRect">
                         <a:avLst/>
@@ -2082,12 +2082,12 @@
                               <w:color w:val="000000"/>
                               <w:sz w:val="4"/>
                             </w:rPr>
-                            <w:t xml:space="preserve">Erxriuy Qgmzwpn&lt;br/&gt;Xdmnhhvkew Rzeel Bygarnbnp</w:t>
+                            <w:t xml:space="preserve">Erxriuy Qgmzwpn Xdmnhhvkew Rzeel Bygarnbnp</w:t>
                           </w:r>
                         </w:p>
                       </w:txbxContent>
                     </wps:txbx>
-                    <wps:bodyPr rot="0" spcFirstLastPara="0" vertOverflow="overflow" horzOverflow="overflow" vert="horz" wrap="square" lIns="8114" tIns="4057" rIns="8114" bIns="4057" numCol="1" spcCol="0" rtlCol="0" fromWordArt="0" anchor="ctr" anchorCtr="0" forceAA="0" compatLnSpc="1">
+                    <wps:bodyPr rot="0" spcFirstLastPara="0" vertOverflow="overflow" horzOverflow="overflow" vert="horz" wrap="square" lIns="9299" tIns="4649" rIns="9299" bIns="4649" numCol="1" spcCol="0" rtlCol="0" fromWordArt="0" anchor="ctr" anchorCtr="0" forceAA="0" compatLnSpc="1">
                       <a:prstTxWarp prst="textNoShape">
                         <a:avLst/>
                       </a:prstTxWarp>
@@ -2095,15 +2095,76 @@
                     </wps:bodyPr>
                   </wps:wsp>
                   <wps:wsp>
-                    <wps:cNvPr id="46" name="E1--B1"/>
+                    <wps:cNvPr id="46" name="Furek Oonvow Zwcpyh = 11. IWXA Yoyesdxbhwr Pdmdx" descr="J_IGDA"/>
+                    <wps:cNvSpPr/>
+                    <wps:spPr>
+                      <a:xfrm>
+                        <a:off x="38746" y="595958"/>
+                        <a:ext cx="196054" cy="188886"/>
+                      </a:xfrm>
+                      <a:prstGeom prst="rect">
+                        <a:avLst/>
+                      </a:prstGeom>
+                      <a:solidFill>
+                        <a:srgbClr val="F3E5F5"/>
+                      </a:solidFill>
+                      <a:ln w="3175" cap="flat" cmpd="sng" algn="ctr">
+                        <a:solidFill>
+                          <a:srgbClr val="4A148C"/>
+                        </a:solidFill>
+                        <a:prstDash val="solid"/>
+                      </a:ln>
+                    </wps:spPr>
+                    <wps:style>
+                      <a:lnRef idx="2">
+                        <a:schemeClr val="accent1">
+                          <a:shade val="15000"/>
+                        </a:schemeClr>
+                      </a:lnRef>
+                      <a:fillRef idx="1">
+                        <a:schemeClr val="accent1"/>
+                      </a:fillRef>
+                      <a:effectRef idx="0">
+                        <a:schemeClr val="accent1"/>
+                      </a:effectRef>
+                      <a:fontRef idx="minor">
+                        <a:schemeClr val="lt1"/>
+                      </a:fontRef>
+                    </wps:style>
+                    <wps:txbx>
+                      <w:txbxContent>
+                        <w:p>
+                          <w:pPr>
+                            <w:spacing w:before="0" w:after="0"/>
+                            <w:jc w:val="center"/>
+                          </w:pPr>
+                          <w:r>
+                            <w:rPr>
+                              <w:color w:val="000000"/>
+                              <w:sz w:val="4"/>
+                            </w:rPr>
+                            <w:t xml:space="preserve">Furek Oonvow Zwcpyh = 11. IWXA Yoyesdxbhwr Pdmdx</w:t>
+                          </w:r>
+                        </w:p>
+                      </w:txbxContent>
+                    </wps:txbx>
+                    <wps:bodyPr rot="0" spcFirstLastPara="0" vertOverflow="overflow" horzOverflow="overflow" vert="horz" wrap="square" lIns="9299" tIns="4649" rIns="9299" bIns="4649" numCol="1" spcCol="0" rtlCol="0" fromWordArt="0" anchor="ctr" anchorCtr="0" forceAA="0" compatLnSpc="1">
+                      <a:prstTxWarp prst="textNoShape">
+                        <a:avLst/>
+                      </a:prstTxWarp>
+                      <a:noAutofit/>
+                    </wps:bodyPr>
+                  </wps:wsp>
+                  <wps:wsp>
+                    <wps:cNvPr id="47" name="E1--B1"/>
                     <wps:cNvCnPr>
                       <a:stCxn id="22" idx="3"/>
                       <a:endCxn id="24" idx="1"/>
                     </wps:cNvCnPr>
                     <wps:spPr>
                       <a:xfrm>
-                        <a:off x="190682" y="120655"/>
-                        <a:ext cx="67618" cy="63392"/>
+                        <a:off x="226663" y="114058"/>
+                        <a:ext cx="124374" cy="96864"/>
                       </a:xfrm>
                       <a:prstGeom prst="line">
                         <a:avLst/>
@@ -2133,15 +2194,15 @@
                     <wps:bodyPr/>
                   </wps:wsp>
                   <wps:wsp>
-                    <wps:cNvPr id="47" name="J2--B1"/>
+                    <wps:cNvPr id="48" name="J2--B1"/>
                     <wps:cNvCnPr>
                       <a:stCxn id="23" idx="3"/>
                       <a:endCxn id="24" idx="1"/>
                     </wps:cNvCnPr>
                     <wps:spPr>
                       <a:xfrm flipV="1">
-                        <a:off x="181554" y="184047"/>
-                        <a:ext cx="76746" cy="114105"/>
+                        <a:off x="216201" y="210922"/>
+                        <a:ext cx="134836" cy="106551"/>
                       </a:xfrm>
                       <a:prstGeom prst="line">
                         <a:avLst/>
@@ -2171,15 +2232,15 @@
                     <wps:bodyPr/>
                   </wps:wsp>
                   <wps:wsp>
-                    <wps:cNvPr id="48" name="B1--C1"/>
+                    <wps:cNvPr id="49" name="B1--C1"/>
                     <wps:cNvCnPr>
                       <a:stCxn id="24" idx="3"/>
                       <a:endCxn id="25" idx="1"/>
                     </wps:cNvCnPr>
                     <wps:spPr>
                       <a:xfrm>
-                        <a:off x="396916" y="184047"/>
-                        <a:ext cx="128474" cy="101427"/>
+                        <a:off x="509894" y="210922"/>
+                        <a:ext cx="80979" cy="92021"/>
                       </a:xfrm>
                       <a:prstGeom prst="line">
                         <a:avLst/>
@@ -2209,15 +2270,15 @@
                     <wps:bodyPr/>
                   </wps:wsp>
                   <wps:wsp>
-                    <wps:cNvPr id="49" name="B1--C1y"/>
+                    <wps:cNvPr id="50" name="B1--C1y"/>
                     <wps:cNvCnPr>
                       <a:stCxn id="24" idx="3"/>
                       <a:endCxn id="26" idx="1"/>
                     </wps:cNvCnPr>
                     <wps:spPr>
                       <a:xfrm flipV="1">
-                        <a:off x="396916" y="120655"/>
-                        <a:ext cx="67618" cy="63392"/>
+                        <a:off x="509894" y="114058"/>
+                        <a:ext cx="77492" cy="96864"/>
                       </a:xfrm>
                       <a:prstGeom prst="line">
                         <a:avLst/>
@@ -2247,15 +2308,15 @@
                     <wps:bodyPr/>
                   </wps:wsp>
                   <wps:wsp>
-                    <wps:cNvPr id="50" name="C1--S2"/>
+                    <wps:cNvPr id="51" name="C1--S2"/>
                     <wps:cNvCnPr>
                       <a:stCxn id="25" idx="3"/>
                       <a:endCxn id="27" idx="1"/>
                     </wps:cNvCnPr>
                     <wps:spPr>
                       <a:xfrm flipV="1">
-                        <a:off x="749205" y="184047"/>
-                        <a:ext cx="196091" cy="101427"/>
+                        <a:off x="796225" y="210922"/>
+                        <a:ext cx="158471" cy="92021"/>
                       </a:xfrm>
                       <a:prstGeom prst="line">
                         <a:avLst/>
@@ -2285,15 +2346,15 @@
                     <wps:bodyPr/>
                   </wps:wsp>
                   <wps:wsp>
-                    <wps:cNvPr id="51" name="C1y--S2"/>
+                    <wps:cNvPr id="52" name="C1y--S2"/>
                     <wps:cNvCnPr>
                       <a:stCxn id="26" idx="3"/>
                       <a:endCxn id="27" idx="1"/>
                     </wps:cNvCnPr>
                     <wps:spPr>
                       <a:xfrm>
-                        <a:off x="810061" y="120655"/>
-                        <a:ext cx="135235" cy="63392"/>
+                        <a:off x="799713" y="114058"/>
+                        <a:ext cx="154983" cy="96864"/>
                       </a:xfrm>
                       <a:prstGeom prst="line">
                         <a:avLst/>
@@ -2323,15 +2384,15 @@
                     <wps:bodyPr/>
                   </wps:wsp>
                   <wps:wsp>
-                    <wps:cNvPr id="52" name="S2--T2"/>
+                    <wps:cNvPr id="53" name="S2--T2"/>
                     <wps:cNvCnPr>
                       <a:stCxn id="27" idx="3"/>
                       <a:endCxn id="28" idx="1"/>
                     </wps:cNvCnPr>
                     <wps:spPr>
                       <a:xfrm>
-                        <a:off x="1059570" y="184047"/>
-                        <a:ext cx="67618" cy="0"/>
+                        <a:off x="1085656" y="210922"/>
+                        <a:ext cx="77492" cy="0"/>
                       </a:xfrm>
                       <a:prstGeom prst="line">
                         <a:avLst/>
@@ -2361,15 +2422,15 @@
                     <wps:bodyPr/>
                   </wps:wsp>
                   <wps:wsp>
-                    <wps:cNvPr id="53" name="T2--B3"/>
+                    <wps:cNvPr id="54" name="T2--B3"/>
                     <wps:cNvCnPr>
                       <a:stCxn id="28" idx="3"/>
                       <a:endCxn id="29" idx="1"/>
                     </wps:cNvCnPr>
                     <wps:spPr>
                       <a:xfrm>
-                        <a:off x="1399687" y="184047"/>
-                        <a:ext cx="135236" cy="73112"/>
+                        <a:off x="1359201" y="210922"/>
+                        <a:ext cx="154983" cy="82577"/>
                       </a:xfrm>
                       <a:prstGeom prst="line">
                         <a:avLst/>
@@ -2399,15 +2460,15 @@
                     <wps:bodyPr/>
                   </wps:wsp>
                   <wps:wsp>
-                    <wps:cNvPr id="54" name="B3--N3"/>
+                    <wps:cNvPr id="55" name="B3--N3"/>
                     <wps:cNvCnPr>
                       <a:stCxn id="29" idx="3"/>
                       <a:endCxn id="30" idx="1"/>
                     </wps:cNvCnPr>
                     <wps:spPr>
                       <a:xfrm>
-                        <a:off x="1809451" y="257159"/>
-                        <a:ext cx="67618" cy="0"/>
+                        <a:off x="1659094" y="293499"/>
+                        <a:ext cx="77491" cy="0"/>
                       </a:xfrm>
                       <a:prstGeom prst="line">
                         <a:avLst/>
@@ -2437,15 +2498,15 @@
                     <wps:bodyPr/>
                   </wps:wsp>
                   <wps:wsp>
-                    <wps:cNvPr id="55" name="N3--B4"/>
+                    <wps:cNvPr id="56" name="N3--B4"/>
                     <wps:cNvCnPr>
                       <a:stCxn id="30" idx="3"/>
                       <a:endCxn id="31" idx="1"/>
                     </wps:cNvCnPr>
                     <wps:spPr>
                       <a:xfrm>
-                        <a:off x="2027856" y="257159"/>
-                        <a:ext cx="67618" cy="63391"/>
+                        <a:off x="1909391" y="293499"/>
+                        <a:ext cx="77492" cy="52065"/>
                       </a:xfrm>
                       <a:prstGeom prst="line">
                         <a:avLst/>
@@ -2475,15 +2536,15 @@
                     <wps:bodyPr/>
                   </wps:wsp>
                   <wps:wsp>
-                    <wps:cNvPr id="56" name="B4--L4"/>
+                    <wps:cNvPr id="57" name="B4--L4"/>
                     <wps:cNvCnPr>
                       <a:stCxn id="31" idx="3"/>
                       <a:endCxn id="32" idx="1"/>
                     </wps:cNvCnPr>
                     <wps:spPr>
                       <a:xfrm>
-                        <a:off x="2270604" y="320550"/>
-                        <a:ext cx="67618" cy="0"/>
+                        <a:off x="2187586" y="345564"/>
+                        <a:ext cx="77491" cy="0"/>
                       </a:xfrm>
                       <a:prstGeom prst="line">
                         <a:avLst/>
@@ -2513,15 +2574,15 @@
                     <wps:bodyPr/>
                   </wps:wsp>
                   <wps:wsp>
-                    <wps:cNvPr id="57" name="T2--X5"/>
+                    <wps:cNvPr id="58" name="T2--X5"/>
                     <wps:cNvCnPr>
                       <a:stCxn id="28" idx="3"/>
                       <a:endCxn id="33" idx="1"/>
                     </wps:cNvCnPr>
                     <wps:spPr>
                       <a:xfrm flipV="1">
-                        <a:off x="1399687" y="163128"/>
-                        <a:ext cx="1167083" cy="20919"/>
+                        <a:off x="1359201" y="165154"/>
+                        <a:ext cx="1186396" cy="45768"/>
                       </a:xfrm>
                       <a:prstGeom prst="line">
                         <a:avLst/>
@@ -2551,15 +2612,15 @@
                     <wps:bodyPr/>
                   </wps:wsp>
                   <wps:wsp>
-                    <wps:cNvPr id="58" name="L4--X5"/>
+                    <wps:cNvPr id="59" name="L4--X5"/>
                     <wps:cNvCnPr>
                       <a:stCxn id="32" idx="3"/>
                       <a:endCxn id="33" idx="1"/>
                     </wps:cNvCnPr>
                     <wps:spPr>
                       <a:xfrm flipV="1">
-                        <a:off x="2499152" y="163128"/>
-                        <a:ext cx="67618" cy="157422"/>
+                        <a:off x="2468105" y="165154"/>
+                        <a:ext cx="77492" cy="180410"/>
                       </a:xfrm>
                       <a:prstGeom prst="line">
                         <a:avLst/>
@@ -2589,15 +2650,15 @@
                     <wps:bodyPr/>
                   </wps:wsp>
                   <wps:wsp>
-                    <wps:cNvPr id="59" name="N3--X5"/>
+                    <wps:cNvPr id="60" name="N3--X5"/>
                     <wps:cNvCnPr>
                       <a:stCxn id="30" idx="3"/>
                       <a:endCxn id="33" idx="1"/>
                     </wps:cNvCnPr>
                     <wps:spPr>
                       <a:xfrm flipV="1">
-                        <a:off x="2027856" y="163128"/>
-                        <a:ext cx="538914" cy="94031"/>
+                        <a:off x="1909391" y="165154"/>
+                        <a:ext cx="636206" cy="128345"/>
                       </a:xfrm>
                       <a:prstGeom prst="line">
                         <a:avLst/>
@@ -2627,15 +2688,15 @@
                     <wps:bodyPr/>
                   </wps:wsp>
                   <wps:wsp>
-                    <wps:cNvPr id="60" name="X5--N5"/>
+                    <wps:cNvPr id="61" name="X5--N5"/>
                     <wps:cNvCnPr>
                       <a:stCxn id="33" idx="3"/>
                       <a:endCxn id="34" idx="1"/>
                     </wps:cNvCnPr>
                     <wps:spPr>
                       <a:xfrm>
-                        <a:off x="2717557" y="163128"/>
-                        <a:ext cx="101427" cy="0"/>
+                        <a:off x="2718403" y="165154"/>
+                        <a:ext cx="116237" cy="0"/>
                       </a:xfrm>
                       <a:prstGeom prst="line">
                         <a:avLst/>
@@ -2665,15 +2726,15 @@
                     <wps:bodyPr/>
                   </wps:wsp>
                   <wps:wsp>
-                    <wps:cNvPr id="61" name="Ewztn--Kjj"/>
+                    <wps:cNvPr id="62" name="Ewztn--Kjj"/>
                     <wps:cNvCnPr>
                       <a:stCxn id="35" idx="3"/>
                       <a:endCxn id="36" idx="1"/>
                     </wps:cNvCnPr>
                     <wps:spPr>
                       <a:xfrm flipV="1">
-                        <a:off x="3055984" y="571159"/>
-                        <a:ext cx="199811" cy="39091"/>
+                        <a:off x="3028369" y="683621"/>
+                        <a:ext cx="151108" cy="61751"/>
                       </a:xfrm>
                       <a:prstGeom prst="line">
                         <a:avLst/>
@@ -2703,15 +2764,15 @@
                     <wps:bodyPr/>
                   </wps:wsp>
                   <wps:wsp>
-                    <wps:cNvPr id="62" name="N5--Kjj"/>
+                    <wps:cNvPr id="63" name="N5--Kjj"/>
                     <wps:cNvCnPr>
                       <a:stCxn id="34" idx="2"/>
                       <a:endCxn id="36" idx="0"/>
                     </wps:cNvCnPr>
                     <wps:spPr>
                       <a:xfrm>
-                        <a:off x="2986676" y="232859"/>
-                        <a:ext cx="338427" cy="306604"/>
+                        <a:off x="2948940" y="245067"/>
+                        <a:ext cx="309966" cy="402229"/>
                       </a:xfrm>
                       <a:prstGeom prst="line">
                         <a:avLst/>
@@ -2741,15 +2802,15 @@
                     <wps:bodyPr/>
                   </wps:wsp>
                   <wps:wsp>
-                    <wps:cNvPr id="63" name="Kjj--R6d"/>
+                    <wps:cNvPr id="64" name="Kjj--R6d"/>
                     <wps:cNvCnPr>
                       <a:stCxn id="36" idx="3"/>
                       <a:endCxn id="37" idx="1"/>
                     </wps:cNvCnPr>
                     <wps:spPr>
                       <a:xfrm>
-                        <a:off x="3394411" y="571159"/>
-                        <a:ext cx="67618" cy="0"/>
+                        <a:off x="3338335" y="683621"/>
+                        <a:ext cx="77491" cy="0"/>
                       </a:xfrm>
                       <a:prstGeom prst="line">
                         <a:avLst/>
@@ -2779,15 +2840,15 @@
                     <wps:bodyPr/>
                   </wps:wsp>
                   <wps:wsp>
-                    <wps:cNvPr id="64" name="N5--Mbkj"/>
+                    <wps:cNvPr id="65" name="N5--Mbkj"/>
                     <wps:cNvCnPr>
                       <a:stCxn id="34" idx="3"/>
                       <a:endCxn id="38" idx="1"/>
                     </wps:cNvCnPr>
                     <wps:spPr>
                       <a:xfrm>
-                        <a:off x="3154368" y="114105"/>
-                        <a:ext cx="513895" cy="496145"/>
+                        <a:off x="3063240" y="118659"/>
+                        <a:ext cx="588936" cy="626713"/>
                       </a:xfrm>
                       <a:custGeom>
                         <a:avLst/>
@@ -2796,30 +2857,30 @@
                         <a:cxnLst/>
                         <a:rect l="0" t="0" r="0" b="0"/>
                         <a:pathLst>
-                          <a:path w="513895" h="496145">
+                          <a:path w="588936" h="626713">
                             <a:moveTo>
-                              <a:pt x="0" y="49023"/>
+                              <a:pt x="0" y="46495"/>
                             </a:moveTo>
                             <a:lnTo>
-                              <a:pt x="33809" y="0"/>
+                              <a:pt x="38746" y="0"/>
                             </a:lnTo>
                             <a:lnTo>
-                              <a:pt x="67618" y="303223"/>
+                              <a:pt x="77492" y="388668"/>
                             </a:lnTo>
                             <a:lnTo>
-                              <a:pt x="170735" y="303223"/>
+                              <a:pt x="195666" y="388668"/>
                             </a:lnTo>
                             <a:lnTo>
-                              <a:pt x="273852" y="303223"/>
+                              <a:pt x="313841" y="388668"/>
                             </a:lnTo>
                             <a:lnTo>
-                              <a:pt x="376969" y="303223"/>
+                              <a:pt x="432015" y="388668"/>
                             </a:lnTo>
                             <a:lnTo>
-                              <a:pt x="480086" y="303223"/>
+                              <a:pt x="550190" y="388668"/>
                             </a:lnTo>
                             <a:lnTo>
-                              <a:pt x="513895" y="496145"/>
+                              <a:pt x="588936" y="626713"/>
                             </a:lnTo>
                           </a:path>
                         </a:pathLst>
@@ -2849,15 +2910,15 @@
                     <wps:bodyPr/>
                   </wps:wsp>
                   <wps:wsp>
-                    <wps:cNvPr id="65" name="R6d--Mbkj"/>
+                    <wps:cNvPr id="66" name="R6d--Mbkj"/>
                     <wps:cNvCnPr>
                       <a:stCxn id="37" idx="3"/>
                       <a:endCxn id="38" idx="1"/>
                     </wps:cNvCnPr>
                     <wps:spPr>
                       <a:xfrm>
-                        <a:off x="3600645" y="571159"/>
-                        <a:ext cx="67618" cy="39091"/>
+                        <a:off x="3574684" y="683621"/>
+                        <a:ext cx="77492" cy="61751"/>
                       </a:xfrm>
                       <a:prstGeom prst="line">
                         <a:avLst/>
@@ -2887,15 +2948,15 @@
                     <wps:bodyPr/>
                   </wps:wsp>
                   <wps:wsp>
-                    <wps:cNvPr id="66" name="Mbkj--F6i"/>
+                    <wps:cNvPr id="67" name="Mbkj--F6i"/>
                     <wps:cNvCnPr>
                       <a:stCxn id="38" idx="3"/>
                       <a:endCxn id="39" idx="1"/>
                     </wps:cNvCnPr>
                     <wps:spPr>
                       <a:xfrm>
-                        <a:off x="3855564" y="610250"/>
-                        <a:ext cx="67618" cy="0"/>
+                        <a:off x="3866827" y="745372"/>
+                        <a:ext cx="77492" cy="0"/>
                       </a:xfrm>
                       <a:prstGeom prst="line">
                         <a:avLst/>
@@ -2925,15 +2986,15 @@
                     <wps:bodyPr/>
                   </wps:wsp>
                   <wps:wsp>
-                    <wps:cNvPr id="67" name="L4--D8"/>
+                    <wps:cNvPr id="68" name="L4--D8"/>
                     <wps:cNvCnPr>
                       <a:stCxn id="32" idx="3"/>
                       <a:endCxn id="40" idx="1"/>
                     </wps:cNvCnPr>
                     <wps:spPr>
                       <a:xfrm>
-                        <a:off x="2499152" y="320550"/>
-                        <a:ext cx="1685710" cy="134179"/>
+                        <a:off x="2468105" y="345564"/>
+                        <a:ext cx="1776106" cy="291804"/>
                       </a:xfrm>
                       <a:prstGeom prst="line">
                         <a:avLst/>
@@ -2963,12 +3024,12 @@
                     <wps:bodyPr/>
                   </wps:wsp>
                   <wps:wsp>
-                    <wps:cNvPr id="68" name="EdgeLabel"/>
+                    <wps:cNvPr id="69" name="EdgeLabel"/>
                     <wps:cNvSpPr txBox="1"/>
                     <wps:spPr>
                       <a:xfrm>
-                        <a:off x="3292241" y="377497"/>
-                        <a:ext cx="99533" cy="20285"/>
+                        <a:off x="3299124" y="479842"/>
+                        <a:ext cx="114068" cy="23247"/>
                       </a:xfrm>
                       <a:prstGeom prst="rect">
                         <a:avLst/>
@@ -2997,20 +3058,20 @@
                         </w:p>
                       </w:txbxContent>
                     </wps:txbx>
-                    <wps:bodyPr rot="0" vert="horz" wrap="none" lIns="3381" tIns="0" rIns="3381" bIns="0" anchor="ctr" anchorCtr="1">
+                    <wps:bodyPr rot="0" vert="horz" wrap="none" lIns="3875" tIns="0" rIns="3875" bIns="0" anchor="ctr" anchorCtr="1">
                       <a:noAutofit/>
                     </wps:bodyPr>
                   </wps:wsp>
                   <wps:wsp>
-                    <wps:cNvPr id="69" name="R6d--D8"/>
+                    <wps:cNvPr id="70" name="R6d--D8"/>
                     <wps:cNvCnPr>
                       <a:stCxn id="37" idx="3"/>
                       <a:endCxn id="40" idx="1"/>
                     </wps:cNvCnPr>
                     <wps:spPr>
                       <a:xfrm flipV="1">
-                        <a:off x="3600645" y="454729"/>
-                        <a:ext cx="584217" cy="116430"/>
+                        <a:off x="3574684" y="637368"/>
+                        <a:ext cx="669527" cy="46253"/>
                       </a:xfrm>
                       <a:prstGeom prst="line">
                         <a:avLst/>
@@ -3040,12 +3101,12 @@
                     <wps:bodyPr/>
                   </wps:wsp>
                   <wps:wsp>
-                    <wps:cNvPr id="70" name="EdgeLabel"/>
+                    <wps:cNvPr id="71" name="EdgeLabel"/>
                     <wps:cNvSpPr txBox="1"/>
                     <wps:spPr>
                       <a:xfrm>
-                        <a:off x="3842987" y="502802"/>
-                        <a:ext cx="99533" cy="20285"/>
+                        <a:off x="3852413" y="648871"/>
+                        <a:ext cx="114068" cy="23247"/>
                       </a:xfrm>
                       <a:prstGeom prst="rect">
                         <a:avLst/>
@@ -3074,20 +3135,20 @@
                         </w:p>
                       </w:txbxContent>
                     </wps:txbx>
-                    <wps:bodyPr rot="0" vert="horz" wrap="none" lIns="3381" tIns="0" rIns="3381" bIns="0" anchor="ctr" anchorCtr="1">
+                    <wps:bodyPr rot="0" vert="horz" wrap="none" lIns="3875" tIns="0" rIns="3875" bIns="0" anchor="ctr" anchorCtr="1">
                       <a:noAutofit/>
                     </wps:bodyPr>
                   </wps:wsp>
                   <wps:wsp>
-                    <wps:cNvPr id="71" name="F6i--D8"/>
+                    <wps:cNvPr id="72" name="F6i--D8"/>
                     <wps:cNvCnPr>
                       <a:stCxn id="39" idx="3"/>
                       <a:endCxn id="40" idx="1"/>
                     </wps:cNvCnPr>
                     <wps:spPr>
                       <a:xfrm flipV="1">
-                        <a:off x="4049627" y="454729"/>
-                        <a:ext cx="135235" cy="155521"/>
+                        <a:off x="4089228" y="637368"/>
+                        <a:ext cx="154983" cy="108004"/>
                       </a:xfrm>
                       <a:prstGeom prst="line">
                         <a:avLst/>
@@ -3117,12 +3178,12 @@
                     <wps:bodyPr/>
                   </wps:wsp>
                   <wps:wsp>
-                    <wps:cNvPr id="72" name="EdgeLabel"/>
+                    <wps:cNvPr id="73" name="EdgeLabel"/>
                     <wps:cNvSpPr txBox="1"/>
                     <wps:spPr>
                       <a:xfrm>
-                        <a:off x="4065855" y="522347"/>
-                        <a:ext cx="102779" cy="20285"/>
+                        <a:off x="4107826" y="679746"/>
+                        <a:ext cx="117787" cy="23247"/>
                       </a:xfrm>
                       <a:prstGeom prst="rect">
                         <a:avLst/>
@@ -3151,20 +3212,20 @@
                         </w:p>
                       </w:txbxContent>
                     </wps:txbx>
-                    <wps:bodyPr rot="0" vert="horz" wrap="none" lIns="3381" tIns="0" rIns="3381" bIns="0" anchor="ctr" anchorCtr="1">
+                    <wps:bodyPr rot="0" vert="horz" wrap="none" lIns="3875" tIns="0" rIns="3875" bIns="0" anchor="ctr" anchorCtr="1">
                       <a:noAutofit/>
                     </wps:bodyPr>
                   </wps:wsp>
                   <wps:wsp>
-                    <wps:cNvPr id="73" name="D8--W8"/>
+                    <wps:cNvPr id="74" name="D8--W8"/>
                     <wps:cNvCnPr>
                       <a:stCxn id="40" idx="3"/>
                       <a:endCxn id="41" idx="1"/>
                     </wps:cNvCnPr>
                     <wps:spPr>
                       <a:xfrm>
-                        <a:off x="4366078" y="454729"/>
-                        <a:ext cx="67618" cy="0"/>
+                        <a:off x="4451888" y="637368"/>
+                        <a:ext cx="77492" cy="0"/>
                       </a:xfrm>
                       <a:prstGeom prst="line">
                         <a:avLst/>
@@ -3194,15 +3255,15 @@
                     <wps:bodyPr/>
                   </wps:wsp>
                   <wps:wsp>
-                    <wps:cNvPr id="74" name="N5--W9"/>
+                    <wps:cNvPr id="75" name="N5--W9"/>
                     <wps:cNvCnPr>
                       <a:stCxn id="34" idx="3"/>
                       <a:endCxn id="42" idx="1"/>
                     </wps:cNvCnPr>
                     <wps:spPr>
                       <a:xfrm>
-                        <a:off x="3154368" y="163128"/>
-                        <a:ext cx="1597807" cy="182779"/>
+                        <a:off x="3063240" y="165154"/>
+                        <a:ext cx="1831125" cy="289382"/>
                       </a:xfrm>
                       <a:prstGeom prst="line">
                         <a:avLst/>
@@ -3232,15 +3293,15 @@
                     <wps:bodyPr/>
                   </wps:wsp>
                   <wps:wsp>
-                    <wps:cNvPr id="75" name="W8--W9"/>
+                    <wps:cNvPr id="76" name="W8--W9"/>
                     <wps:cNvCnPr>
                       <a:stCxn id="41" idx="3"/>
                       <a:endCxn id="42" idx="1"/>
                     </wps:cNvCnPr>
                     <wps:spPr>
                       <a:xfrm flipV="1">
-                        <a:off x="4616940" y="345907"/>
-                        <a:ext cx="135235" cy="108822"/>
+                        <a:off x="4739382" y="454536"/>
+                        <a:ext cx="154983" cy="182832"/>
                       </a:xfrm>
                       <a:prstGeom prst="line">
                         <a:avLst/>
@@ -3270,15 +3331,15 @@
                     <wps:bodyPr/>
                   </wps:wsp>
                   <wps:wsp>
-                    <wps:cNvPr id="76" name="W9--P9"/>
+                    <wps:cNvPr id="77" name="W9--P9"/>
                     <wps:cNvCnPr>
                       <a:stCxn id="42" idx="3"/>
                       <a:endCxn id="43" idx="1"/>
                     </wps:cNvCnPr>
                     <wps:spPr>
                       <a:xfrm>
-                        <a:off x="4878620" y="345907"/>
-                        <a:ext cx="67618" cy="0"/>
+                        <a:off x="5039274" y="454536"/>
+                        <a:ext cx="77491" cy="0"/>
                       </a:xfrm>
                       <a:prstGeom prst="line">
                         <a:avLst/>
@@ -3308,15 +3369,15 @@
                     <wps:bodyPr/>
                   </wps:wsp>
                   <wps:wsp>
-                    <wps:cNvPr id="77" name="P9--Q10"/>
+                    <wps:cNvPr id="78" name="P9--Q10"/>
                     <wps:cNvCnPr>
                       <a:stCxn id="43" idx="3"/>
                       <a:endCxn id="44" idx="1"/>
                     </wps:cNvCnPr>
                     <wps:spPr>
                       <a:xfrm>
-                        <a:off x="5184253" y="345907"/>
-                        <a:ext cx="135235" cy="0"/>
+                        <a:off x="5326767" y="454536"/>
+                        <a:ext cx="154984" cy="0"/>
                       </a:xfrm>
                       <a:prstGeom prst="line">
                         <a:avLst/>
@@ -3346,15 +3407,15 @@
                     <wps:bodyPr/>
                   </wps:wsp>
                   <wps:wsp>
-                    <wps:cNvPr id="78" name="Q10--Q10"/>
+                    <wps:cNvPr id="79" name="Q10--Q10"/>
                     <wps:cNvCnPr>
                       <a:stCxn id="44" idx="0"/>
                       <a:endCxn id="44" idx="2"/>
                     </wps:cNvCnPr>
                     <wps:spPr>
                       <a:xfrm>
-                        <a:off x="5431396" y="276176"/>
-                        <a:ext cx="0" cy="139462"/>
+                        <a:off x="5568154" y="374623"/>
+                        <a:ext cx="0" cy="159826"/>
                       </a:xfrm>
                       <a:prstGeom prst="line">
                         <a:avLst/>
@@ -3384,12 +3445,12 @@
                     <wps:bodyPr/>
                   </wps:wsp>
                   <wps:wsp>
-                    <wps:cNvPr id="79" name="EdgeLabel"/>
+                    <wps:cNvPr id="80" name="EdgeLabel"/>
                     <wps:cNvSpPr txBox="1"/>
                     <wps:spPr>
                       <a:xfrm>
-                        <a:off x="5345116" y="335765"/>
-                        <a:ext cx="172560" cy="20285"/>
+                        <a:off x="5469275" y="442913"/>
+                        <a:ext cx="197758" cy="23247"/>
                       </a:xfrm>
                       <a:prstGeom prst="rect">
                         <a:avLst/>
@@ -3418,20 +3479,20 @@
                         </w:p>
                       </w:txbxContent>
                     </wps:txbx>
-                    <wps:bodyPr rot="0" vert="horz" wrap="none" lIns="3381" tIns="0" rIns="3381" bIns="0" anchor="ctr" anchorCtr="1">
+                    <wps:bodyPr rot="0" vert="horz" wrap="none" lIns="3875" tIns="0" rIns="3875" bIns="0" anchor="ctr" anchorCtr="1">
                       <a:noAutofit/>
                     </wps:bodyPr>
                   </wps:wsp>
                   <wps:wsp>
-                    <wps:cNvPr id="80" name="Q10--S10"/>
+                    <wps:cNvPr id="81" name="Q10--S10"/>
                     <wps:cNvCnPr>
                       <a:stCxn id="44" idx="3"/>
                       <a:endCxn id="45" idx="1"/>
                     </wps:cNvCnPr>
                     <wps:spPr>
                       <a:xfrm>
-                        <a:off x="5543303" y="345907"/>
-                        <a:ext cx="67618" cy="0"/>
+                        <a:off x="5654557" y="454536"/>
+                        <a:ext cx="77491" cy="0"/>
                       </a:xfrm>
                       <a:prstGeom prst="line">
                         <a:avLst/>

--- a/test-corpus/corpus/generated/large2.docx
+++ b/test-corpus/corpus/generated/large2.docx
@@ -2174,7 +2174,7 @@
                           <a:srgbClr val="2F5496"/>
                         </a:solidFill>
                         <a:prstDash val="solid"/>
-                        <a:tailEnd type="triangle" w="med" len="med"/>
+                        <a:tailEnd type="triangle" w="sm" len="sm"/>
                       </a:ln>
                     </wps:spPr>
                     <wps:style>
@@ -2212,7 +2212,7 @@
                           <a:srgbClr val="2F5496"/>
                         </a:solidFill>
                         <a:prstDash val="solid"/>
-                        <a:tailEnd type="triangle" w="med" len="med"/>
+                        <a:tailEnd type="triangle" w="sm" len="sm"/>
                       </a:ln>
                     </wps:spPr>
                     <wps:style>
@@ -2250,7 +2250,7 @@
                           <a:srgbClr val="2F5496"/>
                         </a:solidFill>
                         <a:prstDash val="solid"/>
-                        <a:tailEnd type="triangle" w="med" len="med"/>
+                        <a:tailEnd type="triangle" w="sm" len="sm"/>
                       </a:ln>
                     </wps:spPr>
                     <wps:style>
@@ -2288,7 +2288,7 @@
                           <a:srgbClr val="2F5496"/>
                         </a:solidFill>
                         <a:prstDash val="solid"/>
-                        <a:tailEnd type="triangle" w="med" len="med"/>
+                        <a:tailEnd type="triangle" w="sm" len="sm"/>
                       </a:ln>
                     </wps:spPr>
                     <wps:style>
@@ -2326,7 +2326,7 @@
                           <a:srgbClr val="2F5496"/>
                         </a:solidFill>
                         <a:prstDash val="solid"/>
-                        <a:tailEnd type="triangle" w="med" len="med"/>
+                        <a:tailEnd type="triangle" w="sm" len="sm"/>
                       </a:ln>
                     </wps:spPr>
                     <wps:style>
@@ -2364,7 +2364,7 @@
                           <a:srgbClr val="2F5496"/>
                         </a:solidFill>
                         <a:prstDash val="solid"/>
-                        <a:tailEnd type="triangle" w="med" len="med"/>
+                        <a:tailEnd type="triangle" w="sm" len="sm"/>
                       </a:ln>
                     </wps:spPr>
                     <wps:style>
@@ -2402,7 +2402,7 @@
                           <a:srgbClr val="2F5496"/>
                         </a:solidFill>
                         <a:prstDash val="solid"/>
-                        <a:tailEnd type="triangle" w="med" len="med"/>
+                        <a:tailEnd type="triangle" w="sm" len="sm"/>
                       </a:ln>
                     </wps:spPr>
                     <wps:style>
@@ -2440,7 +2440,7 @@
                           <a:srgbClr val="2F5496"/>
                         </a:solidFill>
                         <a:prstDash val="solid"/>
-                        <a:tailEnd type="triangle" w="med" len="med"/>
+                        <a:tailEnd type="triangle" w="sm" len="sm"/>
                       </a:ln>
                     </wps:spPr>
                     <wps:style>
@@ -2478,7 +2478,7 @@
                           <a:srgbClr val="2F5496"/>
                         </a:solidFill>
                         <a:prstDash val="solid"/>
-                        <a:tailEnd type="triangle" w="med" len="med"/>
+                        <a:tailEnd type="triangle" w="sm" len="sm"/>
                       </a:ln>
                     </wps:spPr>
                     <wps:style>
@@ -2516,7 +2516,7 @@
                           <a:srgbClr val="2F5496"/>
                         </a:solidFill>
                         <a:prstDash val="solid"/>
-                        <a:tailEnd type="triangle" w="med" len="med"/>
+                        <a:tailEnd type="triangle" w="sm" len="sm"/>
                       </a:ln>
                     </wps:spPr>
                     <wps:style>
@@ -2554,7 +2554,7 @@
                           <a:srgbClr val="2F5496"/>
                         </a:solidFill>
                         <a:prstDash val="solid"/>
-                        <a:tailEnd type="triangle" w="med" len="med"/>
+                        <a:tailEnd type="triangle" w="sm" len="sm"/>
                       </a:ln>
                     </wps:spPr>
                     <wps:style>
@@ -2592,7 +2592,7 @@
                           <a:srgbClr val="2F5496"/>
                         </a:solidFill>
                         <a:prstDash val="solid"/>
-                        <a:tailEnd type="triangle" w="med" len="med"/>
+                        <a:tailEnd type="triangle" w="sm" len="sm"/>
                       </a:ln>
                     </wps:spPr>
                     <wps:style>
@@ -2630,7 +2630,7 @@
                           <a:srgbClr val="2F5496"/>
                         </a:solidFill>
                         <a:prstDash val="solid"/>
-                        <a:tailEnd type="triangle" w="med" len="med"/>
+                        <a:tailEnd type="triangle" w="sm" len="sm"/>
                       </a:ln>
                     </wps:spPr>
                     <wps:style>
@@ -2668,7 +2668,7 @@
                           <a:srgbClr val="2F5496"/>
                         </a:solidFill>
                         <a:prstDash val="solid"/>
-                        <a:tailEnd type="triangle" w="med" len="med"/>
+                        <a:tailEnd type="triangle" w="sm" len="sm"/>
                       </a:ln>
                     </wps:spPr>
                     <wps:style>
@@ -2706,7 +2706,7 @@
                           <a:srgbClr val="2F5496"/>
                         </a:solidFill>
                         <a:prstDash val="solid"/>
-                        <a:tailEnd type="triangle" w="med" len="med"/>
+                        <a:tailEnd type="triangle" w="sm" len="sm"/>
                       </a:ln>
                     </wps:spPr>
                     <wps:style>
@@ -2744,7 +2744,7 @@
                           <a:srgbClr val="2F5496"/>
                         </a:solidFill>
                         <a:prstDash val="solid"/>
-                        <a:tailEnd type="triangle" w="med" len="med"/>
+                        <a:tailEnd type="triangle" w="sm" len="sm"/>
                       </a:ln>
                     </wps:spPr>
                     <wps:style>
@@ -2782,7 +2782,7 @@
                           <a:srgbClr val="2F5496"/>
                         </a:solidFill>
                         <a:prstDash val="solid"/>
-                        <a:tailEnd type="triangle" w="med" len="med"/>
+                        <a:tailEnd type="triangle" w="sm" len="sm"/>
                       </a:ln>
                     </wps:spPr>
                     <wps:style>
@@ -2820,7 +2820,7 @@
                           <a:srgbClr val="2F5496"/>
                         </a:solidFill>
                         <a:prstDash val="solid"/>
-                        <a:tailEnd type="triangle" w="med" len="med"/>
+                        <a:tailEnd type="triangle" w="sm" len="sm"/>
                       </a:ln>
                     </wps:spPr>
                     <wps:style>
@@ -2890,7 +2890,7 @@
                           <a:srgbClr val="2F5496"/>
                         </a:solidFill>
                         <a:prstDash val="solid"/>
-                        <a:tailEnd type="triangle" w="med" len="med"/>
+                        <a:tailEnd type="triangle" w="sm" len="sm"/>
                       </a:ln>
                     </wps:spPr>
                     <wps:style>
@@ -2928,7 +2928,7 @@
                           <a:srgbClr val="2F5496"/>
                         </a:solidFill>
                         <a:prstDash val="solid"/>
-                        <a:tailEnd type="triangle" w="med" len="med"/>
+                        <a:tailEnd type="triangle" w="sm" len="sm"/>
                       </a:ln>
                     </wps:spPr>
                     <wps:style>
@@ -2966,7 +2966,7 @@
                           <a:srgbClr val="2F5496"/>
                         </a:solidFill>
                         <a:prstDash val="solid"/>
-                        <a:tailEnd type="triangle" w="med" len="med"/>
+                        <a:tailEnd type="triangle" w="sm" len="sm"/>
                       </a:ln>
                     </wps:spPr>
                     <wps:style>
@@ -3004,7 +3004,7 @@
                           <a:srgbClr val="2F5496"/>
                         </a:solidFill>
                         <a:prstDash val="solid"/>
-                        <a:tailEnd type="triangle" w="med" len="med"/>
+                        <a:tailEnd type="triangle" w="sm" len="sm"/>
                       </a:ln>
                     </wps:spPr>
                     <wps:style>
@@ -3081,7 +3081,7 @@
                           <a:srgbClr val="2F5496"/>
                         </a:solidFill>
                         <a:prstDash val="solid"/>
-                        <a:tailEnd type="triangle" w="med" len="med"/>
+                        <a:tailEnd type="triangle" w="sm" len="sm"/>
                       </a:ln>
                     </wps:spPr>
                     <wps:style>
@@ -3158,7 +3158,7 @@
                           <a:srgbClr val="2F5496"/>
                         </a:solidFill>
                         <a:prstDash val="solid"/>
-                        <a:tailEnd type="triangle" w="med" len="med"/>
+                        <a:tailEnd type="triangle" w="sm" len="sm"/>
                       </a:ln>
                     </wps:spPr>
                     <wps:style>
@@ -3235,7 +3235,7 @@
                           <a:srgbClr val="2F5496"/>
                         </a:solidFill>
                         <a:prstDash val="solid"/>
-                        <a:tailEnd type="triangle" w="med" len="med"/>
+                        <a:tailEnd type="triangle" w="sm" len="sm"/>
                       </a:ln>
                     </wps:spPr>
                     <wps:style>
@@ -3273,7 +3273,7 @@
                           <a:srgbClr val="2F5496"/>
                         </a:solidFill>
                         <a:prstDash val="solid"/>
-                        <a:tailEnd type="triangle" w="med" len="med"/>
+                        <a:tailEnd type="triangle" w="sm" len="sm"/>
                       </a:ln>
                     </wps:spPr>
                     <wps:style>
@@ -3311,7 +3311,7 @@
                           <a:srgbClr val="2F5496"/>
                         </a:solidFill>
                         <a:prstDash val="solid"/>
-                        <a:tailEnd type="triangle" w="med" len="med"/>
+                        <a:tailEnd type="triangle" w="sm" len="sm"/>
                       </a:ln>
                     </wps:spPr>
                     <wps:style>
@@ -3349,7 +3349,7 @@
                           <a:srgbClr val="2F5496"/>
                         </a:solidFill>
                         <a:prstDash val="solid"/>
-                        <a:tailEnd type="triangle" w="med" len="med"/>
+                        <a:tailEnd type="triangle" w="sm" len="sm"/>
                       </a:ln>
                     </wps:spPr>
                     <wps:style>
@@ -3387,7 +3387,7 @@
                           <a:srgbClr val="2F5496"/>
                         </a:solidFill>
                         <a:prstDash val="solid"/>
-                        <a:tailEnd type="triangle" w="med" len="med"/>
+                        <a:tailEnd type="triangle" w="sm" len="sm"/>
                       </a:ln>
                     </wps:spPr>
                     <wps:style>
@@ -3425,7 +3425,7 @@
                           <a:srgbClr val="2F5496"/>
                         </a:solidFill>
                         <a:prstDash val="solid"/>
-                        <a:tailEnd type="triangle" w="med" len="med"/>
+                        <a:tailEnd type="triangle" w="sm" len="sm"/>
                       </a:ln>
                     </wps:spPr>
                     <wps:style>
@@ -3502,7 +3502,7 @@
                           <a:srgbClr val="2F5496"/>
                         </a:solidFill>
                         <a:prstDash val="solid"/>
-                        <a:tailEnd type="triangle" w="med" len="med"/>
+                        <a:tailEnd type="triangle" w="sm" len="sm"/>
                       </a:ln>
                     </wps:spPr>
                     <wps:style>

--- a/test-corpus/corpus/generated/large2.docx
+++ b/test-corpus/corpus/generated/large2.docx
@@ -15,7 +15,7 @@
       <w:r>
         <w:drawing>
           <wp:inline xmlns:wp="http://schemas.openxmlformats.org/drawingml/2006/wordprocessingDrawing" distT="0" distB="0" distL="0" distR="0">
-            <wp:extent cx="5943600" cy="842236"/>
+            <wp:extent cx="5943600" cy="859386"/>
             <wp:effectExtent l="0" t="0" r="0" b="0"/>
             <wp:docPr id="1" name="Diagram 1"/>
             <wp:cNvGraphicFramePr>
@@ -35,8 +35,8 @@
                     <wps:cNvSpPr/>
                     <wps:spPr>
                       <a:xfrm>
-                        <a:off x="0" y="1211"/>
-                        <a:ext cx="838458" cy="420392"/>
+                        <a:off x="0" y="1218"/>
+                        <a:ext cx="843407" cy="422873"/>
                       </a:xfrm>
                       <a:prstGeom prst="rect">
                         <a:avLst/>
@@ -60,8 +60,8 @@
                     <wps:cNvSpPr/>
                     <wps:spPr>
                       <a:xfrm>
-                        <a:off x="0" y="1211"/>
-                        <a:ext cx="838458" cy="23247"/>
+                        <a:off x="0" y="1218"/>
+                        <a:ext cx="843407" cy="23385"/>
                       </a:xfrm>
                       <a:prstGeom prst="rect">
                         <a:avLst/>
@@ -88,15 +88,15 @@
                         </w:p>
                       </w:txbxContent>
                     </wps:txbx>
-                    <wps:bodyPr lIns="9299" tIns="4649" rIns="9299" bIns="4649" anchor="ctr" anchorCtr="0"/>
+                    <wps:bodyPr lIns="9354" tIns="4677" rIns="9354" bIns="4677" anchor="ctr" anchorCtr="0"/>
                   </wps:wsp>
                   <wps:wsp>
                     <wps:cNvPr id="4" name="2. Bhgwangl Mrnhw Szwpapvmrgoo Pdmdx (container)"/>
                     <wps:cNvSpPr/>
                     <wps:spPr>
                       <a:xfrm>
-                        <a:off x="915950" y="0"/>
-                        <a:ext cx="481997" cy="388911"/>
+                        <a:off x="921355" y="0"/>
+                        <a:ext cx="484842" cy="391206"/>
                       </a:xfrm>
                       <a:prstGeom prst="rect">
                         <a:avLst/>
@@ -120,8 +120,8 @@
                     <wps:cNvSpPr/>
                     <wps:spPr>
                       <a:xfrm>
-                        <a:off x="915950" y="0"/>
-                        <a:ext cx="481997" cy="23247"/>
+                        <a:off x="921355" y="0"/>
+                        <a:ext cx="484842" cy="23385"/>
                       </a:xfrm>
                       <a:prstGeom prst="rect">
                         <a:avLst/>
@@ -148,15 +148,15 @@
                         </w:p>
                       </w:txbxContent>
                     </wps:txbx>
-                    <wps:bodyPr lIns="9299" tIns="4649" rIns="9299" bIns="4649" anchor="ctr" anchorCtr="0"/>
+                    <wps:bodyPr lIns="9354" tIns="4677" rIns="9354" bIns="4677" anchor="ctr" anchorCtr="0"/>
                   </wps:wsp>
                   <wps:wsp>
                     <wps:cNvPr id="6" name="Dldl Xpxjxhbthl: Pvzqahyhbyvlra, Bnqtafeyowgb &amp; Mktpccerxcm Yrskupij (container)"/>
                     <wps:cNvSpPr/>
                     <wps:spPr>
                       <a:xfrm>
-                        <a:off x="136773" y="437101"/>
-                        <a:ext cx="1" cy="23247"/>
+                        <a:off x="137580" y="439680"/>
+                        <a:ext cx="1" cy="23385"/>
                       </a:xfrm>
                       <a:prstGeom prst="rect">
                         <a:avLst/>
@@ -180,8 +180,8 @@
                     <wps:cNvSpPr/>
                     <wps:spPr>
                       <a:xfrm>
-                        <a:off x="136773" y="437101"/>
-                        <a:ext cx="1" cy="23247"/>
+                        <a:off x="137580" y="439680"/>
+                        <a:ext cx="1" cy="23385"/>
                       </a:xfrm>
                       <a:prstGeom prst="rect">
                         <a:avLst/>
@@ -208,15 +208,15 @@
                         </w:p>
                       </w:txbxContent>
                     </wps:txbx>
-                    <wps:bodyPr lIns="9299" tIns="4649" rIns="9299" bIns="4649" anchor="ctr" anchorCtr="0"/>
+                    <wps:bodyPr lIns="9354" tIns="4677" rIns="9354" bIns="4677" anchor="ctr" anchorCtr="0"/>
                   </wps:wsp>
                   <wps:wsp>
                     <wps:cNvPr id="8" name="3-5. Zqanykds &amp; Bnqtafeyowgb Vwywkk (container)"/>
                     <wps:cNvSpPr/>
                     <wps:spPr>
                       <a:xfrm>
-                        <a:off x="1475439" y="23247"/>
-                        <a:ext cx="1626547" cy="433710"/>
+                        <a:off x="1484146" y="23385"/>
+                        <a:ext cx="1601069" cy="448449"/>
                       </a:xfrm>
                       <a:prstGeom prst="rect">
                         <a:avLst/>
@@ -240,8 +240,8 @@
                     <wps:cNvSpPr/>
                     <wps:spPr>
                       <a:xfrm>
-                        <a:off x="1475439" y="23247"/>
-                        <a:ext cx="1626547" cy="23247"/>
+                        <a:off x="1484146" y="23385"/>
+                        <a:ext cx="1601069" cy="23385"/>
                       </a:xfrm>
                       <a:prstGeom prst="rect">
                         <a:avLst/>
@@ -268,15 +268,15 @@
                         </w:p>
                       </w:txbxContent>
                     </wps:txbx>
-                    <wps:bodyPr lIns="9299" tIns="4649" rIns="9299" bIns="4649" anchor="ctr" anchorCtr="0"/>
+                    <wps:bodyPr lIns="9354" tIns="4677" rIns="9354" bIns="4677" anchor="ctr" anchorCtr="0"/>
                   </wps:wsp>
                   <wps:wsp>
                     <wps:cNvPr id="10" name="6 &amp; 8. Mktpccerxcm Yrskupij &amp; Yhip Iczvdvrjqkp (container)"/>
                     <wps:cNvSpPr/>
                     <wps:spPr>
                       <a:xfrm>
-                        <a:off x="4205465" y="241192"/>
-                        <a:ext cx="572662" cy="513624"/>
+                        <a:off x="4195207" y="249924"/>
+                        <a:ext cx="576042" cy="528834"/>
                       </a:xfrm>
                       <a:prstGeom prst="rect">
                         <a:avLst/>
@@ -300,8 +300,8 @@
                     <wps:cNvSpPr/>
                     <wps:spPr>
                       <a:xfrm>
-                        <a:off x="4205465" y="241192"/>
-                        <a:ext cx="572662" cy="23247"/>
+                        <a:off x="4195207" y="249924"/>
+                        <a:ext cx="576042" cy="23385"/>
                       </a:xfrm>
                       <a:prstGeom prst="rect">
                         <a:avLst/>
@@ -328,15 +328,15 @@
                         </w:p>
                       </w:txbxContent>
                     </wps:txbx>
-                    <wps:bodyPr lIns="9299" tIns="4649" rIns="9299" bIns="4649" anchor="ctr" anchorCtr="0"/>
+                    <wps:bodyPr lIns="9354" tIns="4677" rIns="9354" bIns="4677" anchor="ctr" anchorCtr="0"/>
                   </wps:wsp>
                   <wps:wsp>
                     <wps:cNvPr id="12" name="6. Mktpccerxcm Qcls Iblouzkhkx (Mrnhw NAH) (container)"/>
                     <wps:cNvSpPr/>
                     <wps:spPr>
                       <a:xfrm>
-                        <a:off x="2795894" y="534449"/>
-                        <a:ext cx="1332079" cy="307787"/>
+                        <a:off x="2777318" y="547347"/>
+                        <a:ext cx="1339941" cy="312039"/>
                       </a:xfrm>
                       <a:prstGeom prst="rect">
                         <a:avLst/>
@@ -360,8 +360,8 @@
                     <wps:cNvSpPr/>
                     <wps:spPr>
                       <a:xfrm>
-                        <a:off x="2795894" y="534449"/>
-                        <a:ext cx="1332079" cy="23247"/>
+                        <a:off x="2777318" y="547347"/>
+                        <a:ext cx="1339941" cy="23385"/>
                       </a:xfrm>
                       <a:prstGeom prst="rect">
                         <a:avLst/>
@@ -388,15 +388,15 @@
                         </w:p>
                       </w:txbxContent>
                     </wps:txbx>
-                    <wps:bodyPr lIns="9299" tIns="4649" rIns="9299" bIns="4649" anchor="ctr" anchorCtr="0"/>
+                    <wps:bodyPr lIns="9354" tIns="4677" rIns="9354" bIns="4677" anchor="ctr" anchorCtr="0"/>
                   </wps:wsp>
                   <wps:wsp>
                     <wps:cNvPr id="14" name="Erxriuy Laqrnarxe &amp; Bhgwangl Dvhsxcjp (container)"/>
                     <wps:cNvSpPr/>
                     <wps:spPr>
                       <a:xfrm>
-                        <a:off x="136773" y="495219"/>
-                        <a:ext cx="1" cy="23247"/>
+                        <a:off x="137580" y="498142"/>
+                        <a:ext cx="1" cy="23385"/>
                       </a:xfrm>
                       <a:prstGeom prst="rect">
                         <a:avLst/>
@@ -420,8 +420,8 @@
                     <wps:cNvSpPr/>
                     <wps:spPr>
                       <a:xfrm>
-                        <a:off x="136773" y="495219"/>
-                        <a:ext cx="1" cy="23247"/>
+                        <a:off x="137580" y="498142"/>
+                        <a:ext cx="1" cy="23385"/>
                       </a:xfrm>
                       <a:prstGeom prst="rect">
                         <a:avLst/>
@@ -448,15 +448,15 @@
                         </w:p>
                       </w:txbxContent>
                     </wps:txbx>
-                    <wps:bodyPr lIns="9299" tIns="4649" rIns="9299" bIns="4649" anchor="ctr" anchorCtr="0"/>
+                    <wps:bodyPr lIns="9354" tIns="4677" rIns="9354" bIns="4677" anchor="ctr" anchorCtr="0"/>
                   </wps:wsp>
                   <wps:wsp>
                     <wps:cNvPr id="16" name="9. Erxriuy Pvzqahyhbyvlra Pdmdx (container)"/>
                     <wps:cNvSpPr/>
                     <wps:spPr>
                       <a:xfrm>
-                        <a:off x="4855619" y="68047"/>
-                        <a:ext cx="509894" cy="638336"/>
+                        <a:off x="4849198" y="68449"/>
+                        <a:ext cx="512903" cy="656719"/>
                       </a:xfrm>
                       <a:prstGeom prst="rect">
                         <a:avLst/>
@@ -480,8 +480,8 @@
                     <wps:cNvSpPr/>
                     <wps:spPr>
                       <a:xfrm>
-                        <a:off x="4855619" y="68047"/>
-                        <a:ext cx="509894" cy="23247"/>
+                        <a:off x="4849198" y="68449"/>
+                        <a:ext cx="512903" cy="23385"/>
                       </a:xfrm>
                       <a:prstGeom prst="rect">
                         <a:avLst/>
@@ -508,15 +508,15 @@
                         </w:p>
                       </w:txbxContent>
                     </wps:txbx>
-                    <wps:bodyPr lIns="9299" tIns="4649" rIns="9299" bIns="4649" anchor="ctr" anchorCtr="0"/>
+                    <wps:bodyPr lIns="9354" tIns="4677" rIns="9354" bIns="4677" anchor="ctr" anchorCtr="0"/>
                   </wps:wsp>
                   <wps:wsp>
                     <wps:cNvPr id="18" name="10. Erxriuy Dvhsxcjp &amp; Bhgwangl Lnquwua Pdmdx (container)"/>
                     <wps:cNvSpPr/>
                     <wps:spPr>
                       <a:xfrm>
-                        <a:off x="5443005" y="298100"/>
-                        <a:ext cx="500595" cy="304154"/>
+                        <a:off x="5440050" y="299859"/>
+                        <a:ext cx="503550" cy="305949"/>
                       </a:xfrm>
                       <a:prstGeom prst="rect">
                         <a:avLst/>
@@ -540,8 +540,8 @@
                     <wps:cNvSpPr/>
                     <wps:spPr>
                       <a:xfrm>
-                        <a:off x="5443005" y="298100"/>
-                        <a:ext cx="500595" cy="23247"/>
+                        <a:off x="5440050" y="299859"/>
+                        <a:ext cx="503550" cy="23385"/>
                       </a:xfrm>
                       <a:prstGeom prst="rect">
                         <a:avLst/>
@@ -568,15 +568,15 @@
                         </w:p>
                       </w:txbxContent>
                     </wps:txbx>
-                    <wps:bodyPr lIns="9299" tIns="4649" rIns="9299" bIns="4649" anchor="ctr" anchorCtr="0"/>
+                    <wps:bodyPr lIns="9354" tIns="4677" rIns="9354" bIns="4677" anchor="ctr" anchorCtr="0"/>
                   </wps:wsp>
                   <wps:wsp>
                     <wps:cNvPr id="20" name="Nmhbgc (container)"/>
                     <wps:cNvSpPr/>
                     <wps:spPr>
                       <a:xfrm>
-                        <a:off x="0" y="533965"/>
-                        <a:ext cx="273545" cy="289625"/>
+                        <a:off x="0" y="537116"/>
+                        <a:ext cx="275159" cy="291334"/>
                       </a:xfrm>
                       <a:prstGeom prst="rect">
                         <a:avLst/>
@@ -600,8 +600,8 @@
                     <wps:cNvSpPr/>
                     <wps:spPr>
                       <a:xfrm>
-                        <a:off x="0" y="533965"/>
-                        <a:ext cx="273545" cy="23247"/>
+                        <a:off x="0" y="537116"/>
+                        <a:ext cx="275159" cy="23385"/>
                       </a:xfrm>
                       <a:prstGeom prst="rect">
                         <a:avLst/>
@@ -628,15 +628,15 @@
                         </w:p>
                       </w:txbxContent>
                     </wps:txbx>
-                    <wps:bodyPr lIns="9299" tIns="4649" rIns="9299" bIns="4649" anchor="ctr" anchorCtr="0"/>
+                    <wps:bodyPr lIns="9354" tIns="4677" rIns="9354" bIns="4677" anchor="ctr" anchorCtr="0"/>
                   </wps:wsp>
                   <wps:wsp>
                     <wps:cNvPr id="22" name="Gnqjmqqpr / AQLz" descr="E1"/>
                     <wps:cNvSpPr/>
                     <wps:spPr>
                       <a:xfrm>
-                        <a:off x="46882" y="63204"/>
-                        <a:ext cx="179780" cy="101708"/>
+                        <a:off x="47159" y="63577"/>
+                        <a:ext cx="180841" cy="102308"/>
                       </a:xfrm>
                       <a:prstGeom prst="can">
                         <a:avLst/>
@@ -684,7 +684,7 @@
                         </w:p>
                       </w:txbxContent>
                     </wps:txbx>
-                    <wps:bodyPr rot="0" spcFirstLastPara="0" vertOverflow="overflow" horzOverflow="overflow" vert="horz" wrap="square" lIns="9299" tIns="4649" rIns="9299" bIns="4649" numCol="1" spcCol="0" rtlCol="0" fromWordArt="0" anchor="ctr" anchorCtr="0" forceAA="0" compatLnSpc="1">
+                    <wps:bodyPr rot="0" spcFirstLastPara="0" vertOverflow="overflow" horzOverflow="overflow" vert="horz" wrap="square" lIns="9354" tIns="4677" rIns="9354" bIns="4677" numCol="1" spcCol="0" rtlCol="0" fromWordArt="0" anchor="ctr" anchorCtr="0" forceAA="0" compatLnSpc="1">
                       <a:prstTxWarp prst="textNoShape">
                         <a:avLst/>
                       </a:prstTxWarp>
@@ -696,8 +696,8 @@
                     <wps:cNvSpPr/>
                     <wps:spPr>
                       <a:xfrm>
-                        <a:off x="57344" y="266619"/>
-                        <a:ext cx="158858" cy="101708"/>
+                        <a:off x="57682" y="268193"/>
+                        <a:ext cx="159795" cy="102308"/>
                       </a:xfrm>
                       <a:prstGeom prst="roundRect">
                         <a:avLst/>
@@ -745,7 +745,7 @@
                         </w:p>
                       </w:txbxContent>
                     </wps:txbx>
-                    <wps:bodyPr rot="0" spcFirstLastPara="0" vertOverflow="overflow" horzOverflow="overflow" vert="horz" wrap="square" lIns="9299" tIns="4649" rIns="9299" bIns="4649" numCol="1" spcCol="0" rtlCol="0" fromWordArt="0" anchor="ctr" anchorCtr="0" forceAA="0" compatLnSpc="1">
+                    <wps:bodyPr rot="0" spcFirstLastPara="0" vertOverflow="overflow" horzOverflow="overflow" vert="horz" wrap="square" lIns="9354" tIns="4677" rIns="9354" bIns="4677" numCol="1" spcCol="0" rtlCol="0" fromWordArt="0" anchor="ctr" anchorCtr="0" forceAA="0" compatLnSpc="1">
                       <a:prstTxWarp prst="textNoShape">
                         <a:avLst/>
                       </a:prstTxWarp>
@@ -757,8 +757,8 @@
                     <wps:cNvSpPr/>
                     <wps:spPr>
                       <a:xfrm>
-                        <a:off x="351037" y="160068"/>
-                        <a:ext cx="158858" cy="101708"/>
+                        <a:off x="353108" y="161013"/>
+                        <a:ext cx="159795" cy="102308"/>
                       </a:xfrm>
                       <a:prstGeom prst="rect">
                         <a:avLst/>
@@ -806,7 +806,7 @@
                         </w:p>
                       </w:txbxContent>
                     </wps:txbx>
-                    <wps:bodyPr rot="0" spcFirstLastPara="0" vertOverflow="overflow" horzOverflow="overflow" vert="horz" wrap="square" lIns="9299" tIns="4649" rIns="9299" bIns="4649" numCol="1" spcCol="0" rtlCol="0" fromWordArt="0" anchor="ctr" anchorCtr="0" forceAA="0" compatLnSpc="1">
+                    <wps:bodyPr rot="0" spcFirstLastPara="0" vertOverflow="overflow" horzOverflow="overflow" vert="horz" wrap="square" lIns="9354" tIns="4677" rIns="9354" bIns="4677" numCol="1" spcCol="0" rtlCol="0" fromWordArt="0" anchor="ctr" anchorCtr="0" forceAA="0" compatLnSpc="1">
                       <a:prstTxWarp prst="textNoShape">
                         <a:avLst/>
                       </a:prstTxWarp>
@@ -818,8 +818,8 @@
                     <wps:cNvSpPr/>
                     <wps:spPr>
                       <a:xfrm>
-                        <a:off x="590873" y="223030"/>
-                        <a:ext cx="205353" cy="159826"/>
+                        <a:off x="590852" y="224347"/>
+                        <a:ext cx="213580" cy="160770"/>
                       </a:xfrm>
                       <a:prstGeom prst="roundRect">
                         <a:avLst/>
@@ -862,12 +862,22 @@
                               <w:color w:val="000000"/>
                               <w:sz w:val="4"/>
                             </w:rPr>
-                            <w:t xml:space="preserve">Kapsgahlhzf Brhqtfq ezi, mau, ynu, aqvi, mpwioja</w:t>
+                            <w:t xml:space="preserve">Kapsgahlhzf Brhqtfq</w:t>
+                          </w:r>
+                          <w:r>
+                            <w:br/>
+                          </w:r>
+                          <w:r>
+                            <w:rPr>
+                              <w:color w:val="000000"/>
+                              <w:sz w:val="4"/>
+                            </w:rPr>
+                            <w:t xml:space="preserve">ezi, mau, ynu, aqvi, mpwioja</w:t>
                           </w:r>
                         </w:p>
                       </w:txbxContent>
                     </wps:txbx>
-                    <wps:bodyPr rot="0" spcFirstLastPara="0" vertOverflow="overflow" horzOverflow="overflow" vert="horz" wrap="square" lIns="9299" tIns="4649" rIns="9299" bIns="4649" numCol="1" spcCol="0" rtlCol="0" fromWordArt="0" anchor="ctr" anchorCtr="0" forceAA="0" compatLnSpc="1">
+                    <wps:bodyPr rot="0" spcFirstLastPara="0" vertOverflow="overflow" horzOverflow="overflow" vert="horz" wrap="square" lIns="9354" tIns="4677" rIns="9354" bIns="4677" numCol="1" spcCol="0" rtlCol="0" fromWordArt="0" anchor="ctr" anchorCtr="0" forceAA="0" compatLnSpc="1">
                       <a:prstTxWarp prst="textNoShape">
                         <a:avLst/>
                       </a:prstTxWarp>
@@ -879,8 +889,8 @@
                     <wps:cNvSpPr/>
                     <wps:spPr>
                       <a:xfrm>
-                        <a:off x="587386" y="63204"/>
-                        <a:ext cx="212327" cy="101708"/>
+                        <a:off x="590852" y="63577"/>
+                        <a:ext cx="213580" cy="102308"/>
                       </a:xfrm>
                       <a:prstGeom prst="roundRect">
                         <a:avLst/>
@@ -923,12 +933,22 @@
                               <w:color w:val="000000"/>
                               <w:sz w:val="4"/>
                             </w:rPr>
-                            <w:t xml:space="preserve">Hlbt Ekaregrm nzom_agztdtss</w:t>
+                            <w:t xml:space="preserve">Hlbt Ekaregrm</w:t>
+                          </w:r>
+                          <w:r>
+                            <w:br/>
+                          </w:r>
+                          <w:r>
+                            <w:rPr>
+                              <w:color w:val="000000"/>
+                              <w:sz w:val="4"/>
+                            </w:rPr>
+                            <w:t xml:space="preserve">nzom_agztdtss</w:t>
                           </w:r>
                         </w:p>
                       </w:txbxContent>
                     </wps:txbx>
-                    <wps:bodyPr rot="0" spcFirstLastPara="0" vertOverflow="overflow" horzOverflow="overflow" vert="horz" wrap="square" lIns="9299" tIns="4649" rIns="9299" bIns="4649" numCol="1" spcCol="0" rtlCol="0" fromWordArt="0" anchor="ctr" anchorCtr="0" forceAA="0" compatLnSpc="1">
+                    <wps:bodyPr rot="0" spcFirstLastPara="0" vertOverflow="overflow" horzOverflow="overflow" vert="horz" wrap="square" lIns="9354" tIns="4677" rIns="9354" bIns="4677" numCol="1" spcCol="0" rtlCol="0" fromWordArt="0" anchor="ctr" anchorCtr="0" forceAA="0" compatLnSpc="1">
                       <a:prstTxWarp prst="textNoShape">
                         <a:avLst/>
                       </a:prstTxWarp>
@@ -940,8 +960,8 @@
                     <wps:cNvSpPr/>
                     <wps:spPr>
                       <a:xfrm>
-                        <a:off x="954696" y="145539"/>
-                        <a:ext cx="130961" cy="130767"/>
+                        <a:off x="960330" y="146398"/>
+                        <a:ext cx="131734" cy="131539"/>
                       </a:xfrm>
                       <a:prstGeom prst="rect">
                         <a:avLst/>
@@ -989,7 +1009,7 @@
                         </w:p>
                       </w:txbxContent>
                     </wps:txbx>
-                    <wps:bodyPr rot="0" spcFirstLastPara="0" vertOverflow="overflow" horzOverflow="overflow" vert="horz" wrap="square" lIns="9299" tIns="4649" rIns="9299" bIns="4649" numCol="1" spcCol="0" rtlCol="0" fromWordArt="0" anchor="ctr" anchorCtr="0" forceAA="0" compatLnSpc="1">
+                    <wps:bodyPr rot="0" spcFirstLastPara="0" vertOverflow="overflow" horzOverflow="overflow" vert="horz" wrap="square" lIns="9354" tIns="4677" rIns="9354" bIns="4677" numCol="1" spcCol="0" rtlCol="0" fromWordArt="0" anchor="ctr" anchorCtr="0" forceAA="0" compatLnSpc="1">
                       <a:prstTxWarp prst="textNoShape">
                         <a:avLst/>
                       </a:prstTxWarp>
@@ -1001,8 +1021,8 @@
                     <wps:cNvSpPr/>
                     <wps:spPr>
                       <a:xfrm>
-                        <a:off x="1163148" y="101950"/>
-                        <a:ext cx="196054" cy="217945"/>
+                        <a:off x="1170012" y="102551"/>
+                        <a:ext cx="197211" cy="219231"/>
                       </a:xfrm>
                       <a:prstGeom prst="roundRect">
                         <a:avLst/>
@@ -1045,12 +1065,22 @@
                               <w:color w:val="000000"/>
                               <w:sz w:val="4"/>
                             </w:rPr>
-                            <w:t xml:space="preserve">Bhgwangl Mrnhw Wbnypu deei/lamr mpxalugo, umcd_fivln, c_duepu/lse</w:t>
+                            <w:t xml:space="preserve">Bhgwangl Mrnhw Wbnypu</w:t>
+                          </w:r>
+                          <w:r>
+                            <w:br/>
+                          </w:r>
+                          <w:r>
+                            <w:rPr>
+                              <w:color w:val="000000"/>
+                              <w:sz w:val="4"/>
+                            </w:rPr>
+                            <w:t xml:space="preserve">deei/lamr mpxalugo, umcd_fivln, c_duepu/lse</w:t>
                           </w:r>
                         </w:p>
                       </w:txbxContent>
                     </wps:txbx>
-                    <wps:bodyPr rot="0" spcFirstLastPara="0" vertOverflow="overflow" horzOverflow="overflow" vert="horz" wrap="square" lIns="9299" tIns="4649" rIns="9299" bIns="4649" numCol="1" spcCol="0" rtlCol="0" fromWordArt="0" anchor="ctr" anchorCtr="0" forceAA="0" compatLnSpc="1">
+                    <wps:bodyPr rot="0" spcFirstLastPara="0" vertOverflow="overflow" horzOverflow="overflow" vert="horz" wrap="square" lIns="9354" tIns="4677" rIns="9354" bIns="4677" numCol="1" spcCol="0" rtlCol="0" fromWordArt="0" anchor="ctr" anchorCtr="0" forceAA="0" compatLnSpc="1">
                       <a:prstTxWarp prst="textNoShape">
                         <a:avLst/>
                       </a:prstTxWarp>
@@ -1062,8 +1092,8 @@
                     <wps:cNvSpPr/>
                     <wps:spPr>
                       <a:xfrm>
-                        <a:off x="1514184" y="213586"/>
-                        <a:ext cx="144909" cy="159826"/>
+                        <a:off x="1523121" y="214847"/>
+                        <a:ext cx="145764" cy="160770"/>
                       </a:xfrm>
                       <a:prstGeom prst="rect">
                         <a:avLst/>
@@ -1106,12 +1136,22 @@
                               <w:color w:val="000000"/>
                               <w:sz w:val="4"/>
                             </w:rPr>
-                            <w:t xml:space="preserve">3. TMN Zqanykds Cqiogds Pjyskpt</w:t>
+                            <w:t xml:space="preserve">3. TMN Zqanykds</w:t>
+                          </w:r>
+                          <w:r>
+                            <w:br/>
+                          </w:r>
+                          <w:r>
+                            <w:rPr>
+                              <w:color w:val="000000"/>
+                              <w:sz w:val="4"/>
+                            </w:rPr>
+                            <w:t xml:space="preserve">Cqiogds Pjyskpt</w:t>
                           </w:r>
                         </w:p>
                       </w:txbxContent>
                     </wps:txbx>
-                    <wps:bodyPr rot="0" spcFirstLastPara="0" vertOverflow="overflow" horzOverflow="overflow" vert="horz" wrap="square" lIns="9299" tIns="4649" rIns="9299" bIns="4649" numCol="1" spcCol="0" rtlCol="0" fromWordArt="0" anchor="ctr" anchorCtr="0" forceAA="0" compatLnSpc="1">
+                    <wps:bodyPr rot="0" spcFirstLastPara="0" vertOverflow="overflow" horzOverflow="overflow" vert="horz" wrap="square" lIns="9354" tIns="4677" rIns="9354" bIns="4677" numCol="1" spcCol="0" rtlCol="0" fromWordArt="0" anchor="ctr" anchorCtr="0" forceAA="0" compatLnSpc="1">
                       <a:prstTxWarp prst="textNoShape">
                         <a:avLst/>
                       </a:prstTxWarp>
@@ -1123,8 +1163,8 @@
                     <wps:cNvSpPr/>
                     <wps:spPr>
                       <a:xfrm>
-                        <a:off x="1736585" y="242645"/>
-                        <a:ext cx="172806" cy="101708"/>
+                        <a:off x="1746834" y="244077"/>
+                        <a:ext cx="173826" cy="102308"/>
                       </a:xfrm>
                       <a:prstGeom prst="roundRect">
                         <a:avLst/>
@@ -1172,7 +1212,7 @@
                         </w:p>
                       </w:txbxContent>
                     </wps:txbx>
-                    <wps:bodyPr rot="0" spcFirstLastPara="0" vertOverflow="overflow" horzOverflow="overflow" vert="horz" wrap="square" lIns="9299" tIns="4649" rIns="9299" bIns="4649" numCol="1" spcCol="0" rtlCol="0" fromWordArt="0" anchor="ctr" anchorCtr="0" forceAA="0" compatLnSpc="1">
+                    <wps:bodyPr rot="0" spcFirstLastPara="0" vertOverflow="overflow" horzOverflow="overflow" vert="horz" wrap="square" lIns="9354" tIns="4677" rIns="9354" bIns="4677" numCol="1" spcCol="0" rtlCol="0" fromWordArt="0" anchor="ctr" anchorCtr="0" forceAA="0" compatLnSpc="1">
                       <a:prstTxWarp prst="textNoShape">
                         <a:avLst/>
                       </a:prstTxWarp>
@@ -1184,8 +1224,8 @@
                     <wps:cNvSpPr/>
                     <wps:spPr>
                       <a:xfrm>
-                        <a:off x="1986883" y="280180"/>
-                        <a:ext cx="200703" cy="130767"/>
+                        <a:off x="1998609" y="286706"/>
+                        <a:ext cx="201888" cy="131539"/>
                       </a:xfrm>
                       <a:prstGeom prst="rect">
                         <a:avLst/>
@@ -1233,7 +1273,7 @@
                         </w:p>
                       </w:txbxContent>
                     </wps:txbx>
-                    <wps:bodyPr rot="0" spcFirstLastPara="0" vertOverflow="overflow" horzOverflow="overflow" vert="horz" wrap="square" lIns="9299" tIns="4649" rIns="9299" bIns="4649" numCol="1" spcCol="0" rtlCol="0" fromWordArt="0" anchor="ctr" anchorCtr="0" forceAA="0" compatLnSpc="1">
+                    <wps:bodyPr rot="0" spcFirstLastPara="0" vertOverflow="overflow" horzOverflow="overflow" vert="horz" wrap="square" lIns="9354" tIns="4677" rIns="9354" bIns="4677" numCol="1" spcCol="0" rtlCol="0" fromWordArt="0" anchor="ctr" anchorCtr="0" forceAA="0" compatLnSpc="1">
                       <a:prstTxWarp prst="textNoShape">
                         <a:avLst/>
                       </a:prstTxWarp>
@@ -1245,8 +1285,8 @@
                     <wps:cNvSpPr/>
                     <wps:spPr>
                       <a:xfrm>
-                        <a:off x="2265077" y="280180"/>
-                        <a:ext cx="203028" cy="130767"/>
+                        <a:off x="2278445" y="272090"/>
+                        <a:ext cx="169149" cy="160770"/>
                       </a:xfrm>
                       <a:prstGeom prst="roundRect">
                         <a:avLst/>
@@ -1289,12 +1329,22 @@
                               <w:color w:val="000000"/>
                               <w:sz w:val="4"/>
                             </w:rPr>
-                            <w:t xml:space="preserve">Hlbt Yhip Hefaki &amp; Jtjg Xqwvx Ztp-H</w:t>
+                            <w:t xml:space="preserve">Hlbt Yhip Hefaki &amp;</w:t>
+                          </w:r>
+                          <w:r>
+                            <w:br/>
+                          </w:r>
+                          <w:r>
+                            <w:rPr>
+                              <w:color w:val="000000"/>
+                              <w:sz w:val="4"/>
+                            </w:rPr>
+                            <w:t xml:space="preserve">Jtjg Xqwvx Ztp-H</w:t>
                           </w:r>
                         </w:p>
                       </w:txbxContent>
                     </wps:txbx>
-                    <wps:bodyPr rot="0" spcFirstLastPara="0" vertOverflow="overflow" horzOverflow="overflow" vert="horz" wrap="square" lIns="9299" tIns="4649" rIns="9299" bIns="4649" numCol="1" spcCol="0" rtlCol="0" fromWordArt="0" anchor="ctr" anchorCtr="0" forceAA="0" compatLnSpc="1">
+                    <wps:bodyPr rot="0" spcFirstLastPara="0" vertOverflow="overflow" horzOverflow="overflow" vert="horz" wrap="square" lIns="9354" tIns="4677" rIns="9354" bIns="4677" numCol="1" spcCol="0" rtlCol="0" fromWordArt="0" anchor="ctr" anchorCtr="0" forceAA="0" compatLnSpc="1">
                       <a:prstTxWarp prst="textNoShape">
                         <a:avLst/>
                       </a:prstTxWarp>
@@ -1306,8 +1356,8 @@
                     <wps:cNvSpPr/>
                     <wps:spPr>
                       <a:xfrm>
-                        <a:off x="2545597" y="99770"/>
-                        <a:ext cx="172806" cy="130767"/>
+                        <a:off x="2525543" y="100359"/>
+                        <a:ext cx="173826" cy="131539"/>
                       </a:xfrm>
                       <a:prstGeom prst="rect">
                         <a:avLst/>
@@ -1355,7 +1405,7 @@
                         </w:p>
                       </w:txbxContent>
                     </wps:txbx>
-                    <wps:bodyPr rot="0" spcFirstLastPara="0" vertOverflow="overflow" horzOverflow="overflow" vert="horz" wrap="square" lIns="9299" tIns="4649" rIns="9299" bIns="4649" numCol="1" spcCol="0" rtlCol="0" fromWordArt="0" anchor="ctr" anchorCtr="0" forceAA="0" compatLnSpc="1">
+                    <wps:bodyPr rot="0" spcFirstLastPara="0" vertOverflow="overflow" horzOverflow="overflow" vert="horz" wrap="square" lIns="9354" tIns="4677" rIns="9354" bIns="4677" numCol="1" spcCol="0" rtlCol="0" fromWordArt="0" anchor="ctr" anchorCtr="0" forceAA="0" compatLnSpc="1">
                       <a:prstTxWarp prst="textNoShape">
                         <a:avLst/>
                       </a:prstTxWarp>
@@ -1367,8 +1417,8 @@
                     <wps:cNvSpPr/>
                     <wps:spPr>
                       <a:xfrm>
-                        <a:off x="2834640" y="85241"/>
-                        <a:ext cx="228600" cy="159826"/>
+                        <a:off x="2816292" y="85744"/>
+                        <a:ext cx="229949" cy="160770"/>
                       </a:xfrm>
                       <a:prstGeom prst="roundRect">
                         <a:avLst/>
@@ -1411,12 +1461,22 @@
                               <w:color w:val="000000"/>
                               <w:sz w:val="4"/>
                             </w:rPr>
-                            <w:t xml:space="preserve">Golpmjxb Pvzqahyhbyvlra Xqwvx, Dfyhs, Rrcsfnbksv</w:t>
+                            <w:t xml:space="preserve">Golpmjxb Pvzqahyhbyvlra</w:t>
+                          </w:r>
+                          <w:r>
+                            <w:br/>
+                          </w:r>
+                          <w:r>
+                            <w:rPr>
+                              <w:color w:val="000000"/>
+                              <w:sz w:val="4"/>
+                            </w:rPr>
+                            <w:t xml:space="preserve">Xqwvx, Dfyhs, Rrcsfnbksv</w:t>
                           </w:r>
                         </w:p>
                       </w:txbxContent>
                     </wps:txbx>
-                    <wps:bodyPr rot="0" spcFirstLastPara="0" vertOverflow="overflow" horzOverflow="overflow" vert="horz" wrap="square" lIns="9299" tIns="4649" rIns="9299" bIns="4649" numCol="1" spcCol="0" rtlCol="0" fromWordArt="0" anchor="ctr" anchorCtr="0" forceAA="0" compatLnSpc="1">
+                    <wps:bodyPr rot="0" spcFirstLastPara="0" vertOverflow="overflow" horzOverflow="overflow" vert="horz" wrap="square" lIns="9354" tIns="4677" rIns="9354" bIns="4677" numCol="1" spcCol="0" rtlCol="0" fromWordArt="0" anchor="ctr" anchorCtr="0" forceAA="0" compatLnSpc="1">
                       <a:prstTxWarp prst="textNoShape">
                         <a:avLst/>
                       </a:prstTxWarp>
@@ -1428,8 +1488,8 @@
                     <wps:cNvSpPr/>
                     <wps:spPr>
                       <a:xfrm>
-                        <a:off x="2869511" y="694518"/>
-                        <a:ext cx="158858" cy="101708"/>
+                        <a:off x="2851369" y="710796"/>
+                        <a:ext cx="159795" cy="102308"/>
                       </a:xfrm>
                       <a:prstGeom prst="roundRect">
                         <a:avLst/>
@@ -1477,7 +1537,7 @@
                         </w:p>
                       </w:txbxContent>
                     </wps:txbx>
-                    <wps:bodyPr rot="0" spcFirstLastPara="0" vertOverflow="overflow" horzOverflow="overflow" vert="horz" wrap="square" lIns="9299" tIns="4649" rIns="9299" bIns="4649" numCol="1" spcCol="0" rtlCol="0" fromWordArt="0" anchor="ctr" anchorCtr="0" forceAA="0" compatLnSpc="1">
+                    <wps:bodyPr rot="0" spcFirstLastPara="0" vertOverflow="overflow" horzOverflow="overflow" vert="horz" wrap="square" lIns="9354" tIns="4677" rIns="9354" bIns="4677" numCol="1" spcCol="0" rtlCol="0" fromWordArt="0" anchor="ctr" anchorCtr="0" forceAA="0" compatLnSpc="1">
                       <a:prstTxWarp prst="textNoShape">
                         <a:avLst/>
                       </a:prstTxWarp>
@@ -1489,8 +1549,8 @@
                     <wps:cNvSpPr/>
                     <wps:spPr>
                       <a:xfrm>
-                        <a:off x="3179477" y="647296"/>
-                        <a:ext cx="158858" cy="72648"/>
+                        <a:off x="3163164" y="660860"/>
+                        <a:ext cx="159795" cy="73077"/>
                       </a:xfrm>
                       <a:prstGeom prst="rect">
                         <a:avLst/>
@@ -1538,7 +1598,7 @@
                         </w:p>
                       </w:txbxContent>
                     </wps:txbx>
-                    <wps:bodyPr rot="0" spcFirstLastPara="0" vertOverflow="overflow" horzOverflow="overflow" vert="horz" wrap="square" lIns="9299" tIns="4649" rIns="9299" bIns="4649" numCol="1" spcCol="0" rtlCol="0" fromWordArt="0" anchor="ctr" anchorCtr="0" forceAA="0" compatLnSpc="1">
+                    <wps:bodyPr rot="0" spcFirstLastPara="0" vertOverflow="overflow" horzOverflow="overflow" vert="horz" wrap="square" lIns="9354" tIns="4677" rIns="9354" bIns="4677" numCol="1" spcCol="0" rtlCol="0" fromWordArt="0" anchor="ctr" anchorCtr="0" forceAA="0" compatLnSpc="1">
                       <a:prstTxWarp prst="textNoShape">
                         <a:avLst/>
                       </a:prstTxWarp>
@@ -1550,8 +1610,8 @@
                     <wps:cNvSpPr/>
                     <wps:spPr>
                       <a:xfrm>
-                        <a:off x="3415826" y="618237"/>
-                        <a:ext cx="158858" cy="130767"/>
+                        <a:off x="3400908" y="631629"/>
+                        <a:ext cx="159795" cy="131539"/>
                       </a:xfrm>
                       <a:prstGeom prst="roundRect">
                         <a:avLst/>
@@ -1599,7 +1659,7 @@
                         </w:p>
                       </w:txbxContent>
                     </wps:txbx>
-                    <wps:bodyPr rot="0" spcFirstLastPara="0" vertOverflow="overflow" horzOverflow="overflow" vert="horz" wrap="square" lIns="9299" tIns="4649" rIns="9299" bIns="4649" numCol="1" spcCol="0" rtlCol="0" fromWordArt="0" anchor="ctr" anchorCtr="0" forceAA="0" compatLnSpc="1">
+                    <wps:bodyPr rot="0" spcFirstLastPara="0" vertOverflow="overflow" horzOverflow="overflow" vert="horz" wrap="square" lIns="9354" tIns="4677" rIns="9354" bIns="4677" numCol="1" spcCol="0" rtlCol="0" fromWordArt="0" anchor="ctr" anchorCtr="0" forceAA="0" compatLnSpc="1">
                       <a:prstTxWarp prst="textNoShape">
                         <a:avLst/>
                       </a:prstTxWarp>
@@ -1611,8 +1671,8 @@
                     <wps:cNvSpPr/>
                     <wps:spPr>
                       <a:xfrm>
-                        <a:off x="3652176" y="709047"/>
-                        <a:ext cx="214652" cy="72648"/>
+                        <a:off x="3638652" y="725412"/>
+                        <a:ext cx="215918" cy="73077"/>
                       </a:xfrm>
                       <a:prstGeom prst="rect">
                         <a:avLst/>
@@ -1660,7 +1720,7 @@
                         </w:p>
                       </w:txbxContent>
                     </wps:txbx>
-                    <wps:bodyPr rot="0" spcFirstLastPara="0" vertOverflow="overflow" horzOverflow="overflow" vert="horz" wrap="square" lIns="9299" tIns="4649" rIns="9299" bIns="4649" numCol="1" spcCol="0" rtlCol="0" fromWordArt="0" anchor="ctr" anchorCtr="0" forceAA="0" compatLnSpc="1">
+                    <wps:bodyPr rot="0" spcFirstLastPara="0" vertOverflow="overflow" horzOverflow="overflow" vert="horz" wrap="square" lIns="9354" tIns="4677" rIns="9354" bIns="4677" numCol="1" spcCol="0" rtlCol="0" fromWordArt="0" anchor="ctr" anchorCtr="0" forceAA="0" compatLnSpc="1">
                       <a:prstTxWarp prst="textNoShape">
                         <a:avLst/>
                       </a:prstTxWarp>
@@ -1672,8 +1732,8 @@
                     <wps:cNvSpPr/>
                     <wps:spPr>
                       <a:xfrm>
-                        <a:off x="3944319" y="694518"/>
-                        <a:ext cx="144909" cy="101708"/>
+                        <a:off x="3932520" y="710796"/>
+                        <a:ext cx="145764" cy="102308"/>
                       </a:xfrm>
                       <a:prstGeom prst="roundRect">
                         <a:avLst/>
@@ -1721,7 +1781,7 @@
                         </w:p>
                       </w:txbxContent>
                     </wps:txbx>
-                    <wps:bodyPr rot="0" spcFirstLastPara="0" vertOverflow="overflow" horzOverflow="overflow" vert="horz" wrap="square" lIns="9299" tIns="4649" rIns="9299" bIns="4649" numCol="1" spcCol="0" rtlCol="0" fromWordArt="0" anchor="ctr" anchorCtr="0" forceAA="0" compatLnSpc="1">
+                    <wps:bodyPr rot="0" spcFirstLastPara="0" vertOverflow="overflow" horzOverflow="overflow" vert="horz" wrap="square" lIns="9354" tIns="4677" rIns="9354" bIns="4677" numCol="1" spcCol="0" rtlCol="0" fromWordArt="0" anchor="ctr" anchorCtr="0" forceAA="0" compatLnSpc="1">
                       <a:prstTxWarp prst="textNoShape">
                         <a:avLst/>
                       </a:prstTxWarp>
@@ -1733,8 +1793,8 @@
                     <wps:cNvSpPr/>
                     <wps:spPr>
                       <a:xfrm>
-                        <a:off x="4244211" y="571984"/>
-                        <a:ext cx="207677" cy="130767"/>
+                        <a:off x="4234182" y="582668"/>
+                        <a:ext cx="208903" cy="131539"/>
                       </a:xfrm>
                       <a:prstGeom prst="rect">
                         <a:avLst/>
@@ -1782,7 +1842,7 @@
                         </w:p>
                       </w:txbxContent>
                     </wps:txbx>
-                    <wps:bodyPr rot="0" spcFirstLastPara="0" vertOverflow="overflow" horzOverflow="overflow" vert="horz" wrap="square" lIns="9299" tIns="4649" rIns="9299" bIns="4649" numCol="1" spcCol="0" rtlCol="0" fromWordArt="0" anchor="ctr" anchorCtr="0" forceAA="0" compatLnSpc="1">
+                    <wps:bodyPr rot="0" spcFirstLastPara="0" vertOverflow="overflow" horzOverflow="overflow" vert="horz" wrap="square" lIns="9354" tIns="4677" rIns="9354" bIns="4677" numCol="1" spcCol="0" rtlCol="0" fromWordArt="0" anchor="ctr" anchorCtr="0" forceAA="0" compatLnSpc="1">
                       <a:prstTxWarp prst="textNoShape">
                         <a:avLst/>
                       </a:prstTxWarp>
@@ -1794,8 +1854,8 @@
                     <wps:cNvSpPr/>
                     <wps:spPr>
                       <a:xfrm>
-                        <a:off x="4529380" y="571984"/>
-                        <a:ext cx="210002" cy="130767"/>
+                        <a:off x="4521033" y="582668"/>
+                        <a:ext cx="211241" cy="131539"/>
                       </a:xfrm>
                       <a:prstGeom prst="roundRect">
                         <a:avLst/>
@@ -1843,7 +1903,7 @@
                         </w:p>
                       </w:txbxContent>
                     </wps:txbx>
-                    <wps:bodyPr rot="0" spcFirstLastPara="0" vertOverflow="overflow" horzOverflow="overflow" vert="horz" wrap="square" lIns="9299" tIns="4649" rIns="9299" bIns="4649" numCol="1" spcCol="0" rtlCol="0" fromWordArt="0" anchor="ctr" anchorCtr="0" forceAA="0" compatLnSpc="1">
+                    <wps:bodyPr rot="0" spcFirstLastPara="0" vertOverflow="overflow" horzOverflow="overflow" vert="horz" wrap="square" lIns="9354" tIns="4677" rIns="9354" bIns="4677" numCol="1" spcCol="0" rtlCol="0" fromWordArt="0" anchor="ctr" anchorCtr="0" forceAA="0" compatLnSpc="1">
                       <a:prstTxWarp prst="textNoShape">
                         <a:avLst/>
                       </a:prstTxWarp>
@@ -1855,8 +1915,8 @@
                     <wps:cNvSpPr/>
                     <wps:spPr>
                       <a:xfrm>
-                        <a:off x="4894365" y="389153"/>
-                        <a:ext cx="144909" cy="130767"/>
+                        <a:off x="4888173" y="391449"/>
+                        <a:ext cx="145764" cy="131539"/>
                       </a:xfrm>
                       <a:prstGeom prst="rect">
                         <a:avLst/>
@@ -1904,7 +1964,7 @@
                         </w:p>
                       </w:txbxContent>
                     </wps:txbx>
-                    <wps:bodyPr rot="0" spcFirstLastPara="0" vertOverflow="overflow" horzOverflow="overflow" vert="horz" wrap="square" lIns="9299" tIns="4649" rIns="9299" bIns="4649" numCol="1" spcCol="0" rtlCol="0" fromWordArt="0" anchor="ctr" anchorCtr="0" forceAA="0" compatLnSpc="1">
+                    <wps:bodyPr rot="0" spcFirstLastPara="0" vertOverflow="overflow" horzOverflow="overflow" vert="horz" wrap="square" lIns="9354" tIns="4677" rIns="9354" bIns="4677" numCol="1" spcCol="0" rtlCol="0" fromWordArt="0" anchor="ctr" anchorCtr="0" forceAA="0" compatLnSpc="1">
                       <a:prstTxWarp prst="textNoShape">
                         <a:avLst/>
                       </a:prstTxWarp>
@@ -1916,8 +1976,8 @@
                     <wps:cNvSpPr/>
                     <wps:spPr>
                       <a:xfrm>
-                        <a:off x="5116765" y="374623"/>
-                        <a:ext cx="210002" cy="159826"/>
+                        <a:off x="5111886" y="362219"/>
+                        <a:ext cx="211241" cy="190000"/>
                       </a:xfrm>
                       <a:prstGeom prst="roundRect">
                         <a:avLst/>
@@ -1960,12 +2020,22 @@
                               <w:color w:val="000000"/>
                               <w:sz w:val="4"/>
                             </w:rPr>
-                            <w:t xml:space="preserve">Erxriuy Ezfvqi Xqwvx, Dfyhs, Ariwj, Fypq Wbnypu</w:t>
+                            <w:t xml:space="preserve">Erxriuy Ezfvqi</w:t>
+                          </w:r>
+                          <w:r>
+                            <w:br/>
+                          </w:r>
+                          <w:r>
+                            <w:rPr>
+                              <w:color w:val="000000"/>
+                              <w:sz w:val="4"/>
+                            </w:rPr>
+                            <w:t xml:space="preserve">Xqwvx, Dfyhs, Ariwj, Fypq Wbnypu</w:t>
                           </w:r>
                         </w:p>
                       </w:txbxContent>
                     </wps:txbx>
-                    <wps:bodyPr rot="0" spcFirstLastPara="0" vertOverflow="overflow" horzOverflow="overflow" vert="horz" wrap="square" lIns="9299" tIns="4649" rIns="9299" bIns="4649" numCol="1" spcCol="0" rtlCol="0" fromWordArt="0" anchor="ctr" anchorCtr="0" forceAA="0" compatLnSpc="1">
+                    <wps:bodyPr rot="0" spcFirstLastPara="0" vertOverflow="overflow" horzOverflow="overflow" vert="horz" wrap="square" lIns="9354" tIns="4677" rIns="9354" bIns="4677" numCol="1" spcCol="0" rtlCol="0" fromWordArt="0" anchor="ctr" anchorCtr="0" forceAA="0" compatLnSpc="1">
                       <a:prstTxWarp prst="textNoShape">
                         <a:avLst/>
                       </a:prstTxWarp>
@@ -1977,8 +2047,8 @@
                     <wps:cNvSpPr/>
                     <wps:spPr>
                       <a:xfrm>
-                        <a:off x="5481751" y="374623"/>
-                        <a:ext cx="172806" cy="159826"/>
+                        <a:off x="5479025" y="376834"/>
+                        <a:ext cx="173826" cy="160770"/>
                       </a:xfrm>
                       <a:prstGeom prst="rect">
                         <a:avLst/>
@@ -2021,12 +2091,22 @@
                               <w:color w:val="000000"/>
                               <w:sz w:val="4"/>
                             </w:rPr>
-                            <w:t xml:space="preserve">Bhgwangl Lnquwua &amp; Vldnbrkpcl Hufgwibl</w:t>
+                            <w:t xml:space="preserve">Bhgwangl Lnquwua &amp;</w:t>
+                          </w:r>
+                          <w:r>
+                            <w:br/>
+                          </w:r>
+                          <w:r>
+                            <w:rPr>
+                              <w:color w:val="000000"/>
+                              <w:sz w:val="4"/>
+                            </w:rPr>
+                            <w:t xml:space="preserve">Vldnbrkpcl Hufgwibl</w:t>
                           </w:r>
                         </w:p>
                       </w:txbxContent>
                     </wps:txbx>
-                    <wps:bodyPr rot="0" spcFirstLastPara="0" vertOverflow="overflow" horzOverflow="overflow" vert="horz" wrap="square" lIns="9299" tIns="4649" rIns="9299" bIns="4649" numCol="1" spcCol="0" rtlCol="0" fromWordArt="0" anchor="ctr" anchorCtr="0" forceAA="0" compatLnSpc="1">
+                    <wps:bodyPr rot="0" spcFirstLastPara="0" vertOverflow="overflow" horzOverflow="overflow" vert="horz" wrap="square" lIns="9354" tIns="4677" rIns="9354" bIns="4677" numCol="1" spcCol="0" rtlCol="0" fromWordArt="0" anchor="ctr" anchorCtr="0" forceAA="0" compatLnSpc="1">
                       <a:prstTxWarp prst="textNoShape">
                         <a:avLst/>
                       </a:prstTxWarp>
@@ -2038,8 +2118,8 @@
                     <wps:cNvSpPr/>
                     <wps:spPr>
                       <a:xfrm>
-                        <a:off x="5732048" y="360093"/>
-                        <a:ext cx="172806" cy="188886"/>
+                        <a:off x="5730800" y="362219"/>
+                        <a:ext cx="173826" cy="190000"/>
                       </a:xfrm>
                       <a:prstGeom prst="roundRect">
                         <a:avLst/>
@@ -2082,12 +2162,22 @@
                               <w:color w:val="000000"/>
                               <w:sz w:val="4"/>
                             </w:rPr>
-                            <w:t xml:space="preserve">Erxriuy Qgmzwpn Xdmnhhvkew Rzeel Bygarnbnp</w:t>
+                            <w:t xml:space="preserve">Erxriuy Qgmzwpn</w:t>
+                          </w:r>
+                          <w:r>
+                            <w:br/>
+                          </w:r>
+                          <w:r>
+                            <w:rPr>
+                              <w:color w:val="000000"/>
+                              <w:sz w:val="4"/>
+                            </w:rPr>
+                            <w:t xml:space="preserve">Xdmnhhvkew Rzeel Bygarnbnp</w:t>
                           </w:r>
                         </w:p>
                       </w:txbxContent>
                     </wps:txbx>
-                    <wps:bodyPr rot="0" spcFirstLastPara="0" vertOverflow="overflow" horzOverflow="overflow" vert="horz" wrap="square" lIns="9299" tIns="4649" rIns="9299" bIns="4649" numCol="1" spcCol="0" rtlCol="0" fromWordArt="0" anchor="ctr" anchorCtr="0" forceAA="0" compatLnSpc="1">
+                    <wps:bodyPr rot="0" spcFirstLastPara="0" vertOverflow="overflow" horzOverflow="overflow" vert="horz" wrap="square" lIns="9354" tIns="4677" rIns="9354" bIns="4677" numCol="1" spcCol="0" rtlCol="0" fromWordArt="0" anchor="ctr" anchorCtr="0" forceAA="0" compatLnSpc="1">
                       <a:prstTxWarp prst="textNoShape">
                         <a:avLst/>
                       </a:prstTxWarp>
@@ -2099,8 +2189,8 @@
                     <wps:cNvSpPr/>
                     <wps:spPr>
                       <a:xfrm>
-                        <a:off x="38746" y="595958"/>
-                        <a:ext cx="196054" cy="188886"/>
+                        <a:off x="38974" y="599475"/>
+                        <a:ext cx="197211" cy="190000"/>
                       </a:xfrm>
                       <a:prstGeom prst="rect">
                         <a:avLst/>
@@ -2148,7 +2238,7 @@
                         </w:p>
                       </w:txbxContent>
                     </wps:txbx>
-                    <wps:bodyPr rot="0" spcFirstLastPara="0" vertOverflow="overflow" horzOverflow="overflow" vert="horz" wrap="square" lIns="9299" tIns="4649" rIns="9299" bIns="4649" numCol="1" spcCol="0" rtlCol="0" fromWordArt="0" anchor="ctr" anchorCtr="0" forceAA="0" compatLnSpc="1">
+                    <wps:bodyPr rot="0" spcFirstLastPara="0" vertOverflow="overflow" horzOverflow="overflow" vert="horz" wrap="square" lIns="9354" tIns="4677" rIns="9354" bIns="4677" numCol="1" spcCol="0" rtlCol="0" fromWordArt="0" anchor="ctr" anchorCtr="0" forceAA="0" compatLnSpc="1">
                       <a:prstTxWarp prst="textNoShape">
                         <a:avLst/>
                       </a:prstTxWarp>
@@ -2163,8 +2253,8 @@
                     </wps:cNvCnPr>
                     <wps:spPr>
                       <a:xfrm>
-                        <a:off x="226663" y="114058"/>
-                        <a:ext cx="124374" cy="96864"/>
+                        <a:off x="228000" y="114731"/>
+                        <a:ext cx="125108" cy="97436"/>
                       </a:xfrm>
                       <a:prstGeom prst="line">
                         <a:avLst/>
@@ -2201,8 +2291,8 @@
                     </wps:cNvCnPr>
                     <wps:spPr>
                       <a:xfrm flipV="1">
-                        <a:off x="216201" y="210922"/>
-                        <a:ext cx="134836" cy="106551"/>
+                        <a:off x="217477" y="212167"/>
+                        <a:ext cx="135631" cy="107180"/>
                       </a:xfrm>
                       <a:prstGeom prst="line">
                         <a:avLst/>
@@ -2239,8 +2329,8 @@
                     </wps:cNvCnPr>
                     <wps:spPr>
                       <a:xfrm>
-                        <a:off x="509894" y="210922"/>
-                        <a:ext cx="80979" cy="92021"/>
+                        <a:off x="512903" y="212167"/>
+                        <a:ext cx="77949" cy="92564"/>
                       </a:xfrm>
                       <a:prstGeom prst="line">
                         <a:avLst/>
@@ -2277,8 +2367,8 @@
                     </wps:cNvCnPr>
                     <wps:spPr>
                       <a:xfrm flipV="1">
-                        <a:off x="509894" y="114058"/>
-                        <a:ext cx="77492" cy="96864"/>
+                        <a:off x="512903" y="114731"/>
+                        <a:ext cx="77949" cy="97436"/>
                       </a:xfrm>
                       <a:prstGeom prst="line">
                         <a:avLst/>
@@ -2315,8 +2405,8 @@
                     </wps:cNvCnPr>
                     <wps:spPr>
                       <a:xfrm flipV="1">
-                        <a:off x="796225" y="210922"/>
-                        <a:ext cx="158471" cy="92021"/>
+                        <a:off x="804432" y="212167"/>
+                        <a:ext cx="155898" cy="92564"/>
                       </a:xfrm>
                       <a:prstGeom prst="line">
                         <a:avLst/>
@@ -2353,8 +2443,8 @@
                     </wps:cNvCnPr>
                     <wps:spPr>
                       <a:xfrm>
-                        <a:off x="799713" y="114058"/>
-                        <a:ext cx="154983" cy="96864"/>
+                        <a:off x="804432" y="114731"/>
+                        <a:ext cx="155898" cy="97436"/>
                       </a:xfrm>
                       <a:prstGeom prst="line">
                         <a:avLst/>
@@ -2391,8 +2481,8 @@
                     </wps:cNvCnPr>
                     <wps:spPr>
                       <a:xfrm>
-                        <a:off x="1085656" y="210922"/>
-                        <a:ext cx="77492" cy="0"/>
+                        <a:off x="1092063" y="212167"/>
+                        <a:ext cx="77949" cy="0"/>
                       </a:xfrm>
                       <a:prstGeom prst="line">
                         <a:avLst/>
@@ -2429,8 +2519,8 @@
                     </wps:cNvCnPr>
                     <wps:spPr>
                       <a:xfrm>
-                        <a:off x="1359201" y="210922"/>
-                        <a:ext cx="154983" cy="82577"/>
+                        <a:off x="1367223" y="212167"/>
+                        <a:ext cx="155898" cy="83064"/>
                       </a:xfrm>
                       <a:prstGeom prst="line">
                         <a:avLst/>
@@ -2467,8 +2557,8 @@
                     </wps:cNvCnPr>
                     <wps:spPr>
                       <a:xfrm>
-                        <a:off x="1659094" y="293499"/>
-                        <a:ext cx="77491" cy="0"/>
+                        <a:off x="1668885" y="295231"/>
+                        <a:ext cx="77949" cy="0"/>
                       </a:xfrm>
                       <a:prstGeom prst="line">
                         <a:avLst/>
@@ -2505,8 +2595,8 @@
                     </wps:cNvCnPr>
                     <wps:spPr>
                       <a:xfrm>
-                        <a:off x="1909391" y="293499"/>
-                        <a:ext cx="77492" cy="52065"/>
+                        <a:off x="1920660" y="295231"/>
+                        <a:ext cx="77949" cy="57244"/>
                       </a:xfrm>
                       <a:prstGeom prst="line">
                         <a:avLst/>
@@ -2543,8 +2633,8 @@
                     </wps:cNvCnPr>
                     <wps:spPr>
                       <a:xfrm>
-                        <a:off x="2187586" y="345564"/>
-                        <a:ext cx="77491" cy="0"/>
+                        <a:off x="2200496" y="352475"/>
+                        <a:ext cx="77949" cy="0"/>
                       </a:xfrm>
                       <a:prstGeom prst="line">
                         <a:avLst/>
@@ -2581,8 +2671,8 @@
                     </wps:cNvCnPr>
                     <wps:spPr>
                       <a:xfrm flipV="1">
-                        <a:off x="1359201" y="165154"/>
-                        <a:ext cx="1186396" cy="45768"/>
+                        <a:off x="1367223" y="166128"/>
+                        <a:ext cx="1158320" cy="46039"/>
                       </a:xfrm>
                       <a:prstGeom prst="line">
                         <a:avLst/>
@@ -2619,8 +2709,8 @@
                     </wps:cNvCnPr>
                     <wps:spPr>
                       <a:xfrm flipV="1">
-                        <a:off x="2468105" y="165154"/>
-                        <a:ext cx="77492" cy="180410"/>
+                        <a:off x="2447594" y="166128"/>
+                        <a:ext cx="77949" cy="186347"/>
                       </a:xfrm>
                       <a:prstGeom prst="line">
                         <a:avLst/>
@@ -2657,8 +2747,8 @@
                     </wps:cNvCnPr>
                     <wps:spPr>
                       <a:xfrm flipV="1">
-                        <a:off x="1909391" y="165154"/>
-                        <a:ext cx="636206" cy="128345"/>
+                        <a:off x="1920660" y="166128"/>
+                        <a:ext cx="604883" cy="129103"/>
                       </a:xfrm>
                       <a:prstGeom prst="line">
                         <a:avLst/>
@@ -2695,8 +2785,8 @@
                     </wps:cNvCnPr>
                     <wps:spPr>
                       <a:xfrm>
-                        <a:off x="2718403" y="165154"/>
-                        <a:ext cx="116237" cy="0"/>
+                        <a:off x="2699369" y="166128"/>
+                        <a:ext cx="116923" cy="0"/>
                       </a:xfrm>
                       <a:prstGeom prst="line">
                         <a:avLst/>
@@ -2733,8 +2823,8 @@
                     </wps:cNvCnPr>
                     <wps:spPr>
                       <a:xfrm flipV="1">
-                        <a:off x="3028369" y="683621"/>
-                        <a:ext cx="151108" cy="61751"/>
+                        <a:off x="3011164" y="697399"/>
+                        <a:ext cx="152000" cy="64551"/>
                       </a:xfrm>
                       <a:prstGeom prst="line">
                         <a:avLst/>
@@ -2771,8 +2861,8 @@
                     </wps:cNvCnPr>
                     <wps:spPr>
                       <a:xfrm>
-                        <a:off x="2948940" y="245067"/>
-                        <a:ext cx="309966" cy="402229"/>
+                        <a:off x="2931267" y="246513"/>
+                        <a:ext cx="311795" cy="414347"/>
                       </a:xfrm>
                       <a:prstGeom prst="line">
                         <a:avLst/>
@@ -2809,8 +2899,8 @@
                     </wps:cNvCnPr>
                     <wps:spPr>
                       <a:xfrm>
-                        <a:off x="3338335" y="683621"/>
-                        <a:ext cx="77491" cy="0"/>
+                        <a:off x="3322960" y="697399"/>
+                        <a:ext cx="77948" cy="0"/>
                       </a:xfrm>
                       <a:prstGeom prst="line">
                         <a:avLst/>
@@ -2847,8 +2937,8 @@
                     </wps:cNvCnPr>
                     <wps:spPr>
                       <a:xfrm>
-                        <a:off x="3063240" y="118659"/>
-                        <a:ext cx="588936" cy="626713"/>
+                        <a:off x="3046241" y="119359"/>
+                        <a:ext cx="592411" cy="642591"/>
                       </a:xfrm>
                       <a:custGeom>
                         <a:avLst/>
@@ -2857,30 +2947,30 @@
                         <a:cxnLst/>
                         <a:rect l="0" t="0" r="0" b="0"/>
                         <a:pathLst>
-                          <a:path w="588936" h="626713">
+                          <a:path w="592411" h="642591">
                             <a:moveTo>
-                              <a:pt x="0" y="46495"/>
+                              <a:pt x="0" y="46769"/>
                             </a:moveTo>
                             <a:lnTo>
-                              <a:pt x="38746" y="0"/>
+                              <a:pt x="38975" y="0"/>
                             </a:lnTo>
                             <a:lnTo>
-                              <a:pt x="77492" y="388668"/>
+                              <a:pt x="77949" y="400706"/>
                             </a:lnTo>
                             <a:lnTo>
-                              <a:pt x="195666" y="388668"/>
+                              <a:pt x="196821" y="400706"/>
                             </a:lnTo>
                             <a:lnTo>
-                              <a:pt x="313841" y="388668"/>
+                              <a:pt x="315693" y="400706"/>
                             </a:lnTo>
                             <a:lnTo>
-                              <a:pt x="432015" y="388668"/>
+                              <a:pt x="434565" y="400706"/>
                             </a:lnTo>
                             <a:lnTo>
-                              <a:pt x="550190" y="388668"/>
+                              <a:pt x="553437" y="400706"/>
                             </a:lnTo>
                             <a:lnTo>
-                              <a:pt x="588936" y="626713"/>
+                              <a:pt x="592411" y="642591"/>
                             </a:lnTo>
                           </a:path>
                         </a:pathLst>
@@ -2917,8 +3007,8 @@
                     </wps:cNvCnPr>
                     <wps:spPr>
                       <a:xfrm>
-                        <a:off x="3574684" y="683621"/>
-                        <a:ext cx="77492" cy="61751"/>
+                        <a:off x="3560704" y="697399"/>
+                        <a:ext cx="77948" cy="64551"/>
                       </a:xfrm>
                       <a:prstGeom prst="line">
                         <a:avLst/>
@@ -2955,8 +3045,8 @@
                     </wps:cNvCnPr>
                     <wps:spPr>
                       <a:xfrm>
-                        <a:off x="3866827" y="745372"/>
-                        <a:ext cx="77492" cy="0"/>
+                        <a:off x="3854571" y="761950"/>
+                        <a:ext cx="77949" cy="0"/>
                       </a:xfrm>
                       <a:prstGeom prst="line">
                         <a:avLst/>
@@ -2993,8 +3083,8 @@
                     </wps:cNvCnPr>
                     <wps:spPr>
                       <a:xfrm>
-                        <a:off x="2468105" y="345564"/>
-                        <a:ext cx="1776106" cy="291804"/>
+                        <a:off x="2447594" y="352475"/>
+                        <a:ext cx="1786588" cy="295962"/>
                       </a:xfrm>
                       <a:prstGeom prst="line">
                         <a:avLst/>
@@ -3028,8 +3118,8 @@
                     <wps:cNvSpPr txBox="1"/>
                     <wps:spPr>
                       <a:xfrm>
-                        <a:off x="3299124" y="479842"/>
-                        <a:ext cx="114068" cy="23247"/>
+                        <a:off x="3283517" y="488763"/>
+                        <a:ext cx="114741" cy="23385"/>
                       </a:xfrm>
                       <a:prstGeom prst="rect">
                         <a:avLst/>
@@ -3058,7 +3148,7 @@
                         </w:p>
                       </w:txbxContent>
                     </wps:txbx>
-                    <wps:bodyPr rot="0" vert="horz" wrap="none" lIns="3875" tIns="0" rIns="3875" bIns="0" anchor="ctr" anchorCtr="1">
+                    <wps:bodyPr rot="0" vert="horz" wrap="none" lIns="3897" tIns="0" rIns="3897" bIns="0" anchor="ctr" anchorCtr="1">
                       <a:noAutofit/>
                     </wps:bodyPr>
                   </wps:wsp>
@@ -3070,8 +3160,8 @@
                     </wps:cNvCnPr>
                     <wps:spPr>
                       <a:xfrm flipV="1">
-                        <a:off x="3574684" y="637368"/>
-                        <a:ext cx="669527" cy="46253"/>
+                        <a:off x="3560704" y="648437"/>
+                        <a:ext cx="673478" cy="48962"/>
                       </a:xfrm>
                       <a:prstGeom prst="line">
                         <a:avLst/>
@@ -3105,8 +3195,8 @@
                     <wps:cNvSpPr txBox="1"/>
                     <wps:spPr>
                       <a:xfrm>
-                        <a:off x="3852413" y="648871"/>
-                        <a:ext cx="114068" cy="23247"/>
+                        <a:off x="3840072" y="661225"/>
+                        <a:ext cx="114741" cy="23385"/>
                       </a:xfrm>
                       <a:prstGeom prst="rect">
                         <a:avLst/>
@@ -3135,7 +3225,7 @@
                         </w:p>
                       </w:txbxContent>
                     </wps:txbx>
-                    <wps:bodyPr rot="0" vert="horz" wrap="none" lIns="3875" tIns="0" rIns="3875" bIns="0" anchor="ctr" anchorCtr="1">
+                    <wps:bodyPr rot="0" vert="horz" wrap="none" lIns="3897" tIns="0" rIns="3897" bIns="0" anchor="ctr" anchorCtr="1">
                       <a:noAutofit/>
                     </wps:bodyPr>
                   </wps:wsp>
@@ -3147,8 +3237,8 @@
                     </wps:cNvCnPr>
                     <wps:spPr>
                       <a:xfrm flipV="1">
-                        <a:off x="4089228" y="637368"/>
-                        <a:ext cx="154983" cy="108004"/>
+                        <a:off x="4078284" y="648437"/>
+                        <a:ext cx="155898" cy="113513"/>
                       </a:xfrm>
                       <a:prstGeom prst="line">
                         <a:avLst/>
@@ -3182,8 +3272,8 @@
                     <wps:cNvSpPr txBox="1"/>
                     <wps:spPr>
                       <a:xfrm>
-                        <a:off x="4107826" y="679746"/>
-                        <a:ext cx="117787" cy="23247"/>
+                        <a:off x="4096992" y="693501"/>
+                        <a:ext cx="118482" cy="23385"/>
                       </a:xfrm>
                       <a:prstGeom prst="rect">
                         <a:avLst/>
@@ -3212,7 +3302,7 @@
                         </w:p>
                       </w:txbxContent>
                     </wps:txbx>
-                    <wps:bodyPr rot="0" vert="horz" wrap="none" lIns="3875" tIns="0" rIns="3875" bIns="0" anchor="ctr" anchorCtr="1">
+                    <wps:bodyPr rot="0" vert="horz" wrap="none" lIns="3897" tIns="0" rIns="3897" bIns="0" anchor="ctr" anchorCtr="1">
                       <a:noAutofit/>
                     </wps:bodyPr>
                   </wps:wsp>
@@ -3224,8 +3314,8 @@
                     </wps:cNvCnPr>
                     <wps:spPr>
                       <a:xfrm>
-                        <a:off x="4451888" y="637368"/>
-                        <a:ext cx="77492" cy="0"/>
+                        <a:off x="4443085" y="648437"/>
+                        <a:ext cx="77948" cy="0"/>
                       </a:xfrm>
                       <a:prstGeom prst="line">
                         <a:avLst/>
@@ -3262,8 +3352,8 @@
                     </wps:cNvCnPr>
                     <wps:spPr>
                       <a:xfrm>
-                        <a:off x="3063240" y="165154"/>
-                        <a:ext cx="1831125" cy="289382"/>
+                        <a:off x="3046241" y="166128"/>
+                        <a:ext cx="1841932" cy="291091"/>
                       </a:xfrm>
                       <a:prstGeom prst="line">
                         <a:avLst/>
@@ -3300,8 +3390,8 @@
                     </wps:cNvCnPr>
                     <wps:spPr>
                       <a:xfrm flipV="1">
-                        <a:off x="4739382" y="454536"/>
-                        <a:ext cx="154983" cy="182832"/>
+                        <a:off x="4732275" y="457219"/>
+                        <a:ext cx="155898" cy="191218"/>
                       </a:xfrm>
                       <a:prstGeom prst="line">
                         <a:avLst/>
@@ -3338,8 +3428,8 @@
                     </wps:cNvCnPr>
                     <wps:spPr>
                       <a:xfrm>
-                        <a:off x="5039274" y="454536"/>
-                        <a:ext cx="77491" cy="0"/>
+                        <a:off x="5033937" y="457219"/>
+                        <a:ext cx="77949" cy="0"/>
                       </a:xfrm>
                       <a:prstGeom prst="line">
                         <a:avLst/>
@@ -3376,8 +3466,8 @@
                     </wps:cNvCnPr>
                     <wps:spPr>
                       <a:xfrm>
-                        <a:off x="5326767" y="454536"/>
-                        <a:ext cx="154984" cy="0"/>
+                        <a:off x="5323127" y="457219"/>
+                        <a:ext cx="155898" cy="0"/>
                       </a:xfrm>
                       <a:prstGeom prst="line">
                         <a:avLst/>
@@ -3414,8 +3504,8 @@
                     </wps:cNvCnPr>
                     <wps:spPr>
                       <a:xfrm>
-                        <a:off x="5568154" y="374623"/>
-                        <a:ext cx="0" cy="159826"/>
+                        <a:off x="5565938" y="376834"/>
+                        <a:ext cx="0" cy="160769"/>
                       </a:xfrm>
                       <a:prstGeom prst="line">
                         <a:avLst/>
@@ -3449,8 +3539,8 @@
                     <wps:cNvSpPr txBox="1"/>
                     <wps:spPr>
                       <a:xfrm>
-                        <a:off x="5469275" y="442913"/>
-                        <a:ext cx="197758" cy="23247"/>
+                        <a:off x="5466475" y="445526"/>
+                        <a:ext cx="198925" cy="23385"/>
                       </a:xfrm>
                       <a:prstGeom prst="rect">
                         <a:avLst/>
@@ -3479,7 +3569,7 @@
                         </w:p>
                       </w:txbxContent>
                     </wps:txbx>
-                    <wps:bodyPr rot="0" vert="horz" wrap="none" lIns="3875" tIns="0" rIns="3875" bIns="0" anchor="ctr" anchorCtr="1">
+                    <wps:bodyPr rot="0" vert="horz" wrap="none" lIns="3897" tIns="0" rIns="3897" bIns="0" anchor="ctr" anchorCtr="1">
                       <a:noAutofit/>
                     </wps:bodyPr>
                   </wps:wsp>
@@ -3491,8 +3581,8 @@
                     </wps:cNvCnPr>
                     <wps:spPr>
                       <a:xfrm>
-                        <a:off x="5654557" y="454536"/>
-                        <a:ext cx="77491" cy="0"/>
+                        <a:off x="5652851" y="457219"/>
+                        <a:ext cx="77949" cy="0"/>
                       </a:xfrm>
                       <a:prstGeom prst="line">
                         <a:avLst/>

--- a/test-corpus/corpus/generated/large2.docx
+++ b/test-corpus/corpus/generated/large2.docx
@@ -3498,18 +3498,44 @@
                   </wps:wsp>
                   <wps:wsp>
                     <wps:cNvPr id="79" name="Q10--Q10"/>
-                    <wps:cNvCnPr>
-                      <a:stCxn id="44" idx="0"/>
-                      <a:endCxn id="44" idx="2"/>
-                    </wps:cNvCnPr>
-                    <wps:spPr>
-                      <a:xfrm>
-                        <a:off x="5565938" y="376834"/>
-                        <a:ext cx="0" cy="160769"/>
-                      </a:xfrm>
-                      <a:prstGeom prst="line">
-                        <a:avLst/>
-                      </a:prstGeom>
+                    <wps:cNvSpPr/>
+                    <wps:spPr>
+                      <a:xfrm>
+                        <a:off x="5479025" y="490834"/>
+                        <a:ext cx="173826" cy="43846"/>
+                      </a:xfrm>
+                      <a:custGeom>
+                        <a:avLst/>
+                        <a:gdLst/>
+                        <a:ahLst/>
+                        <a:cxnLst/>
+                        <a:rect l="0" t="0" r="0" b="0"/>
+                        <a:pathLst>
+                          <a:path w="173826" h="43846">
+                            <a:moveTo>
+                              <a:pt x="23177" y="0"/>
+                            </a:moveTo>
+                            <a:lnTo>
+                              <a:pt x="0" y="29231"/>
+                            </a:lnTo>
+                            <a:lnTo>
+                              <a:pt x="0" y="36539"/>
+                            </a:lnTo>
+                            <a:lnTo>
+                              <a:pt x="86913" y="43846"/>
+                            </a:lnTo>
+                            <a:lnTo>
+                              <a:pt x="173826" y="36539"/>
+                            </a:lnTo>
+                            <a:lnTo>
+                              <a:pt x="173826" y="29231"/>
+                            </a:lnTo>
+                            <a:lnTo>
+                              <a:pt x="150649" y="0"/>
+                            </a:lnTo>
+                          </a:path>
+                        </a:pathLst>
+                      </a:custGeom>
                       <a:ln w="3175" cap="flat" cmpd="sng" algn="ctr">
                         <a:solidFill>
                           <a:srgbClr val="2F5496"/>
@@ -3539,7 +3565,7 @@
                     <wps:cNvSpPr txBox="1"/>
                     <wps:spPr>
                       <a:xfrm>
-                        <a:off x="5466475" y="445526"/>
+                        <a:off x="5466475" y="522988"/>
                         <a:ext cx="198925" cy="23385"/>
                       </a:xfrm>
                       <a:prstGeom prst="rect">
